--- a/04_Assessment_Attendance_and_Credit_Reporting/TAS2O_Teacher_Daily_Lesson_Log_AI_Enhanced.docx
+++ b/04_Assessment_Attendance_and_Credit_Reporting/TAS2O_Teacher_Daily_Lesson_Log_AI_Enhanced.docx
@@ -178,7 +178,7 @@
                 <w:b w:val="0"/>
                 <w:sz w:val="16"/>
               </w:rPr>
-              <w:t>[Insert School Name]</w:t>
+              <w:t>Webtree Academy</w:t>
             </w:r>
           </w:p>
         </w:tc>
@@ -218,7 +218,7 @@
                 <w:b w:val="0"/>
                 <w:sz w:val="16"/>
               </w:rPr>
-              <w:t>[Insert BSID]</w:t>
+              <w:t>883796</w:t>
             </w:r>
           </w:p>
         </w:tc>
@@ -342,7 +342,7 @@
                 <w:b w:val="0"/>
                 <w:sz w:val="16"/>
               </w:rPr>
-              <w:t>[Insert Teacher Name]</w:t>
+              <w:t>Carlos Chen</w:t>
             </w:r>
           </w:p>
         </w:tc>
@@ -382,7 +382,7 @@
                 <w:b w:val="0"/>
                 <w:sz w:val="16"/>
               </w:rPr>
-              <w:t>[Insert Principal Name]</w:t>
+              <w:t>Henry Michels</w:t>
             </w:r>
           </w:p>
         </w:tc>
@@ -424,7 +424,7 @@
                 <w:b w:val="0"/>
                 <w:sz w:val="16"/>
               </w:rPr>
-              <w:t>[Insert Term]</w:t>
+              <w:t>Summer 2026 / Term 1 / Term 2</w:t>
             </w:r>
           </w:p>
         </w:tc>
@@ -464,7 +464,7 @@
                 <w:b w:val="0"/>
                 <w:sz w:val="16"/>
               </w:rPr>
-              <w:t>[Insert School Year]</w:t>
+              <w:t>2026-2027</w:t>
             </w:r>
           </w:p>
         </w:tc>
@@ -2710,7 +2710,7 @@
                 <w:b w:val="0"/>
                 <w:sz w:val="16"/>
               </w:rPr>
-              <w:t>[Insert Date]</w:t>
+              <w:t>2026-05-12</w:t>
             </w:r>
           </w:p>
         </w:tc>
@@ -8833,7 +8833,7 @@
                 <w:b w:val="0"/>
                 <w:sz w:val="16"/>
               </w:rPr>
-              <w:t>[Insert Name]</w:t>
+              <w:t>Carlos Chen</w:t>
             </w:r>
           </w:p>
         </w:tc>
@@ -9301,7 +9301,7 @@
       <w:rPr>
         <w:sz w:val="16"/>
       </w:rPr>
-      <w:t>TAS2O Teacher Daily Lesson Log - AI-Enhanced OSSD Credit Course | [Insert School Name]</w:t>
+      <w:t>TAS2O Teacher Daily Lesson Log - AI-Enhanced OSSD Credit Course | Webtree Academy</w:t>
     </w:r>
   </w:p>
 </w:ftr>

--- a/04_Assessment_Attendance_and_Credit_Reporting/TAS2O_Teacher_Daily_Lesson_Log_AI_Enhanced.docx
+++ b/04_Assessment_Attendance_and_Credit_Reporting/TAS2O_Teacher_Daily_Lesson_Log_AI_Enhanced.docx
@@ -64,15 +64,6 @@
           </w:tcPr>
           <w:p>
             <w:r>
-              <w:rPr>
-                <w:sz w:val="16"/>
-              </w:rPr>
-            </w:r>
-            <w:r>
-              <w:rPr>
-                <w:b/>
-                <w:sz w:val="16"/>
-              </w:rPr>
               <w:t>Field</w:t>
             </w:r>
           </w:p>
@@ -85,15 +76,6 @@
           </w:tcPr>
           <w:p>
             <w:r>
-              <w:rPr>
-                <w:sz w:val="16"/>
-              </w:rPr>
-            </w:r>
-            <w:r>
-              <w:rPr>
-                <w:b/>
-                <w:sz w:val="16"/>
-              </w:rPr>
               <w:t>Information</w:t>
             </w:r>
           </w:p>
@@ -106,15 +88,6 @@
           </w:tcPr>
           <w:p>
             <w:r>
-              <w:rPr>
-                <w:sz w:val="16"/>
-              </w:rPr>
-            </w:r>
-            <w:r>
-              <w:rPr>
-                <w:b/>
-                <w:sz w:val="16"/>
-              </w:rPr>
               <w:t>Field</w:t>
             </w:r>
           </w:p>
@@ -127,15 +100,6 @@
           </w:tcPr>
           <w:p>
             <w:r>
-              <w:rPr>
-                <w:sz w:val="16"/>
-              </w:rPr>
-            </w:r>
-            <w:r>
-              <w:rPr>
-                <w:b/>
-                <w:sz w:val="16"/>
-              </w:rPr>
               <w:t>Information</w:t>
             </w:r>
           </w:p>
@@ -149,15 +113,6 @@
           </w:tcPr>
           <w:p>
             <w:r>
-              <w:rPr>
-                <w:sz w:val="16"/>
-              </w:rPr>
-            </w:r>
-            <w:r>
-              <w:rPr>
-                <w:b w:val="0"/>
-                <w:sz w:val="16"/>
-              </w:rPr>
               <w:t>School Name</w:t>
             </w:r>
           </w:p>
@@ -169,15 +124,6 @@
           </w:tcPr>
           <w:p>
             <w:r>
-              <w:rPr>
-                <w:sz w:val="16"/>
-              </w:rPr>
-            </w:r>
-            <w:r>
-              <w:rPr>
-                <w:b w:val="0"/>
-                <w:sz w:val="16"/>
-              </w:rPr>
               <w:t>Webtree Academy</w:t>
             </w:r>
           </w:p>
@@ -189,15 +135,6 @@
           </w:tcPr>
           <w:p>
             <w:r>
-              <w:rPr>
-                <w:sz w:val="16"/>
-              </w:rPr>
-            </w:r>
-            <w:r>
-              <w:rPr>
-                <w:b w:val="0"/>
-                <w:sz w:val="16"/>
-              </w:rPr>
               <w:t>BSID</w:t>
             </w:r>
           </w:p>
@@ -209,15 +146,6 @@
           </w:tcPr>
           <w:p>
             <w:r>
-              <w:rPr>
-                <w:sz w:val="16"/>
-              </w:rPr>
-            </w:r>
-            <w:r>
-              <w:rPr>
-                <w:b w:val="0"/>
-                <w:sz w:val="16"/>
-              </w:rPr>
               <w:t>883796</w:t>
             </w:r>
           </w:p>
@@ -231,15 +159,6 @@
           </w:tcPr>
           <w:p>
             <w:r>
-              <w:rPr>
-                <w:sz w:val="16"/>
-              </w:rPr>
-            </w:r>
-            <w:r>
-              <w:rPr>
-                <w:b w:val="0"/>
-                <w:sz w:val="16"/>
-              </w:rPr>
               <w:t>Course Code</w:t>
             </w:r>
           </w:p>
@@ -251,15 +170,6 @@
           </w:tcPr>
           <w:p>
             <w:r>
-              <w:rPr>
-                <w:sz w:val="16"/>
-              </w:rPr>
-            </w:r>
-            <w:r>
-              <w:rPr>
-                <w:b w:val="0"/>
-                <w:sz w:val="16"/>
-              </w:rPr>
               <w:t>TAS2O</w:t>
             </w:r>
           </w:p>
@@ -271,15 +181,6 @@
           </w:tcPr>
           <w:p>
             <w:r>
-              <w:rPr>
-                <w:sz w:val="16"/>
-              </w:rPr>
-            </w:r>
-            <w:r>
-              <w:rPr>
-                <w:b w:val="0"/>
-                <w:sz w:val="16"/>
-              </w:rPr>
               <w:t>Credit Value</w:t>
             </w:r>
           </w:p>
@@ -291,15 +192,6 @@
           </w:tcPr>
           <w:p>
             <w:r>
-              <w:rPr>
-                <w:sz w:val="16"/>
-              </w:rPr>
-            </w:r>
-            <w:r>
-              <w:rPr>
-                <w:b w:val="0"/>
-                <w:sz w:val="16"/>
-              </w:rPr>
               <w:t>1.0</w:t>
             </w:r>
           </w:p>
@@ -313,15 +205,6 @@
           </w:tcPr>
           <w:p>
             <w:r>
-              <w:rPr>
-                <w:sz w:val="16"/>
-              </w:rPr>
-            </w:r>
-            <w:r>
-              <w:rPr>
-                <w:b w:val="0"/>
-                <w:sz w:val="16"/>
-              </w:rPr>
               <w:t>Teacher</w:t>
             </w:r>
           </w:p>
@@ -333,15 +216,6 @@
           </w:tcPr>
           <w:p>
             <w:r>
-              <w:rPr>
-                <w:sz w:val="16"/>
-              </w:rPr>
-            </w:r>
-            <w:r>
-              <w:rPr>
-                <w:b w:val="0"/>
-                <w:sz w:val="16"/>
-              </w:rPr>
               <w:t>Carlos Chen</w:t>
             </w:r>
           </w:p>
@@ -353,15 +227,6 @@
           </w:tcPr>
           <w:p>
             <w:r>
-              <w:rPr>
-                <w:sz w:val="16"/>
-              </w:rPr>
-            </w:r>
-            <w:r>
-              <w:rPr>
-                <w:b w:val="0"/>
-                <w:sz w:val="16"/>
-              </w:rPr>
               <w:t>Principal</w:t>
             </w:r>
           </w:p>
@@ -373,15 +238,6 @@
           </w:tcPr>
           <w:p>
             <w:r>
-              <w:rPr>
-                <w:sz w:val="16"/>
-              </w:rPr>
-            </w:r>
-            <w:r>
-              <w:rPr>
-                <w:b w:val="0"/>
-                <w:sz w:val="16"/>
-              </w:rPr>
               <w:t>Henry Michels</w:t>
             </w:r>
           </w:p>
@@ -395,15 +251,6 @@
           </w:tcPr>
           <w:p>
             <w:r>
-              <w:rPr>
-                <w:sz w:val="16"/>
-              </w:rPr>
-            </w:r>
-            <w:r>
-              <w:rPr>
-                <w:b w:val="0"/>
-                <w:sz w:val="16"/>
-              </w:rPr>
               <w:t>Semester / Term</w:t>
             </w:r>
           </w:p>
@@ -415,15 +262,6 @@
           </w:tcPr>
           <w:p>
             <w:r>
-              <w:rPr>
-                <w:sz w:val="16"/>
-              </w:rPr>
-            </w:r>
-            <w:r>
-              <w:rPr>
-                <w:b w:val="0"/>
-                <w:sz w:val="16"/>
-              </w:rPr>
               <w:t>Summer 2026 / Term 1 / Term 2</w:t>
             </w:r>
           </w:p>
@@ -435,15 +273,6 @@
           </w:tcPr>
           <w:p>
             <w:r>
-              <w:rPr>
-                <w:sz w:val="16"/>
-              </w:rPr>
-            </w:r>
-            <w:r>
-              <w:rPr>
-                <w:b w:val="0"/>
-                <w:sz w:val="16"/>
-              </w:rPr>
               <w:t>School Year</w:t>
             </w:r>
           </w:p>
@@ -455,15 +284,6 @@
           </w:tcPr>
           <w:p>
             <w:r>
-              <w:rPr>
-                <w:sz w:val="16"/>
-              </w:rPr>
-            </w:r>
-            <w:r>
-              <w:rPr>
-                <w:b w:val="0"/>
-                <w:sz w:val="16"/>
-              </w:rPr>
               <w:t>2026-2027</w:t>
             </w:r>
           </w:p>
@@ -477,15 +297,6 @@
           </w:tcPr>
           <w:p>
             <w:r>
-              <w:rPr>
-                <w:sz w:val="16"/>
-              </w:rPr>
-            </w:r>
-            <w:r>
-              <w:rPr>
-                <w:b w:val="0"/>
-                <w:sz w:val="16"/>
-              </w:rPr>
               <w:t>Class Section</w:t>
             </w:r>
           </w:p>
@@ -497,35 +308,17 @@
           </w:tcPr>
           <w:p>
             <w:r>
-              <w:rPr>
-                <w:sz w:val="16"/>
-              </w:rPr>
+              <w:t>Summer 2026 section</w:t>
             </w:r>
+          </w:p>
+        </w:tc>
+        <w:tc>
+          <w:tcPr>
+            <w:tcW w:type="dxa" w:w="1728"/>
+            <w:vAlign w:val="center"/>
+          </w:tcPr>
+          <w:p>
             <w:r>
-              <w:rPr>
-                <w:b w:val="0"/>
-                <w:sz w:val="16"/>
-              </w:rPr>
-              <w:t>[Insert Section]</w:t>
-            </w:r>
-          </w:p>
-        </w:tc>
-        <w:tc>
-          <w:tcPr>
-            <w:tcW w:type="dxa" w:w="1728"/>
-            <w:vAlign w:val="center"/>
-          </w:tcPr>
-          <w:p>
-            <w:r>
-              <w:rPr>
-                <w:sz w:val="16"/>
-              </w:rPr>
-            </w:r>
-            <w:r>
-              <w:rPr>
-                <w:b w:val="0"/>
-                <w:sz w:val="16"/>
-              </w:rPr>
               <w:t>Room / Lab</w:t>
             </w:r>
           </w:p>
@@ -537,16 +330,7 @@
           </w:tcPr>
           <w:p>
             <w:r>
-              <w:rPr>
-                <w:sz w:val="16"/>
-              </w:rPr>
-            </w:r>
-            <w:r>
-              <w:rPr>
-                <w:b w:val="0"/>
-                <w:sz w:val="16"/>
-              </w:rPr>
-              <w:t>[Insert Room]</w:t>
+              <w:t>Hybrid classroom / school lab</w:t>
             </w:r>
           </w:p>
         </w:tc>
@@ -644,15 +428,6 @@
           </w:tcPr>
           <w:p>
             <w:r>
-              <w:rPr>
-                <w:sz w:val="16"/>
-              </w:rPr>
-            </w:r>
-            <w:r>
-              <w:rPr>
-                <w:b/>
-                <w:sz w:val="16"/>
-              </w:rPr>
               <w:t>Date</w:t>
             </w:r>
           </w:p>
@@ -665,15 +440,6 @@
           </w:tcPr>
           <w:p>
             <w:r>
-              <w:rPr>
-                <w:sz w:val="16"/>
-              </w:rPr>
-            </w:r>
-            <w:r>
-              <w:rPr>
-                <w:b/>
-                <w:sz w:val="16"/>
-              </w:rPr>
               <w:t>Class # / Hours</w:t>
             </w:r>
           </w:p>
@@ -686,15 +452,6 @@
           </w:tcPr>
           <w:p>
             <w:r>
-              <w:rPr>
-                <w:sz w:val="16"/>
-              </w:rPr>
-            </w:r>
-            <w:r>
-              <w:rPr>
-                <w:b/>
-                <w:sz w:val="16"/>
-              </w:rPr>
               <w:t>Unit / Topic</w:t>
             </w:r>
           </w:p>
@@ -707,15 +464,6 @@
           </w:tcPr>
           <w:p>
             <w:r>
-              <w:rPr>
-                <w:sz w:val="16"/>
-              </w:rPr>
-            </w:r>
-            <w:r>
-              <w:rPr>
-                <w:b/>
-                <w:sz w:val="16"/>
-              </w:rPr>
               <w:t>Curriculum Expectations</w:t>
             </w:r>
           </w:p>
@@ -728,15 +476,6 @@
           </w:tcPr>
           <w:p>
             <w:r>
-              <w:rPr>
-                <w:sz w:val="16"/>
-              </w:rPr>
-            </w:r>
-            <w:r>
-              <w:rPr>
-                <w:b/>
-                <w:sz w:val="16"/>
-              </w:rPr>
               <w:t>Activities Completed</w:t>
             </w:r>
           </w:p>
@@ -749,15 +488,6 @@
           </w:tcPr>
           <w:p>
             <w:r>
-              <w:rPr>
-                <w:sz w:val="16"/>
-              </w:rPr>
-            </w:r>
-            <w:r>
-              <w:rPr>
-                <w:b/>
-                <w:sz w:val="16"/>
-              </w:rPr>
               <w:t>Safety Controls</w:t>
             </w:r>
           </w:p>
@@ -770,15 +500,6 @@
           </w:tcPr>
           <w:p>
             <w:r>
-              <w:rPr>
-                <w:sz w:val="16"/>
-              </w:rPr>
-            </w:r>
-            <w:r>
-              <w:rPr>
-                <w:b/>
-                <w:sz w:val="16"/>
-              </w:rPr>
               <w:t>Assessment Evidence</w:t>
             </w:r>
           </w:p>
@@ -791,15 +512,6 @@
           </w:tcPr>
           <w:p>
             <w:r>
-              <w:rPr>
-                <w:sz w:val="16"/>
-              </w:rPr>
-            </w:r>
-            <w:r>
-              <w:rPr>
-                <w:b/>
-                <w:sz w:val="16"/>
-              </w:rPr>
               <w:t>AI Use / Controls</w:t>
             </w:r>
           </w:p>
@@ -812,15 +524,6 @@
           </w:tcPr>
           <w:p>
             <w:r>
-              <w:rPr>
-                <w:sz w:val="16"/>
-              </w:rPr>
-            </w:r>
-            <w:r>
-              <w:rPr>
-                <w:b/>
-                <w:sz w:val="16"/>
-              </w:rPr>
               <w:t>Notes / Next Steps</w:t>
             </w:r>
           </w:p>
@@ -833,17 +536,7 @@
             <w:vAlign w:val="center"/>
           </w:tcPr>
           <w:p>
-            <w:r>
-              <w:rPr>
-                <w:sz w:val="16"/>
-              </w:rPr>
-            </w:r>
-            <w:r>
-              <w:rPr>
-                <w:b w:val="0"/>
-                <w:sz w:val="16"/>
-              </w:rPr>
-            </w:r>
+            <w:r/>
           </w:p>
         </w:tc>
         <w:tc>
@@ -852,17 +545,7 @@
             <w:vAlign w:val="center"/>
           </w:tcPr>
           <w:p>
-            <w:r>
-              <w:rPr>
-                <w:sz w:val="16"/>
-              </w:rPr>
-            </w:r>
-            <w:r>
-              <w:rPr>
-                <w:b w:val="0"/>
-                <w:sz w:val="16"/>
-              </w:rPr>
-            </w:r>
+            <w:r/>
           </w:p>
         </w:tc>
         <w:tc>
@@ -871,17 +554,7 @@
             <w:vAlign w:val="center"/>
           </w:tcPr>
           <w:p>
-            <w:r>
-              <w:rPr>
-                <w:sz w:val="16"/>
-              </w:rPr>
-            </w:r>
-            <w:r>
-              <w:rPr>
-                <w:b w:val="0"/>
-                <w:sz w:val="16"/>
-              </w:rPr>
-            </w:r>
+            <w:r/>
           </w:p>
         </w:tc>
         <w:tc>
@@ -890,17 +563,7 @@
             <w:vAlign w:val="center"/>
           </w:tcPr>
           <w:p>
-            <w:r>
-              <w:rPr>
-                <w:sz w:val="16"/>
-              </w:rPr>
-            </w:r>
-            <w:r>
-              <w:rPr>
-                <w:b w:val="0"/>
-                <w:sz w:val="16"/>
-              </w:rPr>
-            </w:r>
+            <w:r/>
           </w:p>
         </w:tc>
         <w:tc>
@@ -909,17 +572,7 @@
             <w:vAlign w:val="center"/>
           </w:tcPr>
           <w:p>
-            <w:r>
-              <w:rPr>
-                <w:sz w:val="16"/>
-              </w:rPr>
-            </w:r>
-            <w:r>
-              <w:rPr>
-                <w:b w:val="0"/>
-                <w:sz w:val="16"/>
-              </w:rPr>
-            </w:r>
+            <w:r/>
           </w:p>
         </w:tc>
         <w:tc>
@@ -928,17 +581,7 @@
             <w:vAlign w:val="center"/>
           </w:tcPr>
           <w:p>
-            <w:r>
-              <w:rPr>
-                <w:sz w:val="16"/>
-              </w:rPr>
-            </w:r>
-            <w:r>
-              <w:rPr>
-                <w:b w:val="0"/>
-                <w:sz w:val="16"/>
-              </w:rPr>
-            </w:r>
+            <w:r/>
           </w:p>
         </w:tc>
         <w:tc>
@@ -947,17 +590,7 @@
             <w:vAlign w:val="center"/>
           </w:tcPr>
           <w:p>
-            <w:r>
-              <w:rPr>
-                <w:sz w:val="16"/>
-              </w:rPr>
-            </w:r>
-            <w:r>
-              <w:rPr>
-                <w:b w:val="0"/>
-                <w:sz w:val="16"/>
-              </w:rPr>
-            </w:r>
+            <w:r/>
           </w:p>
         </w:tc>
         <w:tc>
@@ -966,17 +599,7 @@
             <w:vAlign w:val="center"/>
           </w:tcPr>
           <w:p>
-            <w:r>
-              <w:rPr>
-                <w:sz w:val="16"/>
-              </w:rPr>
-            </w:r>
-            <w:r>
-              <w:rPr>
-                <w:b w:val="0"/>
-                <w:sz w:val="16"/>
-              </w:rPr>
-            </w:r>
+            <w:r/>
           </w:p>
         </w:tc>
         <w:tc>
@@ -985,17 +608,7 @@
             <w:vAlign w:val="center"/>
           </w:tcPr>
           <w:p>
-            <w:r>
-              <w:rPr>
-                <w:sz w:val="16"/>
-              </w:rPr>
-            </w:r>
-            <w:r>
-              <w:rPr>
-                <w:b w:val="0"/>
-                <w:sz w:val="16"/>
-              </w:rPr>
-            </w:r>
+            <w:r/>
           </w:p>
         </w:tc>
       </w:tr>
@@ -1006,17 +619,7 @@
             <w:vAlign w:val="center"/>
           </w:tcPr>
           <w:p>
-            <w:r>
-              <w:rPr>
-                <w:sz w:val="16"/>
-              </w:rPr>
-            </w:r>
-            <w:r>
-              <w:rPr>
-                <w:b w:val="0"/>
-                <w:sz w:val="16"/>
-              </w:rPr>
-            </w:r>
+            <w:r/>
           </w:p>
         </w:tc>
         <w:tc>
@@ -1025,17 +628,7 @@
             <w:vAlign w:val="center"/>
           </w:tcPr>
           <w:p>
-            <w:r>
-              <w:rPr>
-                <w:sz w:val="16"/>
-              </w:rPr>
-            </w:r>
-            <w:r>
-              <w:rPr>
-                <w:b w:val="0"/>
-                <w:sz w:val="16"/>
-              </w:rPr>
-            </w:r>
+            <w:r/>
           </w:p>
         </w:tc>
         <w:tc>
@@ -1044,17 +637,7 @@
             <w:vAlign w:val="center"/>
           </w:tcPr>
           <w:p>
-            <w:r>
-              <w:rPr>
-                <w:sz w:val="16"/>
-              </w:rPr>
-            </w:r>
-            <w:r>
-              <w:rPr>
-                <w:b w:val="0"/>
-                <w:sz w:val="16"/>
-              </w:rPr>
-            </w:r>
+            <w:r/>
           </w:p>
         </w:tc>
         <w:tc>
@@ -1063,17 +646,7 @@
             <w:vAlign w:val="center"/>
           </w:tcPr>
           <w:p>
-            <w:r>
-              <w:rPr>
-                <w:sz w:val="16"/>
-              </w:rPr>
-            </w:r>
-            <w:r>
-              <w:rPr>
-                <w:b w:val="0"/>
-                <w:sz w:val="16"/>
-              </w:rPr>
-            </w:r>
+            <w:r/>
           </w:p>
         </w:tc>
         <w:tc>
@@ -1082,17 +655,7 @@
             <w:vAlign w:val="center"/>
           </w:tcPr>
           <w:p>
-            <w:r>
-              <w:rPr>
-                <w:sz w:val="16"/>
-              </w:rPr>
-            </w:r>
-            <w:r>
-              <w:rPr>
-                <w:b w:val="0"/>
-                <w:sz w:val="16"/>
-              </w:rPr>
-            </w:r>
+            <w:r/>
           </w:p>
         </w:tc>
         <w:tc>
@@ -1101,17 +664,7 @@
             <w:vAlign w:val="center"/>
           </w:tcPr>
           <w:p>
-            <w:r>
-              <w:rPr>
-                <w:sz w:val="16"/>
-              </w:rPr>
-            </w:r>
-            <w:r>
-              <w:rPr>
-                <w:b w:val="0"/>
-                <w:sz w:val="16"/>
-              </w:rPr>
-            </w:r>
+            <w:r/>
           </w:p>
         </w:tc>
         <w:tc>
@@ -1120,17 +673,7 @@
             <w:vAlign w:val="center"/>
           </w:tcPr>
           <w:p>
-            <w:r>
-              <w:rPr>
-                <w:sz w:val="16"/>
-              </w:rPr>
-            </w:r>
-            <w:r>
-              <w:rPr>
-                <w:b w:val="0"/>
-                <w:sz w:val="16"/>
-              </w:rPr>
-            </w:r>
+            <w:r/>
           </w:p>
         </w:tc>
         <w:tc>
@@ -1139,17 +682,7 @@
             <w:vAlign w:val="center"/>
           </w:tcPr>
           <w:p>
-            <w:r>
-              <w:rPr>
-                <w:sz w:val="16"/>
-              </w:rPr>
-            </w:r>
-            <w:r>
-              <w:rPr>
-                <w:b w:val="0"/>
-                <w:sz w:val="16"/>
-              </w:rPr>
-            </w:r>
+            <w:r/>
           </w:p>
         </w:tc>
         <w:tc>
@@ -1158,17 +691,7 @@
             <w:vAlign w:val="center"/>
           </w:tcPr>
           <w:p>
-            <w:r>
-              <w:rPr>
-                <w:sz w:val="16"/>
-              </w:rPr>
-            </w:r>
-            <w:r>
-              <w:rPr>
-                <w:b w:val="0"/>
-                <w:sz w:val="16"/>
-              </w:rPr>
-            </w:r>
+            <w:r/>
           </w:p>
         </w:tc>
       </w:tr>
@@ -1179,17 +702,7 @@
             <w:vAlign w:val="center"/>
           </w:tcPr>
           <w:p>
-            <w:r>
-              <w:rPr>
-                <w:sz w:val="16"/>
-              </w:rPr>
-            </w:r>
-            <w:r>
-              <w:rPr>
-                <w:b w:val="0"/>
-                <w:sz w:val="16"/>
-              </w:rPr>
-            </w:r>
+            <w:r/>
           </w:p>
         </w:tc>
         <w:tc>
@@ -1198,17 +711,7 @@
             <w:vAlign w:val="center"/>
           </w:tcPr>
           <w:p>
-            <w:r>
-              <w:rPr>
-                <w:sz w:val="16"/>
-              </w:rPr>
-            </w:r>
-            <w:r>
-              <w:rPr>
-                <w:b w:val="0"/>
-                <w:sz w:val="16"/>
-              </w:rPr>
-            </w:r>
+            <w:r/>
           </w:p>
         </w:tc>
         <w:tc>
@@ -1217,17 +720,7 @@
             <w:vAlign w:val="center"/>
           </w:tcPr>
           <w:p>
-            <w:r>
-              <w:rPr>
-                <w:sz w:val="16"/>
-              </w:rPr>
-            </w:r>
-            <w:r>
-              <w:rPr>
-                <w:b w:val="0"/>
-                <w:sz w:val="16"/>
-              </w:rPr>
-            </w:r>
+            <w:r/>
           </w:p>
         </w:tc>
         <w:tc>
@@ -1236,17 +729,7 @@
             <w:vAlign w:val="center"/>
           </w:tcPr>
           <w:p>
-            <w:r>
-              <w:rPr>
-                <w:sz w:val="16"/>
-              </w:rPr>
-            </w:r>
-            <w:r>
-              <w:rPr>
-                <w:b w:val="0"/>
-                <w:sz w:val="16"/>
-              </w:rPr>
-            </w:r>
+            <w:r/>
           </w:p>
         </w:tc>
         <w:tc>
@@ -1255,17 +738,7 @@
             <w:vAlign w:val="center"/>
           </w:tcPr>
           <w:p>
-            <w:r>
-              <w:rPr>
-                <w:sz w:val="16"/>
-              </w:rPr>
-            </w:r>
-            <w:r>
-              <w:rPr>
-                <w:b w:val="0"/>
-                <w:sz w:val="16"/>
-              </w:rPr>
-            </w:r>
+            <w:r/>
           </w:p>
         </w:tc>
         <w:tc>
@@ -1274,17 +747,7 @@
             <w:vAlign w:val="center"/>
           </w:tcPr>
           <w:p>
-            <w:r>
-              <w:rPr>
-                <w:sz w:val="16"/>
-              </w:rPr>
-            </w:r>
-            <w:r>
-              <w:rPr>
-                <w:b w:val="0"/>
-                <w:sz w:val="16"/>
-              </w:rPr>
-            </w:r>
+            <w:r/>
           </w:p>
         </w:tc>
         <w:tc>
@@ -1293,17 +756,7 @@
             <w:vAlign w:val="center"/>
           </w:tcPr>
           <w:p>
-            <w:r>
-              <w:rPr>
-                <w:sz w:val="16"/>
-              </w:rPr>
-            </w:r>
-            <w:r>
-              <w:rPr>
-                <w:b w:val="0"/>
-                <w:sz w:val="16"/>
-              </w:rPr>
-            </w:r>
+            <w:r/>
           </w:p>
         </w:tc>
         <w:tc>
@@ -1312,17 +765,7 @@
             <w:vAlign w:val="center"/>
           </w:tcPr>
           <w:p>
-            <w:r>
-              <w:rPr>
-                <w:sz w:val="16"/>
-              </w:rPr>
-            </w:r>
-            <w:r>
-              <w:rPr>
-                <w:b w:val="0"/>
-                <w:sz w:val="16"/>
-              </w:rPr>
-            </w:r>
+            <w:r/>
           </w:p>
         </w:tc>
         <w:tc>
@@ -1331,17 +774,7 @@
             <w:vAlign w:val="center"/>
           </w:tcPr>
           <w:p>
-            <w:r>
-              <w:rPr>
-                <w:sz w:val="16"/>
-              </w:rPr>
-            </w:r>
-            <w:r>
-              <w:rPr>
-                <w:b w:val="0"/>
-                <w:sz w:val="16"/>
-              </w:rPr>
-            </w:r>
+            <w:r/>
           </w:p>
         </w:tc>
       </w:tr>
@@ -1352,17 +785,7 @@
             <w:vAlign w:val="center"/>
           </w:tcPr>
           <w:p>
-            <w:r>
-              <w:rPr>
-                <w:sz w:val="16"/>
-              </w:rPr>
-            </w:r>
-            <w:r>
-              <w:rPr>
-                <w:b w:val="0"/>
-                <w:sz w:val="16"/>
-              </w:rPr>
-            </w:r>
+            <w:r/>
           </w:p>
         </w:tc>
         <w:tc>
@@ -1371,17 +794,7 @@
             <w:vAlign w:val="center"/>
           </w:tcPr>
           <w:p>
-            <w:r>
-              <w:rPr>
-                <w:sz w:val="16"/>
-              </w:rPr>
-            </w:r>
-            <w:r>
-              <w:rPr>
-                <w:b w:val="0"/>
-                <w:sz w:val="16"/>
-              </w:rPr>
-            </w:r>
+            <w:r/>
           </w:p>
         </w:tc>
         <w:tc>
@@ -1390,17 +803,7 @@
             <w:vAlign w:val="center"/>
           </w:tcPr>
           <w:p>
-            <w:r>
-              <w:rPr>
-                <w:sz w:val="16"/>
-              </w:rPr>
-            </w:r>
-            <w:r>
-              <w:rPr>
-                <w:b w:val="0"/>
-                <w:sz w:val="16"/>
-              </w:rPr>
-            </w:r>
+            <w:r/>
           </w:p>
         </w:tc>
         <w:tc>
@@ -1409,17 +812,7 @@
             <w:vAlign w:val="center"/>
           </w:tcPr>
           <w:p>
-            <w:r>
-              <w:rPr>
-                <w:sz w:val="16"/>
-              </w:rPr>
-            </w:r>
-            <w:r>
-              <w:rPr>
-                <w:b w:val="0"/>
-                <w:sz w:val="16"/>
-              </w:rPr>
-            </w:r>
+            <w:r/>
           </w:p>
         </w:tc>
         <w:tc>
@@ -1428,17 +821,7 @@
             <w:vAlign w:val="center"/>
           </w:tcPr>
           <w:p>
-            <w:r>
-              <w:rPr>
-                <w:sz w:val="16"/>
-              </w:rPr>
-            </w:r>
-            <w:r>
-              <w:rPr>
-                <w:b w:val="0"/>
-                <w:sz w:val="16"/>
-              </w:rPr>
-            </w:r>
+            <w:r/>
           </w:p>
         </w:tc>
         <w:tc>
@@ -1447,17 +830,7 @@
             <w:vAlign w:val="center"/>
           </w:tcPr>
           <w:p>
-            <w:r>
-              <w:rPr>
-                <w:sz w:val="16"/>
-              </w:rPr>
-            </w:r>
-            <w:r>
-              <w:rPr>
-                <w:b w:val="0"/>
-                <w:sz w:val="16"/>
-              </w:rPr>
-            </w:r>
+            <w:r/>
           </w:p>
         </w:tc>
         <w:tc>
@@ -1466,17 +839,7 @@
             <w:vAlign w:val="center"/>
           </w:tcPr>
           <w:p>
-            <w:r>
-              <w:rPr>
-                <w:sz w:val="16"/>
-              </w:rPr>
-            </w:r>
-            <w:r>
-              <w:rPr>
-                <w:b w:val="0"/>
-                <w:sz w:val="16"/>
-              </w:rPr>
-            </w:r>
+            <w:r/>
           </w:p>
         </w:tc>
         <w:tc>
@@ -1485,17 +848,7 @@
             <w:vAlign w:val="center"/>
           </w:tcPr>
           <w:p>
-            <w:r>
-              <w:rPr>
-                <w:sz w:val="16"/>
-              </w:rPr>
-            </w:r>
-            <w:r>
-              <w:rPr>
-                <w:b w:val="0"/>
-                <w:sz w:val="16"/>
-              </w:rPr>
-            </w:r>
+            <w:r/>
           </w:p>
         </w:tc>
         <w:tc>
@@ -1504,17 +857,7 @@
             <w:vAlign w:val="center"/>
           </w:tcPr>
           <w:p>
-            <w:r>
-              <w:rPr>
-                <w:sz w:val="16"/>
-              </w:rPr>
-            </w:r>
-            <w:r>
-              <w:rPr>
-                <w:b w:val="0"/>
-                <w:sz w:val="16"/>
-              </w:rPr>
-            </w:r>
+            <w:r/>
           </w:p>
         </w:tc>
       </w:tr>
@@ -1525,17 +868,7 @@
             <w:vAlign w:val="center"/>
           </w:tcPr>
           <w:p>
-            <w:r>
-              <w:rPr>
-                <w:sz w:val="16"/>
-              </w:rPr>
-            </w:r>
-            <w:r>
-              <w:rPr>
-                <w:b w:val="0"/>
-                <w:sz w:val="16"/>
-              </w:rPr>
-            </w:r>
+            <w:r/>
           </w:p>
         </w:tc>
         <w:tc>
@@ -1544,17 +877,7 @@
             <w:vAlign w:val="center"/>
           </w:tcPr>
           <w:p>
-            <w:r>
-              <w:rPr>
-                <w:sz w:val="16"/>
-              </w:rPr>
-            </w:r>
-            <w:r>
-              <w:rPr>
-                <w:b w:val="0"/>
-                <w:sz w:val="16"/>
-              </w:rPr>
-            </w:r>
+            <w:r/>
           </w:p>
         </w:tc>
         <w:tc>
@@ -1563,17 +886,7 @@
             <w:vAlign w:val="center"/>
           </w:tcPr>
           <w:p>
-            <w:r>
-              <w:rPr>
-                <w:sz w:val="16"/>
-              </w:rPr>
-            </w:r>
-            <w:r>
-              <w:rPr>
-                <w:b w:val="0"/>
-                <w:sz w:val="16"/>
-              </w:rPr>
-            </w:r>
+            <w:r/>
           </w:p>
         </w:tc>
         <w:tc>
@@ -1582,17 +895,7 @@
             <w:vAlign w:val="center"/>
           </w:tcPr>
           <w:p>
-            <w:r>
-              <w:rPr>
-                <w:sz w:val="16"/>
-              </w:rPr>
-            </w:r>
-            <w:r>
-              <w:rPr>
-                <w:b w:val="0"/>
-                <w:sz w:val="16"/>
-              </w:rPr>
-            </w:r>
+            <w:r/>
           </w:p>
         </w:tc>
         <w:tc>
@@ -1601,17 +904,7 @@
             <w:vAlign w:val="center"/>
           </w:tcPr>
           <w:p>
-            <w:r>
-              <w:rPr>
-                <w:sz w:val="16"/>
-              </w:rPr>
-            </w:r>
-            <w:r>
-              <w:rPr>
-                <w:b w:val="0"/>
-                <w:sz w:val="16"/>
-              </w:rPr>
-            </w:r>
+            <w:r/>
           </w:p>
         </w:tc>
         <w:tc>
@@ -1620,17 +913,7 @@
             <w:vAlign w:val="center"/>
           </w:tcPr>
           <w:p>
-            <w:r>
-              <w:rPr>
-                <w:sz w:val="16"/>
-              </w:rPr>
-            </w:r>
-            <w:r>
-              <w:rPr>
-                <w:b w:val="0"/>
-                <w:sz w:val="16"/>
-              </w:rPr>
-            </w:r>
+            <w:r/>
           </w:p>
         </w:tc>
         <w:tc>
@@ -1639,17 +922,7 @@
             <w:vAlign w:val="center"/>
           </w:tcPr>
           <w:p>
-            <w:r>
-              <w:rPr>
-                <w:sz w:val="16"/>
-              </w:rPr>
-            </w:r>
-            <w:r>
-              <w:rPr>
-                <w:b w:val="0"/>
-                <w:sz w:val="16"/>
-              </w:rPr>
-            </w:r>
+            <w:r/>
           </w:p>
         </w:tc>
         <w:tc>
@@ -1658,17 +931,7 @@
             <w:vAlign w:val="center"/>
           </w:tcPr>
           <w:p>
-            <w:r>
-              <w:rPr>
-                <w:sz w:val="16"/>
-              </w:rPr>
-            </w:r>
-            <w:r>
-              <w:rPr>
-                <w:b w:val="0"/>
-                <w:sz w:val="16"/>
-              </w:rPr>
-            </w:r>
+            <w:r/>
           </w:p>
         </w:tc>
         <w:tc>
@@ -1677,17 +940,7 @@
             <w:vAlign w:val="center"/>
           </w:tcPr>
           <w:p>
-            <w:r>
-              <w:rPr>
-                <w:sz w:val="16"/>
-              </w:rPr>
-            </w:r>
-            <w:r>
-              <w:rPr>
-                <w:b w:val="0"/>
-                <w:sz w:val="16"/>
-              </w:rPr>
-            </w:r>
+            <w:r/>
           </w:p>
         </w:tc>
       </w:tr>
@@ -1698,17 +951,7 @@
             <w:vAlign w:val="center"/>
           </w:tcPr>
           <w:p>
-            <w:r>
-              <w:rPr>
-                <w:sz w:val="16"/>
-              </w:rPr>
-            </w:r>
-            <w:r>
-              <w:rPr>
-                <w:b w:val="0"/>
-                <w:sz w:val="16"/>
-              </w:rPr>
-            </w:r>
+            <w:r/>
           </w:p>
         </w:tc>
         <w:tc>
@@ -1717,17 +960,7 @@
             <w:vAlign w:val="center"/>
           </w:tcPr>
           <w:p>
-            <w:r>
-              <w:rPr>
-                <w:sz w:val="16"/>
-              </w:rPr>
-            </w:r>
-            <w:r>
-              <w:rPr>
-                <w:b w:val="0"/>
-                <w:sz w:val="16"/>
-              </w:rPr>
-            </w:r>
+            <w:r/>
           </w:p>
         </w:tc>
         <w:tc>
@@ -1736,17 +969,7 @@
             <w:vAlign w:val="center"/>
           </w:tcPr>
           <w:p>
-            <w:r>
-              <w:rPr>
-                <w:sz w:val="16"/>
-              </w:rPr>
-            </w:r>
-            <w:r>
-              <w:rPr>
-                <w:b w:val="0"/>
-                <w:sz w:val="16"/>
-              </w:rPr>
-            </w:r>
+            <w:r/>
           </w:p>
         </w:tc>
         <w:tc>
@@ -1755,17 +978,7 @@
             <w:vAlign w:val="center"/>
           </w:tcPr>
           <w:p>
-            <w:r>
-              <w:rPr>
-                <w:sz w:val="16"/>
-              </w:rPr>
-            </w:r>
-            <w:r>
-              <w:rPr>
-                <w:b w:val="0"/>
-                <w:sz w:val="16"/>
-              </w:rPr>
-            </w:r>
+            <w:r/>
           </w:p>
         </w:tc>
         <w:tc>
@@ -1774,17 +987,7 @@
             <w:vAlign w:val="center"/>
           </w:tcPr>
           <w:p>
-            <w:r>
-              <w:rPr>
-                <w:sz w:val="16"/>
-              </w:rPr>
-            </w:r>
-            <w:r>
-              <w:rPr>
-                <w:b w:val="0"/>
-                <w:sz w:val="16"/>
-              </w:rPr>
-            </w:r>
+            <w:r/>
           </w:p>
         </w:tc>
         <w:tc>
@@ -1793,17 +996,7 @@
             <w:vAlign w:val="center"/>
           </w:tcPr>
           <w:p>
-            <w:r>
-              <w:rPr>
-                <w:sz w:val="16"/>
-              </w:rPr>
-            </w:r>
-            <w:r>
-              <w:rPr>
-                <w:b w:val="0"/>
-                <w:sz w:val="16"/>
-              </w:rPr>
-            </w:r>
+            <w:r/>
           </w:p>
         </w:tc>
         <w:tc>
@@ -1812,17 +1005,7 @@
             <w:vAlign w:val="center"/>
           </w:tcPr>
           <w:p>
-            <w:r>
-              <w:rPr>
-                <w:sz w:val="16"/>
-              </w:rPr>
-            </w:r>
-            <w:r>
-              <w:rPr>
-                <w:b w:val="0"/>
-                <w:sz w:val="16"/>
-              </w:rPr>
-            </w:r>
+            <w:r/>
           </w:p>
         </w:tc>
         <w:tc>
@@ -1831,17 +1014,7 @@
             <w:vAlign w:val="center"/>
           </w:tcPr>
           <w:p>
-            <w:r>
-              <w:rPr>
-                <w:sz w:val="16"/>
-              </w:rPr>
-            </w:r>
-            <w:r>
-              <w:rPr>
-                <w:b w:val="0"/>
-                <w:sz w:val="16"/>
-              </w:rPr>
-            </w:r>
+            <w:r/>
           </w:p>
         </w:tc>
         <w:tc>
@@ -1850,17 +1023,7 @@
             <w:vAlign w:val="center"/>
           </w:tcPr>
           <w:p>
-            <w:r>
-              <w:rPr>
-                <w:sz w:val="16"/>
-              </w:rPr>
-            </w:r>
-            <w:r>
-              <w:rPr>
-                <w:b w:val="0"/>
-                <w:sz w:val="16"/>
-              </w:rPr>
-            </w:r>
+            <w:r/>
           </w:p>
         </w:tc>
       </w:tr>
@@ -1871,17 +1034,7 @@
             <w:vAlign w:val="center"/>
           </w:tcPr>
           <w:p>
-            <w:r>
-              <w:rPr>
-                <w:sz w:val="16"/>
-              </w:rPr>
-            </w:r>
-            <w:r>
-              <w:rPr>
-                <w:b w:val="0"/>
-                <w:sz w:val="16"/>
-              </w:rPr>
-            </w:r>
+            <w:r/>
           </w:p>
         </w:tc>
         <w:tc>
@@ -1890,17 +1043,7 @@
             <w:vAlign w:val="center"/>
           </w:tcPr>
           <w:p>
-            <w:r>
-              <w:rPr>
-                <w:sz w:val="16"/>
-              </w:rPr>
-            </w:r>
-            <w:r>
-              <w:rPr>
-                <w:b w:val="0"/>
-                <w:sz w:val="16"/>
-              </w:rPr>
-            </w:r>
+            <w:r/>
           </w:p>
         </w:tc>
         <w:tc>
@@ -1909,17 +1052,7 @@
             <w:vAlign w:val="center"/>
           </w:tcPr>
           <w:p>
-            <w:r>
-              <w:rPr>
-                <w:sz w:val="16"/>
-              </w:rPr>
-            </w:r>
-            <w:r>
-              <w:rPr>
-                <w:b w:val="0"/>
-                <w:sz w:val="16"/>
-              </w:rPr>
-            </w:r>
+            <w:r/>
           </w:p>
         </w:tc>
         <w:tc>
@@ -1928,17 +1061,7 @@
             <w:vAlign w:val="center"/>
           </w:tcPr>
           <w:p>
-            <w:r>
-              <w:rPr>
-                <w:sz w:val="16"/>
-              </w:rPr>
-            </w:r>
-            <w:r>
-              <w:rPr>
-                <w:b w:val="0"/>
-                <w:sz w:val="16"/>
-              </w:rPr>
-            </w:r>
+            <w:r/>
           </w:p>
         </w:tc>
         <w:tc>
@@ -1947,17 +1070,7 @@
             <w:vAlign w:val="center"/>
           </w:tcPr>
           <w:p>
-            <w:r>
-              <w:rPr>
-                <w:sz w:val="16"/>
-              </w:rPr>
-            </w:r>
-            <w:r>
-              <w:rPr>
-                <w:b w:val="0"/>
-                <w:sz w:val="16"/>
-              </w:rPr>
-            </w:r>
+            <w:r/>
           </w:p>
         </w:tc>
         <w:tc>
@@ -1966,17 +1079,7 @@
             <w:vAlign w:val="center"/>
           </w:tcPr>
           <w:p>
-            <w:r>
-              <w:rPr>
-                <w:sz w:val="16"/>
-              </w:rPr>
-            </w:r>
-            <w:r>
-              <w:rPr>
-                <w:b w:val="0"/>
-                <w:sz w:val="16"/>
-              </w:rPr>
-            </w:r>
+            <w:r/>
           </w:p>
         </w:tc>
         <w:tc>
@@ -1985,17 +1088,7 @@
             <w:vAlign w:val="center"/>
           </w:tcPr>
           <w:p>
-            <w:r>
-              <w:rPr>
-                <w:sz w:val="16"/>
-              </w:rPr>
-            </w:r>
-            <w:r>
-              <w:rPr>
-                <w:b w:val="0"/>
-                <w:sz w:val="16"/>
-              </w:rPr>
-            </w:r>
+            <w:r/>
           </w:p>
         </w:tc>
         <w:tc>
@@ -2004,17 +1097,7 @@
             <w:vAlign w:val="center"/>
           </w:tcPr>
           <w:p>
-            <w:r>
-              <w:rPr>
-                <w:sz w:val="16"/>
-              </w:rPr>
-            </w:r>
-            <w:r>
-              <w:rPr>
-                <w:b w:val="0"/>
-                <w:sz w:val="16"/>
-              </w:rPr>
-            </w:r>
+            <w:r/>
           </w:p>
         </w:tc>
         <w:tc>
@@ -2023,17 +1106,7 @@
             <w:vAlign w:val="center"/>
           </w:tcPr>
           <w:p>
-            <w:r>
-              <w:rPr>
-                <w:sz w:val="16"/>
-              </w:rPr>
-            </w:r>
-            <w:r>
-              <w:rPr>
-                <w:b w:val="0"/>
-                <w:sz w:val="16"/>
-              </w:rPr>
-            </w:r>
+            <w:r/>
           </w:p>
         </w:tc>
       </w:tr>
@@ -2044,17 +1117,7 @@
             <w:vAlign w:val="center"/>
           </w:tcPr>
           <w:p>
-            <w:r>
-              <w:rPr>
-                <w:sz w:val="16"/>
-              </w:rPr>
-            </w:r>
-            <w:r>
-              <w:rPr>
-                <w:b w:val="0"/>
-                <w:sz w:val="16"/>
-              </w:rPr>
-            </w:r>
+            <w:r/>
           </w:p>
         </w:tc>
         <w:tc>
@@ -2063,17 +1126,7 @@
             <w:vAlign w:val="center"/>
           </w:tcPr>
           <w:p>
-            <w:r>
-              <w:rPr>
-                <w:sz w:val="16"/>
-              </w:rPr>
-            </w:r>
-            <w:r>
-              <w:rPr>
-                <w:b w:val="0"/>
-                <w:sz w:val="16"/>
-              </w:rPr>
-            </w:r>
+            <w:r/>
           </w:p>
         </w:tc>
         <w:tc>
@@ -2082,17 +1135,7 @@
             <w:vAlign w:val="center"/>
           </w:tcPr>
           <w:p>
-            <w:r>
-              <w:rPr>
-                <w:sz w:val="16"/>
-              </w:rPr>
-            </w:r>
-            <w:r>
-              <w:rPr>
-                <w:b w:val="0"/>
-                <w:sz w:val="16"/>
-              </w:rPr>
-            </w:r>
+            <w:r/>
           </w:p>
         </w:tc>
         <w:tc>
@@ -2101,17 +1144,7 @@
             <w:vAlign w:val="center"/>
           </w:tcPr>
           <w:p>
-            <w:r>
-              <w:rPr>
-                <w:sz w:val="16"/>
-              </w:rPr>
-            </w:r>
-            <w:r>
-              <w:rPr>
-                <w:b w:val="0"/>
-                <w:sz w:val="16"/>
-              </w:rPr>
-            </w:r>
+            <w:r/>
           </w:p>
         </w:tc>
         <w:tc>
@@ -2120,17 +1153,7 @@
             <w:vAlign w:val="center"/>
           </w:tcPr>
           <w:p>
-            <w:r>
-              <w:rPr>
-                <w:sz w:val="16"/>
-              </w:rPr>
-            </w:r>
-            <w:r>
-              <w:rPr>
-                <w:b w:val="0"/>
-                <w:sz w:val="16"/>
-              </w:rPr>
-            </w:r>
+            <w:r/>
           </w:p>
         </w:tc>
         <w:tc>
@@ -2139,17 +1162,7 @@
             <w:vAlign w:val="center"/>
           </w:tcPr>
           <w:p>
-            <w:r>
-              <w:rPr>
-                <w:sz w:val="16"/>
-              </w:rPr>
-            </w:r>
-            <w:r>
-              <w:rPr>
-                <w:b w:val="0"/>
-                <w:sz w:val="16"/>
-              </w:rPr>
-            </w:r>
+            <w:r/>
           </w:p>
         </w:tc>
         <w:tc>
@@ -2158,17 +1171,7 @@
             <w:vAlign w:val="center"/>
           </w:tcPr>
           <w:p>
-            <w:r>
-              <w:rPr>
-                <w:sz w:val="16"/>
-              </w:rPr>
-            </w:r>
-            <w:r>
-              <w:rPr>
-                <w:b w:val="0"/>
-                <w:sz w:val="16"/>
-              </w:rPr>
-            </w:r>
+            <w:r/>
           </w:p>
         </w:tc>
         <w:tc>
@@ -2177,17 +1180,7 @@
             <w:vAlign w:val="center"/>
           </w:tcPr>
           <w:p>
-            <w:r>
-              <w:rPr>
-                <w:sz w:val="16"/>
-              </w:rPr>
-            </w:r>
-            <w:r>
-              <w:rPr>
-                <w:b w:val="0"/>
-                <w:sz w:val="16"/>
-              </w:rPr>
-            </w:r>
+            <w:r/>
           </w:p>
         </w:tc>
         <w:tc>
@@ -2196,17 +1189,7 @@
             <w:vAlign w:val="center"/>
           </w:tcPr>
           <w:p>
-            <w:r>
-              <w:rPr>
-                <w:sz w:val="16"/>
-              </w:rPr>
-            </w:r>
-            <w:r>
-              <w:rPr>
-                <w:b w:val="0"/>
-                <w:sz w:val="16"/>
-              </w:rPr>
-            </w:r>
+            <w:r/>
           </w:p>
         </w:tc>
       </w:tr>
@@ -2217,17 +1200,7 @@
             <w:vAlign w:val="center"/>
           </w:tcPr>
           <w:p>
-            <w:r>
-              <w:rPr>
-                <w:sz w:val="16"/>
-              </w:rPr>
-            </w:r>
-            <w:r>
-              <w:rPr>
-                <w:b w:val="0"/>
-                <w:sz w:val="16"/>
-              </w:rPr>
-            </w:r>
+            <w:r/>
           </w:p>
         </w:tc>
         <w:tc>
@@ -2236,17 +1209,7 @@
             <w:vAlign w:val="center"/>
           </w:tcPr>
           <w:p>
-            <w:r>
-              <w:rPr>
-                <w:sz w:val="16"/>
-              </w:rPr>
-            </w:r>
-            <w:r>
-              <w:rPr>
-                <w:b w:val="0"/>
-                <w:sz w:val="16"/>
-              </w:rPr>
-            </w:r>
+            <w:r/>
           </w:p>
         </w:tc>
         <w:tc>
@@ -2255,17 +1218,7 @@
             <w:vAlign w:val="center"/>
           </w:tcPr>
           <w:p>
-            <w:r>
-              <w:rPr>
-                <w:sz w:val="16"/>
-              </w:rPr>
-            </w:r>
-            <w:r>
-              <w:rPr>
-                <w:b w:val="0"/>
-                <w:sz w:val="16"/>
-              </w:rPr>
-            </w:r>
+            <w:r/>
           </w:p>
         </w:tc>
         <w:tc>
@@ -2274,17 +1227,7 @@
             <w:vAlign w:val="center"/>
           </w:tcPr>
           <w:p>
-            <w:r>
-              <w:rPr>
-                <w:sz w:val="16"/>
-              </w:rPr>
-            </w:r>
-            <w:r>
-              <w:rPr>
-                <w:b w:val="0"/>
-                <w:sz w:val="16"/>
-              </w:rPr>
-            </w:r>
+            <w:r/>
           </w:p>
         </w:tc>
         <w:tc>
@@ -2293,17 +1236,7 @@
             <w:vAlign w:val="center"/>
           </w:tcPr>
           <w:p>
-            <w:r>
-              <w:rPr>
-                <w:sz w:val="16"/>
-              </w:rPr>
-            </w:r>
-            <w:r>
-              <w:rPr>
-                <w:b w:val="0"/>
-                <w:sz w:val="16"/>
-              </w:rPr>
-            </w:r>
+            <w:r/>
           </w:p>
         </w:tc>
         <w:tc>
@@ -2312,17 +1245,7 @@
             <w:vAlign w:val="center"/>
           </w:tcPr>
           <w:p>
-            <w:r>
-              <w:rPr>
-                <w:sz w:val="16"/>
-              </w:rPr>
-            </w:r>
-            <w:r>
-              <w:rPr>
-                <w:b w:val="0"/>
-                <w:sz w:val="16"/>
-              </w:rPr>
-            </w:r>
+            <w:r/>
           </w:p>
         </w:tc>
         <w:tc>
@@ -2331,17 +1254,7 @@
             <w:vAlign w:val="center"/>
           </w:tcPr>
           <w:p>
-            <w:r>
-              <w:rPr>
-                <w:sz w:val="16"/>
-              </w:rPr>
-            </w:r>
-            <w:r>
-              <w:rPr>
-                <w:b w:val="0"/>
-                <w:sz w:val="16"/>
-              </w:rPr>
-            </w:r>
+            <w:r/>
           </w:p>
         </w:tc>
         <w:tc>
@@ -2350,17 +1263,7 @@
             <w:vAlign w:val="center"/>
           </w:tcPr>
           <w:p>
-            <w:r>
-              <w:rPr>
-                <w:sz w:val="16"/>
-              </w:rPr>
-            </w:r>
-            <w:r>
-              <w:rPr>
-                <w:b w:val="0"/>
-                <w:sz w:val="16"/>
-              </w:rPr>
-            </w:r>
+            <w:r/>
           </w:p>
         </w:tc>
         <w:tc>
@@ -2369,17 +1272,7 @@
             <w:vAlign w:val="center"/>
           </w:tcPr>
           <w:p>
-            <w:r>
-              <w:rPr>
-                <w:sz w:val="16"/>
-              </w:rPr>
-            </w:r>
-            <w:r>
-              <w:rPr>
-                <w:b w:val="0"/>
-                <w:sz w:val="16"/>
-              </w:rPr>
-            </w:r>
+            <w:r/>
           </w:p>
         </w:tc>
       </w:tr>
@@ -2390,17 +1283,7 @@
             <w:vAlign w:val="center"/>
           </w:tcPr>
           <w:p>
-            <w:r>
-              <w:rPr>
-                <w:sz w:val="16"/>
-              </w:rPr>
-            </w:r>
-            <w:r>
-              <w:rPr>
-                <w:b w:val="0"/>
-                <w:sz w:val="16"/>
-              </w:rPr>
-            </w:r>
+            <w:r/>
           </w:p>
         </w:tc>
         <w:tc>
@@ -2409,17 +1292,7 @@
             <w:vAlign w:val="center"/>
           </w:tcPr>
           <w:p>
-            <w:r>
-              <w:rPr>
-                <w:sz w:val="16"/>
-              </w:rPr>
-            </w:r>
-            <w:r>
-              <w:rPr>
-                <w:b w:val="0"/>
-                <w:sz w:val="16"/>
-              </w:rPr>
-            </w:r>
+            <w:r/>
           </w:p>
         </w:tc>
         <w:tc>
@@ -2428,17 +1301,7 @@
             <w:vAlign w:val="center"/>
           </w:tcPr>
           <w:p>
-            <w:r>
-              <w:rPr>
-                <w:sz w:val="16"/>
-              </w:rPr>
-            </w:r>
-            <w:r>
-              <w:rPr>
-                <w:b w:val="0"/>
-                <w:sz w:val="16"/>
-              </w:rPr>
-            </w:r>
+            <w:r/>
           </w:p>
         </w:tc>
         <w:tc>
@@ -2447,17 +1310,7 @@
             <w:vAlign w:val="center"/>
           </w:tcPr>
           <w:p>
-            <w:r>
-              <w:rPr>
-                <w:sz w:val="16"/>
-              </w:rPr>
-            </w:r>
-            <w:r>
-              <w:rPr>
-                <w:b w:val="0"/>
-                <w:sz w:val="16"/>
-              </w:rPr>
-            </w:r>
+            <w:r/>
           </w:p>
         </w:tc>
         <w:tc>
@@ -2466,17 +1319,7 @@
             <w:vAlign w:val="center"/>
           </w:tcPr>
           <w:p>
-            <w:r>
-              <w:rPr>
-                <w:sz w:val="16"/>
-              </w:rPr>
-            </w:r>
-            <w:r>
-              <w:rPr>
-                <w:b w:val="0"/>
-                <w:sz w:val="16"/>
-              </w:rPr>
-            </w:r>
+            <w:r/>
           </w:p>
         </w:tc>
         <w:tc>
@@ -2485,17 +1328,7 @@
             <w:vAlign w:val="center"/>
           </w:tcPr>
           <w:p>
-            <w:r>
-              <w:rPr>
-                <w:sz w:val="16"/>
-              </w:rPr>
-            </w:r>
-            <w:r>
-              <w:rPr>
-                <w:b w:val="0"/>
-                <w:sz w:val="16"/>
-              </w:rPr>
-            </w:r>
+            <w:r/>
           </w:p>
         </w:tc>
         <w:tc>
@@ -2504,17 +1337,7 @@
             <w:vAlign w:val="center"/>
           </w:tcPr>
           <w:p>
-            <w:r>
-              <w:rPr>
-                <w:sz w:val="16"/>
-              </w:rPr>
-            </w:r>
-            <w:r>
-              <w:rPr>
-                <w:b w:val="0"/>
-                <w:sz w:val="16"/>
-              </w:rPr>
-            </w:r>
+            <w:r/>
           </w:p>
         </w:tc>
         <w:tc>
@@ -2523,17 +1346,7 @@
             <w:vAlign w:val="center"/>
           </w:tcPr>
           <w:p>
-            <w:r>
-              <w:rPr>
-                <w:sz w:val="16"/>
-              </w:rPr>
-            </w:r>
-            <w:r>
-              <w:rPr>
-                <w:b w:val="0"/>
-                <w:sz w:val="16"/>
-              </w:rPr>
-            </w:r>
+            <w:r/>
           </w:p>
         </w:tc>
         <w:tc>
@@ -2542,17 +1355,7 @@
             <w:vAlign w:val="center"/>
           </w:tcPr>
           <w:p>
-            <w:r>
-              <w:rPr>
-                <w:sz w:val="16"/>
-              </w:rPr>
-            </w:r>
-            <w:r>
-              <w:rPr>
-                <w:b w:val="0"/>
-                <w:sz w:val="16"/>
-              </w:rPr>
-            </w:r>
+            <w:r/>
           </w:p>
         </w:tc>
       </w:tr>
@@ -2596,15 +1399,6 @@
           </w:tcPr>
           <w:p>
             <w:r>
-              <w:rPr>
-                <w:sz w:val="16"/>
-              </w:rPr>
-            </w:r>
-            <w:r>
-              <w:rPr>
-                <w:b/>
-                <w:sz w:val="16"/>
-              </w:rPr>
               <w:t>Field</w:t>
             </w:r>
           </w:p>
@@ -2617,15 +1411,6 @@
           </w:tcPr>
           <w:p>
             <w:r>
-              <w:rPr>
-                <w:sz w:val="16"/>
-              </w:rPr>
-            </w:r>
-            <w:r>
-              <w:rPr>
-                <w:b/>
-                <w:sz w:val="16"/>
-              </w:rPr>
               <w:t>Entry</w:t>
             </w:r>
           </w:p>
@@ -2638,15 +1423,6 @@
           </w:tcPr>
           <w:p>
             <w:r>
-              <w:rPr>
-                <w:sz w:val="16"/>
-              </w:rPr>
-            </w:r>
-            <w:r>
-              <w:rPr>
-                <w:b/>
-                <w:sz w:val="16"/>
-              </w:rPr>
               <w:t>Field</w:t>
             </w:r>
           </w:p>
@@ -2659,15 +1435,6 @@
           </w:tcPr>
           <w:p>
             <w:r>
-              <w:rPr>
-                <w:sz w:val="16"/>
-              </w:rPr>
-            </w:r>
-            <w:r>
-              <w:rPr>
-                <w:b/>
-                <w:sz w:val="16"/>
-              </w:rPr>
               <w:t>Entry</w:t>
             </w:r>
           </w:p>
@@ -2681,15 +1448,6 @@
           </w:tcPr>
           <w:p>
             <w:r>
-              <w:rPr>
-                <w:sz w:val="16"/>
-              </w:rPr>
-            </w:r>
-            <w:r>
-              <w:rPr>
-                <w:b w:val="0"/>
-                <w:sz w:val="16"/>
-              </w:rPr>
               <w:t>Date</w:t>
             </w:r>
           </w:p>
@@ -2701,15 +1459,6 @@
           </w:tcPr>
           <w:p>
             <w:r>
-              <w:rPr>
-                <w:sz w:val="16"/>
-              </w:rPr>
-            </w:r>
-            <w:r>
-              <w:rPr>
-                <w:b w:val="0"/>
-                <w:sz w:val="16"/>
-              </w:rPr>
               <w:t>2026-05-12</w:t>
             </w:r>
           </w:p>
@@ -2721,15 +1470,6 @@
           </w:tcPr>
           <w:p>
             <w:r>
-              <w:rPr>
-                <w:sz w:val="16"/>
-              </w:rPr>
-            </w:r>
-            <w:r>
-              <w:rPr>
-                <w:b w:val="0"/>
-                <w:sz w:val="16"/>
-              </w:rPr>
               <w:t>Class Number</w:t>
             </w:r>
           </w:p>
@@ -2741,16 +1481,7 @@
           </w:tcPr>
           <w:p>
             <w:r>
-              <w:rPr>
-                <w:sz w:val="16"/>
-              </w:rPr>
-            </w:r>
-            <w:r>
-              <w:rPr>
-                <w:b w:val="0"/>
-                <w:sz w:val="16"/>
-              </w:rPr>
-              <w:t>[Insert #]</w:t>
+              <w:t>Class number</w:t>
             </w:r>
           </w:p>
         </w:tc>
@@ -2763,15 +1494,6 @@
           </w:tcPr>
           <w:p>
             <w:r>
-              <w:rPr>
-                <w:sz w:val="16"/>
-              </w:rPr>
-            </w:r>
-            <w:r>
-              <w:rPr>
-                <w:b w:val="0"/>
-                <w:sz w:val="16"/>
-              </w:rPr>
               <w:t>Start Time</w:t>
             </w:r>
           </w:p>
@@ -2783,35 +1505,17 @@
           </w:tcPr>
           <w:p>
             <w:r>
-              <w:rPr>
-                <w:sz w:val="16"/>
-              </w:rPr>
+              <w:t>Time</w:t>
             </w:r>
+          </w:p>
+        </w:tc>
+        <w:tc>
+          <w:tcPr>
+            <w:tcW w:type="dxa" w:w="1728"/>
+            <w:vAlign w:val="center"/>
+          </w:tcPr>
+          <w:p>
             <w:r>
-              <w:rPr>
-                <w:b w:val="0"/>
-                <w:sz w:val="16"/>
-              </w:rPr>
-              <w:t>[Insert Time]</w:t>
-            </w:r>
-          </w:p>
-        </w:tc>
-        <w:tc>
-          <w:tcPr>
-            <w:tcW w:type="dxa" w:w="1728"/>
-            <w:vAlign w:val="center"/>
-          </w:tcPr>
-          <w:p>
-            <w:r>
-              <w:rPr>
-                <w:sz w:val="16"/>
-              </w:rPr>
-            </w:r>
-            <w:r>
-              <w:rPr>
-                <w:b w:val="0"/>
-                <w:sz w:val="16"/>
-              </w:rPr>
               <w:t>End Time</w:t>
             </w:r>
           </w:p>
@@ -2823,16 +1527,7 @@
           </w:tcPr>
           <w:p>
             <w:r>
-              <w:rPr>
-                <w:sz w:val="16"/>
-              </w:rPr>
-            </w:r>
-            <w:r>
-              <w:rPr>
-                <w:b w:val="0"/>
-                <w:sz w:val="16"/>
-              </w:rPr>
-              <w:t>[Insert Time]</w:t>
+              <w:t>Time</w:t>
             </w:r>
           </w:p>
         </w:tc>
@@ -2845,15 +1540,6 @@
           </w:tcPr>
           <w:p>
             <w:r>
-              <w:rPr>
-                <w:sz w:val="16"/>
-              </w:rPr>
-            </w:r>
-            <w:r>
-              <w:rPr>
-                <w:b w:val="0"/>
-                <w:sz w:val="16"/>
-              </w:rPr>
               <w:t>Scheduled Hours</w:t>
             </w:r>
           </w:p>
@@ -2865,35 +1551,17 @@
           </w:tcPr>
           <w:p>
             <w:r>
-              <w:rPr>
-                <w:sz w:val="16"/>
-              </w:rPr>
+              <w:t>Hours</w:t>
             </w:r>
+          </w:p>
+        </w:tc>
+        <w:tc>
+          <w:tcPr>
+            <w:tcW w:type="dxa" w:w="1728"/>
+            <w:vAlign w:val="center"/>
+          </w:tcPr>
+          <w:p>
             <w:r>
-              <w:rPr>
-                <w:b w:val="0"/>
-                <w:sz w:val="16"/>
-              </w:rPr>
-              <w:t>[Insert Hours]</w:t>
-            </w:r>
-          </w:p>
-        </w:tc>
-        <w:tc>
-          <w:tcPr>
-            <w:tcW w:type="dxa" w:w="1728"/>
-            <w:vAlign w:val="center"/>
-          </w:tcPr>
-          <w:p>
-            <w:r>
-              <w:rPr>
-                <w:sz w:val="16"/>
-              </w:rPr>
-            </w:r>
-            <w:r>
-              <w:rPr>
-                <w:b w:val="0"/>
-                <w:sz w:val="16"/>
-              </w:rPr>
               <w:t>Actual Instructional Hours</w:t>
             </w:r>
           </w:p>
@@ -2905,16 +1573,7 @@
           </w:tcPr>
           <w:p>
             <w:r>
-              <w:rPr>
-                <w:sz w:val="16"/>
-              </w:rPr>
-            </w:r>
-            <w:r>
-              <w:rPr>
-                <w:b w:val="0"/>
-                <w:sz w:val="16"/>
-              </w:rPr>
-              <w:t>[Insert Hours]</w:t>
+              <w:t>Hours</w:t>
             </w:r>
           </w:p>
         </w:tc>
@@ -2927,15 +1586,6 @@
           </w:tcPr>
           <w:p>
             <w:r>
-              <w:rPr>
-                <w:sz w:val="16"/>
-              </w:rPr>
-            </w:r>
-            <w:r>
-              <w:rPr>
-                <w:b w:val="0"/>
-                <w:sz w:val="16"/>
-              </w:rPr>
               <w:t>Unit</w:t>
             </w:r>
           </w:p>
@@ -2947,35 +1597,17 @@
           </w:tcPr>
           <w:p>
             <w:r>
-              <w:rPr>
-                <w:sz w:val="16"/>
-              </w:rPr>
+              <w:t>Unit</w:t>
             </w:r>
+          </w:p>
+        </w:tc>
+        <w:tc>
+          <w:tcPr>
+            <w:tcW w:type="dxa" w:w="1728"/>
+            <w:vAlign w:val="center"/>
+          </w:tcPr>
+          <w:p>
             <w:r>
-              <w:rPr>
-                <w:b w:val="0"/>
-                <w:sz w:val="16"/>
-              </w:rPr>
-              <w:t>[Insert Unit]</w:t>
-            </w:r>
-          </w:p>
-        </w:tc>
-        <w:tc>
-          <w:tcPr>
-            <w:tcW w:type="dxa" w:w="1728"/>
-            <w:vAlign w:val="center"/>
-          </w:tcPr>
-          <w:p>
-            <w:r>
-              <w:rPr>
-                <w:sz w:val="16"/>
-              </w:rPr>
-            </w:r>
-            <w:r>
-              <w:rPr>
-                <w:b w:val="0"/>
-                <w:sz w:val="16"/>
-              </w:rPr>
               <w:t>Lesson Topic</w:t>
             </w:r>
           </w:p>
@@ -2987,16 +1619,7 @@
           </w:tcPr>
           <w:p>
             <w:r>
-              <w:rPr>
-                <w:sz w:val="16"/>
-              </w:rPr>
-            </w:r>
-            <w:r>
-              <w:rPr>
-                <w:b w:val="0"/>
-                <w:sz w:val="16"/>
-              </w:rPr>
-              <w:t>[Insert Topic]</w:t>
+              <w:t>Topic</w:t>
             </w:r>
           </w:p>
         </w:tc>
@@ -3009,15 +1632,6 @@
           </w:tcPr>
           <w:p>
             <w:r>
-              <w:rPr>
-                <w:sz w:val="16"/>
-              </w:rPr>
-            </w:r>
-            <w:r>
-              <w:rPr>
-                <w:b w:val="0"/>
-                <w:sz w:val="16"/>
-              </w:rPr>
               <w:t>Teacher Present</w:t>
             </w:r>
           </w:p>
@@ -3029,35 +1643,17 @@
           </w:tcPr>
           <w:p>
             <w:r>
-              <w:rPr>
-                <w:sz w:val="16"/>
-              </w:rPr>
+              <w:t>Yes / No</w:t>
             </w:r>
+          </w:p>
+        </w:tc>
+        <w:tc>
+          <w:tcPr>
+            <w:tcW w:type="dxa" w:w="1728"/>
+            <w:vAlign w:val="center"/>
+          </w:tcPr>
+          <w:p>
             <w:r>
-              <w:rPr>
-                <w:b w:val="0"/>
-                <w:sz w:val="16"/>
-              </w:rPr>
-              <w:t>[Yes / No]</w:t>
-            </w:r>
-          </w:p>
-        </w:tc>
-        <w:tc>
-          <w:tcPr>
-            <w:tcW w:type="dxa" w:w="1728"/>
-            <w:vAlign w:val="center"/>
-          </w:tcPr>
-          <w:p>
-            <w:r>
-              <w:rPr>
-                <w:sz w:val="16"/>
-              </w:rPr>
-            </w:r>
-            <w:r>
-              <w:rPr>
-                <w:b w:val="0"/>
-                <w:sz w:val="16"/>
-              </w:rPr>
               <w:t>Substitute / Guest</w:t>
             </w:r>
           </w:p>
@@ -3069,16 +1665,7 @@
           </w:tcPr>
           <w:p>
             <w:r>
-              <w:rPr>
-                <w:sz w:val="16"/>
-              </w:rPr>
-            </w:r>
-            <w:r>
-              <w:rPr>
-                <w:b w:val="0"/>
-                <w:sz w:val="16"/>
-              </w:rPr>
-              <w:t>[If applicable]</w:t>
+              <w:t>If applicable</w:t>
             </w:r>
           </w:p>
         </w:tc>
@@ -3116,15 +1703,6 @@
           </w:tcPr>
           <w:p>
             <w:r>
-              <w:rPr>
-                <w:sz w:val="16"/>
-              </w:rPr>
-            </w:r>
-            <w:r>
-              <w:rPr>
-                <w:b/>
-                <w:sz w:val="16"/>
-              </w:rPr>
               <w:t>Learning Goals for Today</w:t>
             </w:r>
           </w:p>
@@ -3137,15 +1715,6 @@
           </w:tcPr>
           <w:p>
             <w:r>
-              <w:rPr>
-                <w:sz w:val="16"/>
-              </w:rPr>
-            </w:r>
-            <w:r>
-              <w:rPr>
-                <w:b/>
-                <w:sz w:val="16"/>
-              </w:rPr>
               <w:t>Success Criteria Students Should Demonstrate</w:t>
             </w:r>
           </w:p>
@@ -3158,17 +1727,7 @@
             <w:vAlign w:val="center"/>
           </w:tcPr>
           <w:p>
-            <w:r>
-              <w:rPr>
-                <w:sz w:val="16"/>
-              </w:rPr>
-            </w:r>
-            <w:r>
-              <w:rPr>
-                <w:b w:val="0"/>
-                <w:sz w:val="16"/>
-              </w:rPr>
-            </w:r>
+            <w:r/>
           </w:p>
         </w:tc>
         <w:tc>
@@ -3177,17 +1736,7 @@
             <w:vAlign w:val="center"/>
           </w:tcPr>
           <w:p>
-            <w:r>
-              <w:rPr>
-                <w:sz w:val="16"/>
-              </w:rPr>
-            </w:r>
-            <w:r>
-              <w:rPr>
-                <w:b w:val="0"/>
-                <w:sz w:val="16"/>
-              </w:rPr>
-            </w:r>
+            <w:r/>
           </w:p>
         </w:tc>
       </w:tr>
@@ -3198,17 +1747,7 @@
             <w:vAlign w:val="center"/>
           </w:tcPr>
           <w:p>
-            <w:r>
-              <w:rPr>
-                <w:sz w:val="16"/>
-              </w:rPr>
-            </w:r>
-            <w:r>
-              <w:rPr>
-                <w:b w:val="0"/>
-                <w:sz w:val="16"/>
-              </w:rPr>
-            </w:r>
+            <w:r/>
           </w:p>
         </w:tc>
         <w:tc>
@@ -3217,17 +1756,7 @@
             <w:vAlign w:val="center"/>
           </w:tcPr>
           <w:p>
-            <w:r>
-              <w:rPr>
-                <w:sz w:val="16"/>
-              </w:rPr>
-            </w:r>
-            <w:r>
-              <w:rPr>
-                <w:b w:val="0"/>
-                <w:sz w:val="16"/>
-              </w:rPr>
-            </w:r>
+            <w:r/>
           </w:p>
         </w:tc>
       </w:tr>
@@ -3265,15 +1794,6 @@
           </w:tcPr>
           <w:p>
             <w:r>
-              <w:rPr>
-                <w:sz w:val="16"/>
-              </w:rPr>
-            </w:r>
-            <w:r>
-              <w:rPr>
-                <w:b/>
-                <w:sz w:val="16"/>
-              </w:rPr>
               <w:t>Expectation Code</w:t>
             </w:r>
           </w:p>
@@ -3286,15 +1806,6 @@
           </w:tcPr>
           <w:p>
             <w:r>
-              <w:rPr>
-                <w:sz w:val="16"/>
-              </w:rPr>
-            </w:r>
-            <w:r>
-              <w:rPr>
-                <w:b/>
-                <w:sz w:val="16"/>
-              </w:rPr>
               <w:t>Evidence of Coverage Today</w:t>
             </w:r>
           </w:p>
@@ -3307,15 +1818,6 @@
           </w:tcPr>
           <w:p>
             <w:r>
-              <w:rPr>
-                <w:sz w:val="16"/>
-              </w:rPr>
-            </w:r>
-            <w:r>
-              <w:rPr>
-                <w:b/>
-                <w:sz w:val="16"/>
-              </w:rPr>
               <w:t>Notes</w:t>
             </w:r>
           </w:p>
@@ -3329,15 +1831,6 @@
           </w:tcPr>
           <w:p>
             <w:r>
-              <w:rPr>
-                <w:sz w:val="16"/>
-              </w:rPr>
-            </w:r>
-            <w:r>
-              <w:rPr>
-                <w:b w:val="0"/>
-                <w:sz w:val="16"/>
-              </w:rPr>
               <w:t>A / B strand code</w:t>
             </w:r>
           </w:p>
@@ -3348,17 +1841,7 @@
             <w:vAlign w:val="center"/>
           </w:tcPr>
           <w:p>
-            <w:r>
-              <w:rPr>
-                <w:sz w:val="16"/>
-              </w:rPr>
-            </w:r>
-            <w:r>
-              <w:rPr>
-                <w:b w:val="0"/>
-                <w:sz w:val="16"/>
-              </w:rPr>
-            </w:r>
+            <w:r/>
           </w:p>
         </w:tc>
         <w:tc>
@@ -3367,17 +1850,7 @@
             <w:vAlign w:val="center"/>
           </w:tcPr>
           <w:p>
-            <w:r>
-              <w:rPr>
-                <w:sz w:val="16"/>
-              </w:rPr>
-            </w:r>
-            <w:r>
-              <w:rPr>
-                <w:b w:val="0"/>
-                <w:sz w:val="16"/>
-              </w:rPr>
-            </w:r>
+            <w:r/>
           </w:p>
         </w:tc>
       </w:tr>
@@ -3388,17 +1861,7 @@
             <w:vAlign w:val="center"/>
           </w:tcPr>
           <w:p>
-            <w:r>
-              <w:rPr>
-                <w:sz w:val="16"/>
-              </w:rPr>
-            </w:r>
-            <w:r>
-              <w:rPr>
-                <w:b w:val="0"/>
-                <w:sz w:val="16"/>
-              </w:rPr>
-            </w:r>
+            <w:r/>
           </w:p>
         </w:tc>
         <w:tc>
@@ -3407,17 +1870,7 @@
             <w:vAlign w:val="center"/>
           </w:tcPr>
           <w:p>
-            <w:r>
-              <w:rPr>
-                <w:sz w:val="16"/>
-              </w:rPr>
-            </w:r>
-            <w:r>
-              <w:rPr>
-                <w:b w:val="0"/>
-                <w:sz w:val="16"/>
-              </w:rPr>
-            </w:r>
+            <w:r/>
           </w:p>
         </w:tc>
         <w:tc>
@@ -3426,17 +1879,7 @@
             <w:vAlign w:val="center"/>
           </w:tcPr>
           <w:p>
-            <w:r>
-              <w:rPr>
-                <w:sz w:val="16"/>
-              </w:rPr>
-            </w:r>
-            <w:r>
-              <w:rPr>
-                <w:b w:val="0"/>
-                <w:sz w:val="16"/>
-              </w:rPr>
-            </w:r>
+            <w:r/>
           </w:p>
         </w:tc>
       </w:tr>
@@ -3447,17 +1890,7 @@
             <w:vAlign w:val="center"/>
           </w:tcPr>
           <w:p>
-            <w:r>
-              <w:rPr>
-                <w:sz w:val="16"/>
-              </w:rPr>
-            </w:r>
-            <w:r>
-              <w:rPr>
-                <w:b w:val="0"/>
-                <w:sz w:val="16"/>
-              </w:rPr>
-            </w:r>
+            <w:r/>
           </w:p>
         </w:tc>
         <w:tc>
@@ -3466,17 +1899,7 @@
             <w:vAlign w:val="center"/>
           </w:tcPr>
           <w:p>
-            <w:r>
-              <w:rPr>
-                <w:sz w:val="16"/>
-              </w:rPr>
-            </w:r>
-            <w:r>
-              <w:rPr>
-                <w:b w:val="0"/>
-                <w:sz w:val="16"/>
-              </w:rPr>
-            </w:r>
+            <w:r/>
           </w:p>
         </w:tc>
         <w:tc>
@@ -3485,17 +1908,7 @@
             <w:vAlign w:val="center"/>
           </w:tcPr>
           <w:p>
-            <w:r>
-              <w:rPr>
-                <w:sz w:val="16"/>
-              </w:rPr>
-            </w:r>
-            <w:r>
-              <w:rPr>
-                <w:b w:val="0"/>
-                <w:sz w:val="16"/>
-              </w:rPr>
-            </w:r>
+            <w:r/>
           </w:p>
         </w:tc>
       </w:tr>
@@ -3534,15 +1947,6 @@
           </w:tcPr>
           <w:p>
             <w:r>
-              <w:rPr>
-                <w:sz w:val="16"/>
-              </w:rPr>
-            </w:r>
-            <w:r>
-              <w:rPr>
-                <w:b/>
-                <w:sz w:val="16"/>
-              </w:rPr>
               <w:t>Time Block</w:t>
             </w:r>
           </w:p>
@@ -3555,15 +1959,6 @@
           </w:tcPr>
           <w:p>
             <w:r>
-              <w:rPr>
-                <w:sz w:val="16"/>
-              </w:rPr>
-            </w:r>
-            <w:r>
-              <w:rPr>
-                <w:b/>
-                <w:sz w:val="16"/>
-              </w:rPr>
               <w:t>Activity / Instructional Strategy</w:t>
             </w:r>
           </w:p>
@@ -3576,15 +1971,6 @@
           </w:tcPr>
           <w:p>
             <w:r>
-              <w:rPr>
-                <w:sz w:val="16"/>
-              </w:rPr>
-            </w:r>
-            <w:r>
-              <w:rPr>
-                <w:b/>
-                <w:sz w:val="16"/>
-              </w:rPr>
               <w:t>Student Product or Evidence</w:t>
             </w:r>
           </w:p>
@@ -3597,15 +1983,6 @@
           </w:tcPr>
           <w:p>
             <w:r>
-              <w:rPr>
-                <w:sz w:val="16"/>
-              </w:rPr>
-            </w:r>
-            <w:r>
-              <w:rPr>
-                <w:b/>
-                <w:sz w:val="16"/>
-              </w:rPr>
               <w:t>Teacher Notes</w:t>
             </w:r>
           </w:p>
@@ -3618,17 +1995,7 @@
             <w:vAlign w:val="center"/>
           </w:tcPr>
           <w:p>
-            <w:r>
-              <w:rPr>
-                <w:sz w:val="16"/>
-              </w:rPr>
-            </w:r>
-            <w:r>
-              <w:rPr>
-                <w:b w:val="0"/>
-                <w:sz w:val="16"/>
-              </w:rPr>
-            </w:r>
+            <w:r/>
           </w:p>
         </w:tc>
         <w:tc>
@@ -3637,17 +2004,7 @@
             <w:vAlign w:val="center"/>
           </w:tcPr>
           <w:p>
-            <w:r>
-              <w:rPr>
-                <w:sz w:val="16"/>
-              </w:rPr>
-            </w:r>
-            <w:r>
-              <w:rPr>
-                <w:b w:val="0"/>
-                <w:sz w:val="16"/>
-              </w:rPr>
-            </w:r>
+            <w:r/>
           </w:p>
         </w:tc>
         <w:tc>
@@ -3656,17 +2013,7 @@
             <w:vAlign w:val="center"/>
           </w:tcPr>
           <w:p>
-            <w:r>
-              <w:rPr>
-                <w:sz w:val="16"/>
-              </w:rPr>
-            </w:r>
-            <w:r>
-              <w:rPr>
-                <w:b w:val="0"/>
-                <w:sz w:val="16"/>
-              </w:rPr>
-            </w:r>
+            <w:r/>
           </w:p>
         </w:tc>
         <w:tc>
@@ -3675,17 +2022,7 @@
             <w:vAlign w:val="center"/>
           </w:tcPr>
           <w:p>
-            <w:r>
-              <w:rPr>
-                <w:sz w:val="16"/>
-              </w:rPr>
-            </w:r>
-            <w:r>
-              <w:rPr>
-                <w:b w:val="0"/>
-                <w:sz w:val="16"/>
-              </w:rPr>
-            </w:r>
+            <w:r/>
           </w:p>
         </w:tc>
       </w:tr>
@@ -3696,17 +2033,7 @@
             <w:vAlign w:val="center"/>
           </w:tcPr>
           <w:p>
-            <w:r>
-              <w:rPr>
-                <w:sz w:val="16"/>
-              </w:rPr>
-            </w:r>
-            <w:r>
-              <w:rPr>
-                <w:b w:val="0"/>
-                <w:sz w:val="16"/>
-              </w:rPr>
-            </w:r>
+            <w:r/>
           </w:p>
         </w:tc>
         <w:tc>
@@ -3715,17 +2042,7 @@
             <w:vAlign w:val="center"/>
           </w:tcPr>
           <w:p>
-            <w:r>
-              <w:rPr>
-                <w:sz w:val="16"/>
-              </w:rPr>
-            </w:r>
-            <w:r>
-              <w:rPr>
-                <w:b w:val="0"/>
-                <w:sz w:val="16"/>
-              </w:rPr>
-            </w:r>
+            <w:r/>
           </w:p>
         </w:tc>
         <w:tc>
@@ -3734,17 +2051,7 @@
             <w:vAlign w:val="center"/>
           </w:tcPr>
           <w:p>
-            <w:r>
-              <w:rPr>
-                <w:sz w:val="16"/>
-              </w:rPr>
-            </w:r>
-            <w:r>
-              <w:rPr>
-                <w:b w:val="0"/>
-                <w:sz w:val="16"/>
-              </w:rPr>
-            </w:r>
+            <w:r/>
           </w:p>
         </w:tc>
         <w:tc>
@@ -3753,17 +2060,7 @@
             <w:vAlign w:val="center"/>
           </w:tcPr>
           <w:p>
-            <w:r>
-              <w:rPr>
-                <w:sz w:val="16"/>
-              </w:rPr>
-            </w:r>
-            <w:r>
-              <w:rPr>
-                <w:b w:val="0"/>
-                <w:sz w:val="16"/>
-              </w:rPr>
-            </w:r>
+            <w:r/>
           </w:p>
         </w:tc>
       </w:tr>
@@ -3774,17 +2071,7 @@
             <w:vAlign w:val="center"/>
           </w:tcPr>
           <w:p>
-            <w:r>
-              <w:rPr>
-                <w:sz w:val="16"/>
-              </w:rPr>
-            </w:r>
-            <w:r>
-              <w:rPr>
-                <w:b w:val="0"/>
-                <w:sz w:val="16"/>
-              </w:rPr>
-            </w:r>
+            <w:r/>
           </w:p>
         </w:tc>
         <w:tc>
@@ -3793,17 +2080,7 @@
             <w:vAlign w:val="center"/>
           </w:tcPr>
           <w:p>
-            <w:r>
-              <w:rPr>
-                <w:sz w:val="16"/>
-              </w:rPr>
-            </w:r>
-            <w:r>
-              <w:rPr>
-                <w:b w:val="0"/>
-                <w:sz w:val="16"/>
-              </w:rPr>
-            </w:r>
+            <w:r/>
           </w:p>
         </w:tc>
         <w:tc>
@@ -3812,17 +2089,7 @@
             <w:vAlign w:val="center"/>
           </w:tcPr>
           <w:p>
-            <w:r>
-              <w:rPr>
-                <w:sz w:val="16"/>
-              </w:rPr>
-            </w:r>
-            <w:r>
-              <w:rPr>
-                <w:b w:val="0"/>
-                <w:sz w:val="16"/>
-              </w:rPr>
-            </w:r>
+            <w:r/>
           </w:p>
         </w:tc>
         <w:tc>
@@ -3831,17 +2098,7 @@
             <w:vAlign w:val="center"/>
           </w:tcPr>
           <w:p>
-            <w:r>
-              <w:rPr>
-                <w:sz w:val="16"/>
-              </w:rPr>
-            </w:r>
-            <w:r>
-              <w:rPr>
-                <w:b w:val="0"/>
-                <w:sz w:val="16"/>
-              </w:rPr>
-            </w:r>
+            <w:r/>
           </w:p>
         </w:tc>
       </w:tr>
@@ -3879,15 +2136,6 @@
           </w:tcPr>
           <w:p>
             <w:r>
-              <w:rPr>
-                <w:sz w:val="16"/>
-              </w:rPr>
-            </w:r>
-            <w:r>
-              <w:rPr>
-                <w:b/>
-                <w:sz w:val="16"/>
-              </w:rPr>
               <w:t>Safety Item</w:t>
             </w:r>
           </w:p>
@@ -3900,15 +2148,6 @@
           </w:tcPr>
           <w:p>
             <w:r>
-              <w:rPr>
-                <w:sz w:val="16"/>
-              </w:rPr>
-            </w:r>
-            <w:r>
-              <w:rPr>
-                <w:b/>
-                <w:sz w:val="16"/>
-              </w:rPr>
               <w:t>Completed / N/A</w:t>
             </w:r>
           </w:p>
@@ -3921,15 +2160,6 @@
           </w:tcPr>
           <w:p>
             <w:r>
-              <w:rPr>
-                <w:sz w:val="16"/>
-              </w:rPr>
-            </w:r>
-            <w:r>
-              <w:rPr>
-                <w:b/>
-                <w:sz w:val="16"/>
-              </w:rPr>
               <w:t>Notes</w:t>
             </w:r>
           </w:p>
@@ -3943,15 +2173,6 @@
           </w:tcPr>
           <w:p>
             <w:r>
-              <w:rPr>
-                <w:sz w:val="16"/>
-              </w:rPr>
-            </w:r>
-            <w:r>
-              <w:rPr>
-                <w:b w:val="0"/>
-                <w:sz w:val="16"/>
-              </w:rPr>
               <w:t>PPE reviewed and used</w:t>
             </w:r>
           </w:p>
@@ -3962,17 +2183,7 @@
             <w:vAlign w:val="center"/>
           </w:tcPr>
           <w:p>
-            <w:r>
-              <w:rPr>
-                <w:sz w:val="16"/>
-              </w:rPr>
-            </w:r>
-            <w:r>
-              <w:rPr>
-                <w:b w:val="0"/>
-                <w:sz w:val="16"/>
-              </w:rPr>
-            </w:r>
+            <w:r/>
           </w:p>
         </w:tc>
         <w:tc>
@@ -3981,17 +2192,7 @@
             <w:vAlign w:val="center"/>
           </w:tcPr>
           <w:p>
-            <w:r>
-              <w:rPr>
-                <w:sz w:val="16"/>
-              </w:rPr>
-            </w:r>
-            <w:r>
-              <w:rPr>
-                <w:b w:val="0"/>
-                <w:sz w:val="16"/>
-              </w:rPr>
-            </w:r>
+            <w:r/>
           </w:p>
         </w:tc>
       </w:tr>
@@ -4003,15 +2204,6 @@
           </w:tcPr>
           <w:p>
             <w:r>
-              <w:rPr>
-                <w:sz w:val="16"/>
-              </w:rPr>
-            </w:r>
-            <w:r>
-              <w:rPr>
-                <w:b w:val="0"/>
-                <w:sz w:val="16"/>
-              </w:rPr>
               <w:t>Tool / equipment safety reminder provided</w:t>
             </w:r>
           </w:p>
@@ -4022,17 +2214,7 @@
             <w:vAlign w:val="center"/>
           </w:tcPr>
           <w:p>
-            <w:r>
-              <w:rPr>
-                <w:sz w:val="16"/>
-              </w:rPr>
-            </w:r>
-            <w:r>
-              <w:rPr>
-                <w:b w:val="0"/>
-                <w:sz w:val="16"/>
-              </w:rPr>
-            </w:r>
+            <w:r/>
           </w:p>
         </w:tc>
         <w:tc>
@@ -4041,17 +2223,7 @@
             <w:vAlign w:val="center"/>
           </w:tcPr>
           <w:p>
-            <w:r>
-              <w:rPr>
-                <w:sz w:val="16"/>
-              </w:rPr>
-            </w:r>
-            <w:r>
-              <w:rPr>
-                <w:b w:val="0"/>
-                <w:sz w:val="16"/>
-              </w:rPr>
-            </w:r>
+            <w:r/>
           </w:p>
         </w:tc>
       </w:tr>
@@ -4063,15 +2235,6 @@
           </w:tcPr>
           <w:p>
             <w:r>
-              <w:rPr>
-                <w:sz w:val="16"/>
-              </w:rPr>
-            </w:r>
-            <w:r>
-              <w:rPr>
-                <w:b w:val="0"/>
-                <w:sz w:val="16"/>
-              </w:rPr>
               <w:t>Work area inspected before activity</w:t>
             </w:r>
           </w:p>
@@ -4082,17 +2245,7 @@
             <w:vAlign w:val="center"/>
           </w:tcPr>
           <w:p>
-            <w:r>
-              <w:rPr>
-                <w:sz w:val="16"/>
-              </w:rPr>
-            </w:r>
-            <w:r>
-              <w:rPr>
-                <w:b w:val="0"/>
-                <w:sz w:val="16"/>
-              </w:rPr>
-            </w:r>
+            <w:r/>
           </w:p>
         </w:tc>
         <w:tc>
@@ -4101,17 +2254,7 @@
             <w:vAlign w:val="center"/>
           </w:tcPr>
           <w:p>
-            <w:r>
-              <w:rPr>
-                <w:sz w:val="16"/>
-              </w:rPr>
-            </w:r>
-            <w:r>
-              <w:rPr>
-                <w:b w:val="0"/>
-                <w:sz w:val="16"/>
-              </w:rPr>
-            </w:r>
+            <w:r/>
           </w:p>
         </w:tc>
       </w:tr>
@@ -4123,15 +2266,6 @@
           </w:tcPr>
           <w:p>
             <w:r>
-              <w:rPr>
-                <w:sz w:val="16"/>
-              </w:rPr>
-            </w:r>
-            <w:r>
-              <w:rPr>
-                <w:b w:val="0"/>
-                <w:sz w:val="16"/>
-              </w:rPr>
               <w:t>Teacher demonstration completed before student use</w:t>
             </w:r>
           </w:p>
@@ -4142,17 +2276,7 @@
             <w:vAlign w:val="center"/>
           </w:tcPr>
           <w:p>
-            <w:r>
-              <w:rPr>
-                <w:sz w:val="16"/>
-              </w:rPr>
-            </w:r>
-            <w:r>
-              <w:rPr>
-                <w:b w:val="0"/>
-                <w:sz w:val="16"/>
-              </w:rPr>
-            </w:r>
+            <w:r/>
           </w:p>
         </w:tc>
         <w:tc>
@@ -4161,17 +2285,7 @@
             <w:vAlign w:val="center"/>
           </w:tcPr>
           <w:p>
-            <w:r>
-              <w:rPr>
-                <w:sz w:val="16"/>
-              </w:rPr>
-            </w:r>
-            <w:r>
-              <w:rPr>
-                <w:b w:val="0"/>
-                <w:sz w:val="16"/>
-              </w:rPr>
-            </w:r>
+            <w:r/>
           </w:p>
         </w:tc>
       </w:tr>
@@ -4183,15 +2297,6 @@
           </w:tcPr>
           <w:p>
             <w:r>
-              <w:rPr>
-                <w:sz w:val="16"/>
-              </w:rPr>
-            </w:r>
-            <w:r>
-              <w:rPr>
-                <w:b w:val="0"/>
-                <w:sz w:val="16"/>
-              </w:rPr>
               <w:t>Incident / near miss occurred? If yes, attach incident form</w:t>
             </w:r>
           </w:p>
@@ -4202,17 +2307,7 @@
             <w:vAlign w:val="center"/>
           </w:tcPr>
           <w:p>
-            <w:r>
-              <w:rPr>
-                <w:sz w:val="16"/>
-              </w:rPr>
-            </w:r>
-            <w:r>
-              <w:rPr>
-                <w:b w:val="0"/>
-                <w:sz w:val="16"/>
-              </w:rPr>
-            </w:r>
+            <w:r/>
           </w:p>
         </w:tc>
         <w:tc>
@@ -4221,17 +2316,7 @@
             <w:vAlign w:val="center"/>
           </w:tcPr>
           <w:p>
-            <w:r>
-              <w:rPr>
-                <w:sz w:val="16"/>
-              </w:rPr>
-            </w:r>
-            <w:r>
-              <w:rPr>
-                <w:b w:val="0"/>
-                <w:sz w:val="16"/>
-              </w:rPr>
-            </w:r>
+            <w:r/>
           </w:p>
         </w:tc>
       </w:tr>
@@ -4243,15 +2328,6 @@
           </w:tcPr>
           <w:p>
             <w:r>
-              <w:rPr>
-                <w:sz w:val="16"/>
-              </w:rPr>
-            </w:r>
-            <w:r>
-              <w:rPr>
-                <w:b w:val="0"/>
-                <w:sz w:val="16"/>
-              </w:rPr>
               <w:t>Equipment returned and storage checked</w:t>
             </w:r>
           </w:p>
@@ -4262,17 +2338,7 @@
             <w:vAlign w:val="center"/>
           </w:tcPr>
           <w:p>
-            <w:r>
-              <w:rPr>
-                <w:sz w:val="16"/>
-              </w:rPr>
-            </w:r>
-            <w:r>
-              <w:rPr>
-                <w:b w:val="0"/>
-                <w:sz w:val="16"/>
-              </w:rPr>
-            </w:r>
+            <w:r/>
           </w:p>
         </w:tc>
         <w:tc>
@@ -4281,17 +2347,7 @@
             <w:vAlign w:val="center"/>
           </w:tcPr>
           <w:p>
-            <w:r>
-              <w:rPr>
-                <w:sz w:val="16"/>
-              </w:rPr>
-            </w:r>
-            <w:r>
-              <w:rPr>
-                <w:b w:val="0"/>
-                <w:sz w:val="16"/>
-              </w:rPr>
-            </w:r>
+            <w:r/>
           </w:p>
         </w:tc>
       </w:tr>
@@ -4330,15 +2386,6 @@
           </w:tcPr>
           <w:p>
             <w:r>
-              <w:rPr>
-                <w:sz w:val="16"/>
-              </w:rPr>
-            </w:r>
-            <w:r>
-              <w:rPr>
-                <w:b/>
-                <w:sz w:val="16"/>
-              </w:rPr>
               <w:t>Evidence Collected</w:t>
             </w:r>
           </w:p>
@@ -4351,15 +2398,6 @@
           </w:tcPr>
           <w:p>
             <w:r>
-              <w:rPr>
-                <w:sz w:val="16"/>
-              </w:rPr>
-            </w:r>
-            <w:r>
-              <w:rPr>
-                <w:b/>
-                <w:sz w:val="16"/>
-              </w:rPr>
               <w:t>Assessment Purpose</w:t>
             </w:r>
           </w:p>
@@ -4372,15 +2410,6 @@
           </w:tcPr>
           <w:p>
             <w:r>
-              <w:rPr>
-                <w:sz w:val="16"/>
-              </w:rPr>
-            </w:r>
-            <w:r>
-              <w:rPr>
-                <w:b/>
-                <w:sz w:val="16"/>
-              </w:rPr>
               <w:t>Feedback Given</w:t>
             </w:r>
           </w:p>
@@ -4393,15 +2422,6 @@
           </w:tcPr>
           <w:p>
             <w:r>
-              <w:rPr>
-                <w:sz w:val="16"/>
-              </w:rPr>
-            </w:r>
-            <w:r>
-              <w:rPr>
-                <w:b/>
-                <w:sz w:val="16"/>
-              </w:rPr>
               <w:t>Students Requiring Follow-up</w:t>
             </w:r>
           </w:p>
@@ -4414,35 +2434,16 @@
             <w:vAlign w:val="center"/>
           </w:tcPr>
           <w:p>
+            <w:r/>
+          </w:p>
+        </w:tc>
+        <w:tc>
+          <w:tcPr>
+            <w:tcW w:type="dxa" w:w="2592"/>
+            <w:vAlign w:val="center"/>
+          </w:tcPr>
+          <w:p>
             <w:r>
-              <w:rPr>
-                <w:sz w:val="16"/>
-              </w:rPr>
-            </w:r>
-            <w:r>
-              <w:rPr>
-                <w:b w:val="0"/>
-                <w:sz w:val="16"/>
-              </w:rPr>
-            </w:r>
-          </w:p>
-        </w:tc>
-        <w:tc>
-          <w:tcPr>
-            <w:tcW w:type="dxa" w:w="2592"/>
-            <w:vAlign w:val="center"/>
-          </w:tcPr>
-          <w:p>
-            <w:r>
-              <w:rPr>
-                <w:sz w:val="16"/>
-              </w:rPr>
-            </w:r>
-            <w:r>
-              <w:rPr>
-                <w:b w:val="0"/>
-                <w:sz w:val="16"/>
-              </w:rPr>
               <w:t>Assessment for / as / of learning</w:t>
             </w:r>
           </w:p>
@@ -4453,17 +2454,7 @@
             <w:vAlign w:val="center"/>
           </w:tcPr>
           <w:p>
-            <w:r>
-              <w:rPr>
-                <w:sz w:val="16"/>
-              </w:rPr>
-            </w:r>
-            <w:r>
-              <w:rPr>
-                <w:b w:val="0"/>
-                <w:sz w:val="16"/>
-              </w:rPr>
-            </w:r>
+            <w:r/>
           </w:p>
         </w:tc>
         <w:tc>
@@ -4472,17 +2463,7 @@
             <w:vAlign w:val="center"/>
           </w:tcPr>
           <w:p>
-            <w:r>
-              <w:rPr>
-                <w:sz w:val="16"/>
-              </w:rPr>
-            </w:r>
-            <w:r>
-              <w:rPr>
-                <w:b w:val="0"/>
-                <w:sz w:val="16"/>
-              </w:rPr>
-            </w:r>
+            <w:r/>
           </w:p>
         </w:tc>
       </w:tr>
@@ -4493,17 +2474,7 @@
             <w:vAlign w:val="center"/>
           </w:tcPr>
           <w:p>
-            <w:r>
-              <w:rPr>
-                <w:sz w:val="16"/>
-              </w:rPr>
-            </w:r>
-            <w:r>
-              <w:rPr>
-                <w:b w:val="0"/>
-                <w:sz w:val="16"/>
-              </w:rPr>
-            </w:r>
+            <w:r/>
           </w:p>
         </w:tc>
         <w:tc>
@@ -4512,17 +2483,7 @@
             <w:vAlign w:val="center"/>
           </w:tcPr>
           <w:p>
-            <w:r>
-              <w:rPr>
-                <w:sz w:val="16"/>
-              </w:rPr>
-            </w:r>
-            <w:r>
-              <w:rPr>
-                <w:b w:val="0"/>
-                <w:sz w:val="16"/>
-              </w:rPr>
-            </w:r>
+            <w:r/>
           </w:p>
         </w:tc>
         <w:tc>
@@ -4531,17 +2492,7 @@
             <w:vAlign w:val="center"/>
           </w:tcPr>
           <w:p>
-            <w:r>
-              <w:rPr>
-                <w:sz w:val="16"/>
-              </w:rPr>
-            </w:r>
-            <w:r>
-              <w:rPr>
-                <w:b w:val="0"/>
-                <w:sz w:val="16"/>
-              </w:rPr>
-            </w:r>
+            <w:r/>
           </w:p>
         </w:tc>
         <w:tc>
@@ -4550,17 +2501,7 @@
             <w:vAlign w:val="center"/>
           </w:tcPr>
           <w:p>
-            <w:r>
-              <w:rPr>
-                <w:sz w:val="16"/>
-              </w:rPr>
-            </w:r>
-            <w:r>
-              <w:rPr>
-                <w:b w:val="0"/>
-                <w:sz w:val="16"/>
-              </w:rPr>
-            </w:r>
+            <w:r/>
           </w:p>
         </w:tc>
       </w:tr>
@@ -4571,17 +2512,7 @@
             <w:vAlign w:val="center"/>
           </w:tcPr>
           <w:p>
-            <w:r>
-              <w:rPr>
-                <w:sz w:val="16"/>
-              </w:rPr>
-            </w:r>
-            <w:r>
-              <w:rPr>
-                <w:b w:val="0"/>
-                <w:sz w:val="16"/>
-              </w:rPr>
-            </w:r>
+            <w:r/>
           </w:p>
         </w:tc>
         <w:tc>
@@ -4590,17 +2521,7 @@
             <w:vAlign w:val="center"/>
           </w:tcPr>
           <w:p>
-            <w:r>
-              <w:rPr>
-                <w:sz w:val="16"/>
-              </w:rPr>
-            </w:r>
-            <w:r>
-              <w:rPr>
-                <w:b w:val="0"/>
-                <w:sz w:val="16"/>
-              </w:rPr>
-            </w:r>
+            <w:r/>
           </w:p>
         </w:tc>
         <w:tc>
@@ -4609,17 +2530,7 @@
             <w:vAlign w:val="center"/>
           </w:tcPr>
           <w:p>
-            <w:r>
-              <w:rPr>
-                <w:sz w:val="16"/>
-              </w:rPr>
-            </w:r>
-            <w:r>
-              <w:rPr>
-                <w:b w:val="0"/>
-                <w:sz w:val="16"/>
-              </w:rPr>
-            </w:r>
+            <w:r/>
           </w:p>
         </w:tc>
         <w:tc>
@@ -4628,17 +2539,7 @@
             <w:vAlign w:val="center"/>
           </w:tcPr>
           <w:p>
-            <w:r>
-              <w:rPr>
-                <w:sz w:val="16"/>
-              </w:rPr>
-            </w:r>
-            <w:r>
-              <w:rPr>
-                <w:b w:val="0"/>
-                <w:sz w:val="16"/>
-              </w:rPr>
-            </w:r>
+            <w:r/>
           </w:p>
         </w:tc>
       </w:tr>
@@ -4677,15 +2578,6 @@
           </w:tcPr>
           <w:p>
             <w:r>
-              <w:rPr>
-                <w:sz w:val="16"/>
-              </w:rPr>
-            </w:r>
-            <w:r>
-              <w:rPr>
-                <w:b/>
-                <w:sz w:val="16"/>
-              </w:rPr>
               <w:t>AI Use Today</w:t>
             </w:r>
           </w:p>
@@ -4698,15 +2590,6 @@
           </w:tcPr>
           <w:p>
             <w:r>
-              <w:rPr>
-                <w:sz w:val="16"/>
-              </w:rPr>
-            </w:r>
-            <w:r>
-              <w:rPr>
-                <w:b/>
-                <w:sz w:val="16"/>
-              </w:rPr>
               <w:t>Allowed / Not Allowed</w:t>
             </w:r>
           </w:p>
@@ -4719,15 +2602,6 @@
           </w:tcPr>
           <w:p>
             <w:r>
-              <w:rPr>
-                <w:sz w:val="16"/>
-              </w:rPr>
-            </w:r>
-            <w:r>
-              <w:rPr>
-                <w:b/>
-                <w:sz w:val="16"/>
-              </w:rPr>
               <w:t>Verification or Control Used</w:t>
             </w:r>
           </w:p>
@@ -4740,15 +2614,6 @@
           </w:tcPr>
           <w:p>
             <w:r>
-              <w:rPr>
-                <w:sz w:val="16"/>
-              </w:rPr>
-            </w:r>
-            <w:r>
-              <w:rPr>
-                <w:b/>
-                <w:sz w:val="16"/>
-              </w:rPr>
               <w:t>Teacher Notes</w:t>
             </w:r>
           </w:p>
@@ -4762,15 +2627,6 @@
           </w:tcPr>
           <w:p>
             <w:r>
-              <w:rPr>
-                <w:sz w:val="16"/>
-              </w:rPr>
-            </w:r>
-            <w:r>
-              <w:rPr>
-                <w:b w:val="0"/>
-                <w:sz w:val="16"/>
-              </w:rPr>
               <w:t>Brainstorming / explanation / debugging / writing support</w:t>
             </w:r>
           </w:p>
@@ -4781,35 +2637,16 @@
             <w:vAlign w:val="center"/>
           </w:tcPr>
           <w:p>
+            <w:r/>
+          </w:p>
+        </w:tc>
+        <w:tc>
+          <w:tcPr>
+            <w:tcW w:type="dxa" w:w="3456"/>
+            <w:vAlign w:val="center"/>
+          </w:tcPr>
+          <w:p>
             <w:r>
-              <w:rPr>
-                <w:sz w:val="16"/>
-              </w:rPr>
-            </w:r>
-            <w:r>
-              <w:rPr>
-                <w:b w:val="0"/>
-                <w:sz w:val="16"/>
-              </w:rPr>
-            </w:r>
-          </w:p>
-        </w:tc>
-        <w:tc>
-          <w:tcPr>
-            <w:tcW w:type="dxa" w:w="3456"/>
-            <w:vAlign w:val="center"/>
-          </w:tcPr>
-          <w:p>
-            <w:r>
-              <w:rPr>
-                <w:sz w:val="16"/>
-              </w:rPr>
-            </w:r>
-            <w:r>
-              <w:rPr>
-                <w:b w:val="0"/>
-                <w:sz w:val="16"/>
-              </w:rPr>
               <w:t>AI Use Log / source check / oral explanation / code demo</w:t>
             </w:r>
           </w:p>
@@ -4820,17 +2657,7 @@
             <w:vAlign w:val="center"/>
           </w:tcPr>
           <w:p>
-            <w:r>
-              <w:rPr>
-                <w:sz w:val="16"/>
-              </w:rPr>
-            </w:r>
-            <w:r>
-              <w:rPr>
-                <w:b w:val="0"/>
-                <w:sz w:val="16"/>
-              </w:rPr>
-            </w:r>
+            <w:r/>
           </w:p>
         </w:tc>
       </w:tr>
@@ -4841,17 +2668,7 @@
             <w:vAlign w:val="center"/>
           </w:tcPr>
           <w:p>
-            <w:r>
-              <w:rPr>
-                <w:sz w:val="16"/>
-              </w:rPr>
-            </w:r>
-            <w:r>
-              <w:rPr>
-                <w:b w:val="0"/>
-                <w:sz w:val="16"/>
-              </w:rPr>
-            </w:r>
+            <w:r/>
           </w:p>
         </w:tc>
         <w:tc>
@@ -4860,17 +2677,7 @@
             <w:vAlign w:val="center"/>
           </w:tcPr>
           <w:p>
-            <w:r>
-              <w:rPr>
-                <w:sz w:val="16"/>
-              </w:rPr>
-            </w:r>
-            <w:r>
-              <w:rPr>
-                <w:b w:val="0"/>
-                <w:sz w:val="16"/>
-              </w:rPr>
-            </w:r>
+            <w:r/>
           </w:p>
         </w:tc>
         <w:tc>
@@ -4879,17 +2686,7 @@
             <w:vAlign w:val="center"/>
           </w:tcPr>
           <w:p>
-            <w:r>
-              <w:rPr>
-                <w:sz w:val="16"/>
-              </w:rPr>
-            </w:r>
-            <w:r>
-              <w:rPr>
-                <w:b w:val="0"/>
-                <w:sz w:val="16"/>
-              </w:rPr>
-            </w:r>
+            <w:r/>
           </w:p>
         </w:tc>
         <w:tc>
@@ -4898,17 +2695,7 @@
             <w:vAlign w:val="center"/>
           </w:tcPr>
           <w:p>
-            <w:r>
-              <w:rPr>
-                <w:sz w:val="16"/>
-              </w:rPr>
-            </w:r>
-            <w:r>
-              <w:rPr>
-                <w:b w:val="0"/>
-                <w:sz w:val="16"/>
-              </w:rPr>
-            </w:r>
+            <w:r/>
           </w:p>
         </w:tc>
       </w:tr>
@@ -4947,15 +2734,6 @@
           </w:tcPr>
           <w:p>
             <w:r>
-              <w:rPr>
-                <w:sz w:val="16"/>
-              </w:rPr>
-            </w:r>
-            <w:r>
-              <w:rPr>
-                <w:b/>
-                <w:sz w:val="16"/>
-              </w:rPr>
               <w:t>Attendance Issue</w:t>
             </w:r>
           </w:p>
@@ -4968,15 +2746,6 @@
           </w:tcPr>
           <w:p>
             <w:r>
-              <w:rPr>
-                <w:sz w:val="16"/>
-              </w:rPr>
-            </w:r>
-            <w:r>
-              <w:rPr>
-                <w:b/>
-                <w:sz w:val="16"/>
-              </w:rPr>
               <w:t>Student Follow-up Needed</w:t>
             </w:r>
           </w:p>
@@ -4989,15 +2758,6 @@
           </w:tcPr>
           <w:p>
             <w:r>
-              <w:rPr>
-                <w:sz w:val="16"/>
-              </w:rPr>
-            </w:r>
-            <w:r>
-              <w:rPr>
-                <w:b/>
-                <w:sz w:val="16"/>
-              </w:rPr>
               <w:t>Make-up Evidence Required</w:t>
             </w:r>
           </w:p>
@@ -5010,15 +2770,6 @@
           </w:tcPr>
           <w:p>
             <w:r>
-              <w:rPr>
-                <w:sz w:val="16"/>
-              </w:rPr>
-            </w:r>
-            <w:r>
-              <w:rPr>
-                <w:b/>
-                <w:sz w:val="16"/>
-              </w:rPr>
               <w:t>Date Resolved</w:t>
             </w:r>
           </w:p>
@@ -5031,17 +2782,7 @@
             <w:vAlign w:val="center"/>
           </w:tcPr>
           <w:p>
-            <w:r>
-              <w:rPr>
-                <w:sz w:val="16"/>
-              </w:rPr>
-            </w:r>
-            <w:r>
-              <w:rPr>
-                <w:b w:val="0"/>
-                <w:sz w:val="16"/>
-              </w:rPr>
-            </w:r>
+            <w:r/>
           </w:p>
         </w:tc>
         <w:tc>
@@ -5050,17 +2791,7 @@
             <w:vAlign w:val="center"/>
           </w:tcPr>
           <w:p>
-            <w:r>
-              <w:rPr>
-                <w:sz w:val="16"/>
-              </w:rPr>
-            </w:r>
-            <w:r>
-              <w:rPr>
-                <w:b w:val="0"/>
-                <w:sz w:val="16"/>
-              </w:rPr>
-            </w:r>
+            <w:r/>
           </w:p>
         </w:tc>
         <w:tc>
@@ -5069,17 +2800,7 @@
             <w:vAlign w:val="center"/>
           </w:tcPr>
           <w:p>
-            <w:r>
-              <w:rPr>
-                <w:sz w:val="16"/>
-              </w:rPr>
-            </w:r>
-            <w:r>
-              <w:rPr>
-                <w:b w:val="0"/>
-                <w:sz w:val="16"/>
-              </w:rPr>
-            </w:r>
+            <w:r/>
           </w:p>
         </w:tc>
         <w:tc>
@@ -5088,17 +2809,7 @@
             <w:vAlign w:val="center"/>
           </w:tcPr>
           <w:p>
-            <w:r>
-              <w:rPr>
-                <w:sz w:val="16"/>
-              </w:rPr>
-            </w:r>
-            <w:r>
-              <w:rPr>
-                <w:b w:val="0"/>
-                <w:sz w:val="16"/>
-              </w:rPr>
-            </w:r>
+            <w:r/>
           </w:p>
         </w:tc>
       </w:tr>
@@ -5109,17 +2820,7 @@
             <w:vAlign w:val="center"/>
           </w:tcPr>
           <w:p>
-            <w:r>
-              <w:rPr>
-                <w:sz w:val="16"/>
-              </w:rPr>
-            </w:r>
-            <w:r>
-              <w:rPr>
-                <w:b w:val="0"/>
-                <w:sz w:val="16"/>
-              </w:rPr>
-            </w:r>
+            <w:r/>
           </w:p>
         </w:tc>
         <w:tc>
@@ -5128,17 +2829,7 @@
             <w:vAlign w:val="center"/>
           </w:tcPr>
           <w:p>
-            <w:r>
-              <w:rPr>
-                <w:sz w:val="16"/>
-              </w:rPr>
-            </w:r>
-            <w:r>
-              <w:rPr>
-                <w:b w:val="0"/>
-                <w:sz w:val="16"/>
-              </w:rPr>
-            </w:r>
+            <w:r/>
           </w:p>
         </w:tc>
         <w:tc>
@@ -5147,17 +2838,7 @@
             <w:vAlign w:val="center"/>
           </w:tcPr>
           <w:p>
-            <w:r>
-              <w:rPr>
-                <w:sz w:val="16"/>
-              </w:rPr>
-            </w:r>
-            <w:r>
-              <w:rPr>
-                <w:b w:val="0"/>
-                <w:sz w:val="16"/>
-              </w:rPr>
-            </w:r>
+            <w:r/>
           </w:p>
         </w:tc>
         <w:tc>
@@ -5166,17 +2847,7 @@
             <w:vAlign w:val="center"/>
           </w:tcPr>
           <w:p>
-            <w:r>
-              <w:rPr>
-                <w:sz w:val="16"/>
-              </w:rPr>
-            </w:r>
-            <w:r>
-              <w:rPr>
-                <w:b w:val="0"/>
-                <w:sz w:val="16"/>
-              </w:rPr>
-            </w:r>
+            <w:r/>
           </w:p>
         </w:tc>
       </w:tr>
@@ -5214,15 +2885,6 @@
           </w:tcPr>
           <w:p>
             <w:r>
-              <w:rPr>
-                <w:sz w:val="16"/>
-              </w:rPr>
-            </w:r>
-            <w:r>
-              <w:rPr>
-                <w:b/>
-                <w:sz w:val="16"/>
-              </w:rPr>
               <w:t>What worked well?</w:t>
             </w:r>
           </w:p>
@@ -5235,15 +2897,6 @@
           </w:tcPr>
           <w:p>
             <w:r>
-              <w:rPr>
-                <w:sz w:val="16"/>
-              </w:rPr>
-            </w:r>
-            <w:r>
-              <w:rPr>
-                <w:b/>
-                <w:sz w:val="16"/>
-              </w:rPr>
               <w:t>What needs adjustment?</w:t>
             </w:r>
           </w:p>
@@ -5256,15 +2909,6 @@
           </w:tcPr>
           <w:p>
             <w:r>
-              <w:rPr>
-                <w:sz w:val="16"/>
-              </w:rPr>
-            </w:r>
-            <w:r>
-              <w:rPr>
-                <w:b/>
-                <w:sz w:val="16"/>
-              </w:rPr>
               <w:t>Next lesson preparation</w:t>
             </w:r>
           </w:p>
@@ -5277,17 +2921,7 @@
             <w:vAlign w:val="center"/>
           </w:tcPr>
           <w:p>
-            <w:r>
-              <w:rPr>
-                <w:sz w:val="16"/>
-              </w:rPr>
-            </w:r>
-            <w:r>
-              <w:rPr>
-                <w:b w:val="0"/>
-                <w:sz w:val="16"/>
-              </w:rPr>
-            </w:r>
+            <w:r/>
           </w:p>
         </w:tc>
         <w:tc>
@@ -5296,17 +2930,7 @@
             <w:vAlign w:val="center"/>
           </w:tcPr>
           <w:p>
-            <w:r>
-              <w:rPr>
-                <w:sz w:val="16"/>
-              </w:rPr>
-            </w:r>
-            <w:r>
-              <w:rPr>
-                <w:b w:val="0"/>
-                <w:sz w:val="16"/>
-              </w:rPr>
-            </w:r>
+            <w:r/>
           </w:p>
         </w:tc>
         <w:tc>
@@ -5315,17 +2939,7 @@
             <w:vAlign w:val="center"/>
           </w:tcPr>
           <w:p>
-            <w:r>
-              <w:rPr>
-                <w:sz w:val="16"/>
-              </w:rPr>
-            </w:r>
-            <w:r>
-              <w:rPr>
-                <w:b w:val="0"/>
-                <w:sz w:val="16"/>
-              </w:rPr>
-            </w:r>
+            <w:r/>
           </w:p>
         </w:tc>
       </w:tr>
@@ -5336,17 +2950,7 @@
             <w:vAlign w:val="center"/>
           </w:tcPr>
           <w:p>
-            <w:r>
-              <w:rPr>
-                <w:sz w:val="16"/>
-              </w:rPr>
-            </w:r>
-            <w:r>
-              <w:rPr>
-                <w:b w:val="0"/>
-                <w:sz w:val="16"/>
-              </w:rPr>
-            </w:r>
+            <w:r/>
           </w:p>
         </w:tc>
         <w:tc>
@@ -5355,17 +2959,7 @@
             <w:vAlign w:val="center"/>
           </w:tcPr>
           <w:p>
-            <w:r>
-              <w:rPr>
-                <w:sz w:val="16"/>
-              </w:rPr>
-            </w:r>
-            <w:r>
-              <w:rPr>
-                <w:b w:val="0"/>
-                <w:sz w:val="16"/>
-              </w:rPr>
-            </w:r>
+            <w:r/>
           </w:p>
         </w:tc>
         <w:tc>
@@ -5374,17 +2968,7 @@
             <w:vAlign w:val="center"/>
           </w:tcPr>
           <w:p>
-            <w:r>
-              <w:rPr>
-                <w:sz w:val="16"/>
-              </w:rPr>
-            </w:r>
-            <w:r>
-              <w:rPr>
-                <w:b w:val="0"/>
-                <w:sz w:val="16"/>
-              </w:rPr>
-            </w:r>
+            <w:r/>
           </w:p>
         </w:tc>
       </w:tr>
@@ -5426,15 +3010,6 @@
           </w:tcPr>
           <w:p>
             <w:r>
-              <w:rPr>
-                <w:sz w:val="16"/>
-              </w:rPr>
-            </w:r>
-            <w:r>
-              <w:rPr>
-                <w:b/>
-                <w:sz w:val="16"/>
-              </w:rPr>
               <w:t>Week</w:t>
             </w:r>
           </w:p>
@@ -5447,15 +3022,6 @@
           </w:tcPr>
           <w:p>
             <w:r>
-              <w:rPr>
-                <w:sz w:val="16"/>
-              </w:rPr>
-            </w:r>
-            <w:r>
-              <w:rPr>
-                <w:b/>
-                <w:sz w:val="16"/>
-              </w:rPr>
               <w:t>Total Scheduled Hours</w:t>
             </w:r>
           </w:p>
@@ -5468,15 +3034,6 @@
           </w:tcPr>
           <w:p>
             <w:r>
-              <w:rPr>
-                <w:sz w:val="16"/>
-              </w:rPr>
-            </w:r>
-            <w:r>
-              <w:rPr>
-                <w:b/>
-                <w:sz w:val="16"/>
-              </w:rPr>
               <w:t>Total Delivered Hours</w:t>
             </w:r>
           </w:p>
@@ -5489,15 +3046,6 @@
           </w:tcPr>
           <w:p>
             <w:r>
-              <w:rPr>
-                <w:sz w:val="16"/>
-              </w:rPr>
-            </w:r>
-            <w:r>
-              <w:rPr>
-                <w:b/>
-                <w:sz w:val="16"/>
-              </w:rPr>
               <w:t>Unit(s)</w:t>
             </w:r>
           </w:p>
@@ -5510,15 +3058,6 @@
           </w:tcPr>
           <w:p>
             <w:r>
-              <w:rPr>
-                <w:sz w:val="16"/>
-              </w:rPr>
-            </w:r>
-            <w:r>
-              <w:rPr>
-                <w:b/>
-                <w:sz w:val="16"/>
-              </w:rPr>
               <w:t>Major Evidence Collected</w:t>
             </w:r>
           </w:p>
@@ -5531,15 +3070,6 @@
           </w:tcPr>
           <w:p>
             <w:r>
-              <w:rPr>
-                <w:sz w:val="16"/>
-              </w:rPr>
-            </w:r>
-            <w:r>
-              <w:rPr>
-                <w:b/>
-                <w:sz w:val="16"/>
-              </w:rPr>
               <w:t>Safety / AI Notes</w:t>
             </w:r>
           </w:p>
@@ -5552,15 +3082,6 @@
           </w:tcPr>
           <w:p>
             <w:r>
-              <w:rPr>
-                <w:sz w:val="16"/>
-              </w:rPr>
-            </w:r>
-            <w:r>
-              <w:rPr>
-                <w:b/>
-                <w:sz w:val="16"/>
-              </w:rPr>
               <w:t>Teacher Signature</w:t>
             </w:r>
           </w:p>
@@ -5573,17 +3094,7 @@
             <w:vAlign w:val="center"/>
           </w:tcPr>
           <w:p>
-            <w:r>
-              <w:rPr>
-                <w:sz w:val="16"/>
-              </w:rPr>
-            </w:r>
-            <w:r>
-              <w:rPr>
-                <w:b w:val="0"/>
-                <w:sz w:val="16"/>
-              </w:rPr>
-            </w:r>
+            <w:r/>
           </w:p>
         </w:tc>
         <w:tc>
@@ -5592,17 +3103,7 @@
             <w:vAlign w:val="center"/>
           </w:tcPr>
           <w:p>
-            <w:r>
-              <w:rPr>
-                <w:sz w:val="16"/>
-              </w:rPr>
-            </w:r>
-            <w:r>
-              <w:rPr>
-                <w:b w:val="0"/>
-                <w:sz w:val="16"/>
-              </w:rPr>
-            </w:r>
+            <w:r/>
           </w:p>
         </w:tc>
         <w:tc>
@@ -5611,17 +3112,7 @@
             <w:vAlign w:val="center"/>
           </w:tcPr>
           <w:p>
-            <w:r>
-              <w:rPr>
-                <w:sz w:val="16"/>
-              </w:rPr>
-            </w:r>
-            <w:r>
-              <w:rPr>
-                <w:b w:val="0"/>
-                <w:sz w:val="16"/>
-              </w:rPr>
-            </w:r>
+            <w:r/>
           </w:p>
         </w:tc>
         <w:tc>
@@ -5630,17 +3121,7 @@
             <w:vAlign w:val="center"/>
           </w:tcPr>
           <w:p>
-            <w:r>
-              <w:rPr>
-                <w:sz w:val="16"/>
-              </w:rPr>
-            </w:r>
-            <w:r>
-              <w:rPr>
-                <w:b w:val="0"/>
-                <w:sz w:val="16"/>
-              </w:rPr>
-            </w:r>
+            <w:r/>
           </w:p>
         </w:tc>
         <w:tc>
@@ -5649,17 +3130,7 @@
             <w:vAlign w:val="center"/>
           </w:tcPr>
           <w:p>
-            <w:r>
-              <w:rPr>
-                <w:sz w:val="16"/>
-              </w:rPr>
-            </w:r>
-            <w:r>
-              <w:rPr>
-                <w:b w:val="0"/>
-                <w:sz w:val="16"/>
-              </w:rPr>
-            </w:r>
+            <w:r/>
           </w:p>
         </w:tc>
         <w:tc>
@@ -5668,17 +3139,7 @@
             <w:vAlign w:val="center"/>
           </w:tcPr>
           <w:p>
-            <w:r>
-              <w:rPr>
-                <w:sz w:val="16"/>
-              </w:rPr>
-            </w:r>
-            <w:r>
-              <w:rPr>
-                <w:b w:val="0"/>
-                <w:sz w:val="16"/>
-              </w:rPr>
-            </w:r>
+            <w:r/>
           </w:p>
         </w:tc>
         <w:tc>
@@ -5687,17 +3148,7 @@
             <w:vAlign w:val="center"/>
           </w:tcPr>
           <w:p>
-            <w:r>
-              <w:rPr>
-                <w:sz w:val="16"/>
-              </w:rPr>
-            </w:r>
-            <w:r>
-              <w:rPr>
-                <w:b w:val="0"/>
-                <w:sz w:val="16"/>
-              </w:rPr>
-            </w:r>
+            <w:r/>
           </w:p>
         </w:tc>
       </w:tr>
@@ -5708,17 +3159,7 @@
             <w:vAlign w:val="center"/>
           </w:tcPr>
           <w:p>
-            <w:r>
-              <w:rPr>
-                <w:sz w:val="16"/>
-              </w:rPr>
-            </w:r>
-            <w:r>
-              <w:rPr>
-                <w:b w:val="0"/>
-                <w:sz w:val="16"/>
-              </w:rPr>
-            </w:r>
+            <w:r/>
           </w:p>
         </w:tc>
         <w:tc>
@@ -5727,17 +3168,7 @@
             <w:vAlign w:val="center"/>
           </w:tcPr>
           <w:p>
-            <w:r>
-              <w:rPr>
-                <w:sz w:val="16"/>
-              </w:rPr>
-            </w:r>
-            <w:r>
-              <w:rPr>
-                <w:b w:val="0"/>
-                <w:sz w:val="16"/>
-              </w:rPr>
-            </w:r>
+            <w:r/>
           </w:p>
         </w:tc>
         <w:tc>
@@ -5746,17 +3177,7 @@
             <w:vAlign w:val="center"/>
           </w:tcPr>
           <w:p>
-            <w:r>
-              <w:rPr>
-                <w:sz w:val="16"/>
-              </w:rPr>
-            </w:r>
-            <w:r>
-              <w:rPr>
-                <w:b w:val="0"/>
-                <w:sz w:val="16"/>
-              </w:rPr>
-            </w:r>
+            <w:r/>
           </w:p>
         </w:tc>
         <w:tc>
@@ -5765,17 +3186,7 @@
             <w:vAlign w:val="center"/>
           </w:tcPr>
           <w:p>
-            <w:r>
-              <w:rPr>
-                <w:sz w:val="16"/>
-              </w:rPr>
-            </w:r>
-            <w:r>
-              <w:rPr>
-                <w:b w:val="0"/>
-                <w:sz w:val="16"/>
-              </w:rPr>
-            </w:r>
+            <w:r/>
           </w:p>
         </w:tc>
         <w:tc>
@@ -5784,17 +3195,7 @@
             <w:vAlign w:val="center"/>
           </w:tcPr>
           <w:p>
-            <w:r>
-              <w:rPr>
-                <w:sz w:val="16"/>
-              </w:rPr>
-            </w:r>
-            <w:r>
-              <w:rPr>
-                <w:b w:val="0"/>
-                <w:sz w:val="16"/>
-              </w:rPr>
-            </w:r>
+            <w:r/>
           </w:p>
         </w:tc>
         <w:tc>
@@ -5803,17 +3204,7 @@
             <w:vAlign w:val="center"/>
           </w:tcPr>
           <w:p>
-            <w:r>
-              <w:rPr>
-                <w:sz w:val="16"/>
-              </w:rPr>
-            </w:r>
-            <w:r>
-              <w:rPr>
-                <w:b w:val="0"/>
-                <w:sz w:val="16"/>
-              </w:rPr>
-            </w:r>
+            <w:r/>
           </w:p>
         </w:tc>
         <w:tc>
@@ -5822,17 +3213,7 @@
             <w:vAlign w:val="center"/>
           </w:tcPr>
           <w:p>
-            <w:r>
-              <w:rPr>
-                <w:sz w:val="16"/>
-              </w:rPr>
-            </w:r>
-            <w:r>
-              <w:rPr>
-                <w:b w:val="0"/>
-                <w:sz w:val="16"/>
-              </w:rPr>
-            </w:r>
+            <w:r/>
           </w:p>
         </w:tc>
       </w:tr>
@@ -5843,17 +3224,7 @@
             <w:vAlign w:val="center"/>
           </w:tcPr>
           <w:p>
-            <w:r>
-              <w:rPr>
-                <w:sz w:val="16"/>
-              </w:rPr>
-            </w:r>
-            <w:r>
-              <w:rPr>
-                <w:b w:val="0"/>
-                <w:sz w:val="16"/>
-              </w:rPr>
-            </w:r>
+            <w:r/>
           </w:p>
         </w:tc>
         <w:tc>
@@ -5862,17 +3233,7 @@
             <w:vAlign w:val="center"/>
           </w:tcPr>
           <w:p>
-            <w:r>
-              <w:rPr>
-                <w:sz w:val="16"/>
-              </w:rPr>
-            </w:r>
-            <w:r>
-              <w:rPr>
-                <w:b w:val="0"/>
-                <w:sz w:val="16"/>
-              </w:rPr>
-            </w:r>
+            <w:r/>
           </w:p>
         </w:tc>
         <w:tc>
@@ -5881,17 +3242,7 @@
             <w:vAlign w:val="center"/>
           </w:tcPr>
           <w:p>
-            <w:r>
-              <w:rPr>
-                <w:sz w:val="16"/>
-              </w:rPr>
-            </w:r>
-            <w:r>
-              <w:rPr>
-                <w:b w:val="0"/>
-                <w:sz w:val="16"/>
-              </w:rPr>
-            </w:r>
+            <w:r/>
           </w:p>
         </w:tc>
         <w:tc>
@@ -5900,17 +3251,7 @@
             <w:vAlign w:val="center"/>
           </w:tcPr>
           <w:p>
-            <w:r>
-              <w:rPr>
-                <w:sz w:val="16"/>
-              </w:rPr>
-            </w:r>
-            <w:r>
-              <w:rPr>
-                <w:b w:val="0"/>
-                <w:sz w:val="16"/>
-              </w:rPr>
-            </w:r>
+            <w:r/>
           </w:p>
         </w:tc>
         <w:tc>
@@ -5919,17 +3260,7 @@
             <w:vAlign w:val="center"/>
           </w:tcPr>
           <w:p>
-            <w:r>
-              <w:rPr>
-                <w:sz w:val="16"/>
-              </w:rPr>
-            </w:r>
-            <w:r>
-              <w:rPr>
-                <w:b w:val="0"/>
-                <w:sz w:val="16"/>
-              </w:rPr>
-            </w:r>
+            <w:r/>
           </w:p>
         </w:tc>
         <w:tc>
@@ -5938,17 +3269,7 @@
             <w:vAlign w:val="center"/>
           </w:tcPr>
           <w:p>
-            <w:r>
-              <w:rPr>
-                <w:sz w:val="16"/>
-              </w:rPr>
-            </w:r>
-            <w:r>
-              <w:rPr>
-                <w:b w:val="0"/>
-                <w:sz w:val="16"/>
-              </w:rPr>
-            </w:r>
+            <w:r/>
           </w:p>
         </w:tc>
         <w:tc>
@@ -5957,17 +3278,7 @@
             <w:vAlign w:val="center"/>
           </w:tcPr>
           <w:p>
-            <w:r>
-              <w:rPr>
-                <w:sz w:val="16"/>
-              </w:rPr>
-            </w:r>
-            <w:r>
-              <w:rPr>
-                <w:b w:val="0"/>
-                <w:sz w:val="16"/>
-              </w:rPr>
-            </w:r>
+            <w:r/>
           </w:p>
         </w:tc>
       </w:tr>
@@ -5978,17 +3289,7 @@
             <w:vAlign w:val="center"/>
           </w:tcPr>
           <w:p>
-            <w:r>
-              <w:rPr>
-                <w:sz w:val="16"/>
-              </w:rPr>
-            </w:r>
-            <w:r>
-              <w:rPr>
-                <w:b w:val="0"/>
-                <w:sz w:val="16"/>
-              </w:rPr>
-            </w:r>
+            <w:r/>
           </w:p>
         </w:tc>
         <w:tc>
@@ -5997,17 +3298,7 @@
             <w:vAlign w:val="center"/>
           </w:tcPr>
           <w:p>
-            <w:r>
-              <w:rPr>
-                <w:sz w:val="16"/>
-              </w:rPr>
-            </w:r>
-            <w:r>
-              <w:rPr>
-                <w:b w:val="0"/>
-                <w:sz w:val="16"/>
-              </w:rPr>
-            </w:r>
+            <w:r/>
           </w:p>
         </w:tc>
         <w:tc>
@@ -6016,17 +3307,7 @@
             <w:vAlign w:val="center"/>
           </w:tcPr>
           <w:p>
-            <w:r>
-              <w:rPr>
-                <w:sz w:val="16"/>
-              </w:rPr>
-            </w:r>
-            <w:r>
-              <w:rPr>
-                <w:b w:val="0"/>
-                <w:sz w:val="16"/>
-              </w:rPr>
-            </w:r>
+            <w:r/>
           </w:p>
         </w:tc>
         <w:tc>
@@ -6035,17 +3316,7 @@
             <w:vAlign w:val="center"/>
           </w:tcPr>
           <w:p>
-            <w:r>
-              <w:rPr>
-                <w:sz w:val="16"/>
-              </w:rPr>
-            </w:r>
-            <w:r>
-              <w:rPr>
-                <w:b w:val="0"/>
-                <w:sz w:val="16"/>
-              </w:rPr>
-            </w:r>
+            <w:r/>
           </w:p>
         </w:tc>
         <w:tc>
@@ -6054,17 +3325,7 @@
             <w:vAlign w:val="center"/>
           </w:tcPr>
           <w:p>
-            <w:r>
-              <w:rPr>
-                <w:sz w:val="16"/>
-              </w:rPr>
-            </w:r>
-            <w:r>
-              <w:rPr>
-                <w:b w:val="0"/>
-                <w:sz w:val="16"/>
-              </w:rPr>
-            </w:r>
+            <w:r/>
           </w:p>
         </w:tc>
         <w:tc>
@@ -6073,17 +3334,7 @@
             <w:vAlign w:val="center"/>
           </w:tcPr>
           <w:p>
-            <w:r>
-              <w:rPr>
-                <w:sz w:val="16"/>
-              </w:rPr>
-            </w:r>
-            <w:r>
-              <w:rPr>
-                <w:b w:val="0"/>
-                <w:sz w:val="16"/>
-              </w:rPr>
-            </w:r>
+            <w:r/>
           </w:p>
         </w:tc>
         <w:tc>
@@ -6092,17 +3343,7 @@
             <w:vAlign w:val="center"/>
           </w:tcPr>
           <w:p>
-            <w:r>
-              <w:rPr>
-                <w:sz w:val="16"/>
-              </w:rPr>
-            </w:r>
-            <w:r>
-              <w:rPr>
-                <w:b w:val="0"/>
-                <w:sz w:val="16"/>
-              </w:rPr>
-            </w:r>
+            <w:r/>
           </w:p>
         </w:tc>
       </w:tr>
@@ -6113,17 +3354,7 @@
             <w:vAlign w:val="center"/>
           </w:tcPr>
           <w:p>
-            <w:r>
-              <w:rPr>
-                <w:sz w:val="16"/>
-              </w:rPr>
-            </w:r>
-            <w:r>
-              <w:rPr>
-                <w:b w:val="0"/>
-                <w:sz w:val="16"/>
-              </w:rPr>
-            </w:r>
+            <w:r/>
           </w:p>
         </w:tc>
         <w:tc>
@@ -6132,17 +3363,7 @@
             <w:vAlign w:val="center"/>
           </w:tcPr>
           <w:p>
-            <w:r>
-              <w:rPr>
-                <w:sz w:val="16"/>
-              </w:rPr>
-            </w:r>
-            <w:r>
-              <w:rPr>
-                <w:b w:val="0"/>
-                <w:sz w:val="16"/>
-              </w:rPr>
-            </w:r>
+            <w:r/>
           </w:p>
         </w:tc>
         <w:tc>
@@ -6151,17 +3372,7 @@
             <w:vAlign w:val="center"/>
           </w:tcPr>
           <w:p>
-            <w:r>
-              <w:rPr>
-                <w:sz w:val="16"/>
-              </w:rPr>
-            </w:r>
-            <w:r>
-              <w:rPr>
-                <w:b w:val="0"/>
-                <w:sz w:val="16"/>
-              </w:rPr>
-            </w:r>
+            <w:r/>
           </w:p>
         </w:tc>
         <w:tc>
@@ -6170,17 +3381,7 @@
             <w:vAlign w:val="center"/>
           </w:tcPr>
           <w:p>
-            <w:r>
-              <w:rPr>
-                <w:sz w:val="16"/>
-              </w:rPr>
-            </w:r>
-            <w:r>
-              <w:rPr>
-                <w:b w:val="0"/>
-                <w:sz w:val="16"/>
-              </w:rPr>
-            </w:r>
+            <w:r/>
           </w:p>
         </w:tc>
         <w:tc>
@@ -6189,17 +3390,7 @@
             <w:vAlign w:val="center"/>
           </w:tcPr>
           <w:p>
-            <w:r>
-              <w:rPr>
-                <w:sz w:val="16"/>
-              </w:rPr>
-            </w:r>
-            <w:r>
-              <w:rPr>
-                <w:b w:val="0"/>
-                <w:sz w:val="16"/>
-              </w:rPr>
-            </w:r>
+            <w:r/>
           </w:p>
         </w:tc>
         <w:tc>
@@ -6208,17 +3399,7 @@
             <w:vAlign w:val="center"/>
           </w:tcPr>
           <w:p>
-            <w:r>
-              <w:rPr>
-                <w:sz w:val="16"/>
-              </w:rPr>
-            </w:r>
-            <w:r>
-              <w:rPr>
-                <w:b w:val="0"/>
-                <w:sz w:val="16"/>
-              </w:rPr>
-            </w:r>
+            <w:r/>
           </w:p>
         </w:tc>
         <w:tc>
@@ -6227,17 +3408,7 @@
             <w:vAlign w:val="center"/>
           </w:tcPr>
           <w:p>
-            <w:r>
-              <w:rPr>
-                <w:sz w:val="16"/>
-              </w:rPr>
-            </w:r>
-            <w:r>
-              <w:rPr>
-                <w:b w:val="0"/>
-                <w:sz w:val="16"/>
-              </w:rPr>
-            </w:r>
+            <w:r/>
           </w:p>
         </w:tc>
       </w:tr>
@@ -6248,17 +3419,7 @@
             <w:vAlign w:val="center"/>
           </w:tcPr>
           <w:p>
-            <w:r>
-              <w:rPr>
-                <w:sz w:val="16"/>
-              </w:rPr>
-            </w:r>
-            <w:r>
-              <w:rPr>
-                <w:b w:val="0"/>
-                <w:sz w:val="16"/>
-              </w:rPr>
-            </w:r>
+            <w:r/>
           </w:p>
         </w:tc>
         <w:tc>
@@ -6267,17 +3428,7 @@
             <w:vAlign w:val="center"/>
           </w:tcPr>
           <w:p>
-            <w:r>
-              <w:rPr>
-                <w:sz w:val="16"/>
-              </w:rPr>
-            </w:r>
-            <w:r>
-              <w:rPr>
-                <w:b w:val="0"/>
-                <w:sz w:val="16"/>
-              </w:rPr>
-            </w:r>
+            <w:r/>
           </w:p>
         </w:tc>
         <w:tc>
@@ -6286,17 +3437,7 @@
             <w:vAlign w:val="center"/>
           </w:tcPr>
           <w:p>
-            <w:r>
-              <w:rPr>
-                <w:sz w:val="16"/>
-              </w:rPr>
-            </w:r>
-            <w:r>
-              <w:rPr>
-                <w:b w:val="0"/>
-                <w:sz w:val="16"/>
-              </w:rPr>
-            </w:r>
+            <w:r/>
           </w:p>
         </w:tc>
         <w:tc>
@@ -6305,17 +3446,7 @@
             <w:vAlign w:val="center"/>
           </w:tcPr>
           <w:p>
-            <w:r>
-              <w:rPr>
-                <w:sz w:val="16"/>
-              </w:rPr>
-            </w:r>
-            <w:r>
-              <w:rPr>
-                <w:b w:val="0"/>
-                <w:sz w:val="16"/>
-              </w:rPr>
-            </w:r>
+            <w:r/>
           </w:p>
         </w:tc>
         <w:tc>
@@ -6324,17 +3455,7 @@
             <w:vAlign w:val="center"/>
           </w:tcPr>
           <w:p>
-            <w:r>
-              <w:rPr>
-                <w:sz w:val="16"/>
-              </w:rPr>
-            </w:r>
-            <w:r>
-              <w:rPr>
-                <w:b w:val="0"/>
-                <w:sz w:val="16"/>
-              </w:rPr>
-            </w:r>
+            <w:r/>
           </w:p>
         </w:tc>
         <w:tc>
@@ -6343,17 +3464,7 @@
             <w:vAlign w:val="center"/>
           </w:tcPr>
           <w:p>
-            <w:r>
-              <w:rPr>
-                <w:sz w:val="16"/>
-              </w:rPr>
-            </w:r>
-            <w:r>
-              <w:rPr>
-                <w:b w:val="0"/>
-                <w:sz w:val="16"/>
-              </w:rPr>
-            </w:r>
+            <w:r/>
           </w:p>
         </w:tc>
         <w:tc>
@@ -6362,17 +3473,7 @@
             <w:vAlign w:val="center"/>
           </w:tcPr>
           <w:p>
-            <w:r>
-              <w:rPr>
-                <w:sz w:val="16"/>
-              </w:rPr>
-            </w:r>
-            <w:r>
-              <w:rPr>
-                <w:b w:val="0"/>
-                <w:sz w:val="16"/>
-              </w:rPr>
-            </w:r>
+            <w:r/>
           </w:p>
         </w:tc>
       </w:tr>
@@ -6414,15 +3515,6 @@
           </w:tcPr>
           <w:p>
             <w:r>
-              <w:rPr>
-                <w:sz w:val="16"/>
-              </w:rPr>
-            </w:r>
-            <w:r>
-              <w:rPr>
-                <w:b/>
-                <w:sz w:val="16"/>
-              </w:rPr>
               <w:t>Unit</w:t>
             </w:r>
           </w:p>
@@ -6435,15 +3527,6 @@
           </w:tcPr>
           <w:p>
             <w:r>
-              <w:rPr>
-                <w:sz w:val="16"/>
-              </w:rPr>
-            </w:r>
-            <w:r>
-              <w:rPr>
-                <w:b/>
-                <w:sz w:val="16"/>
-              </w:rPr>
               <w:t>Planned Hours</w:t>
             </w:r>
           </w:p>
@@ -6456,15 +3539,6 @@
           </w:tcPr>
           <w:p>
             <w:r>
-              <w:rPr>
-                <w:sz w:val="16"/>
-              </w:rPr>
-            </w:r>
-            <w:r>
-              <w:rPr>
-                <w:b/>
-                <w:sz w:val="16"/>
-              </w:rPr>
               <w:t>Delivered Hours</w:t>
             </w:r>
           </w:p>
@@ -6477,15 +3551,6 @@
           </w:tcPr>
           <w:p>
             <w:r>
-              <w:rPr>
-                <w:sz w:val="16"/>
-              </w:rPr>
-            </w:r>
-            <w:r>
-              <w:rPr>
-                <w:b/>
-                <w:sz w:val="16"/>
-              </w:rPr>
               <w:t>Key Assessments Completed</w:t>
             </w:r>
           </w:p>
@@ -6498,15 +3563,6 @@
           </w:tcPr>
           <w:p>
             <w:r>
-              <w:rPr>
-                <w:sz w:val="16"/>
-              </w:rPr>
-            </w:r>
-            <w:r>
-              <w:rPr>
-                <w:b/>
-                <w:sz w:val="16"/>
-              </w:rPr>
               <w:t>Student Evidence Filed</w:t>
             </w:r>
           </w:p>
@@ -6519,15 +3575,6 @@
           </w:tcPr>
           <w:p>
             <w:r>
-              <w:rPr>
-                <w:sz w:val="16"/>
-              </w:rPr>
-            </w:r>
-            <w:r>
-              <w:rPr>
-                <w:b/>
-                <w:sz w:val="16"/>
-              </w:rPr>
               <w:t>Safety Evidence Filed</w:t>
             </w:r>
           </w:p>
@@ -6540,15 +3587,6 @@
           </w:tcPr>
           <w:p>
             <w:r>
-              <w:rPr>
-                <w:sz w:val="16"/>
-              </w:rPr>
-            </w:r>
-            <w:r>
-              <w:rPr>
-                <w:b/>
-                <w:sz w:val="16"/>
-              </w:rPr>
               <w:t>Teacher Initials</w:t>
             </w:r>
           </w:p>
@@ -6562,15 +3600,6 @@
           </w:tcPr>
           <w:p>
             <w:r>
-              <w:rPr>
-                <w:sz w:val="16"/>
-              </w:rPr>
-            </w:r>
-            <w:r>
-              <w:rPr>
-                <w:b w:val="0"/>
-                <w:sz w:val="16"/>
-              </w:rPr>
               <w:t>Unit 1 - Safety, Tools, AI Literacy &amp; Engineering Design Process</w:t>
             </w:r>
           </w:p>
@@ -6582,15 +3611,6 @@
           </w:tcPr>
           <w:p>
             <w:r>
-              <w:rPr>
-                <w:sz w:val="16"/>
-              </w:rPr>
-            </w:r>
-            <w:r>
-              <w:rPr>
-                <w:b w:val="0"/>
-                <w:sz w:val="16"/>
-              </w:rPr>
               <w:t>15</w:t>
             </w:r>
           </w:p>
@@ -6601,17 +3621,7 @@
             <w:vAlign w:val="center"/>
           </w:tcPr>
           <w:p>
-            <w:r>
-              <w:rPr>
-                <w:sz w:val="16"/>
-              </w:rPr>
-            </w:r>
-            <w:r>
-              <w:rPr>
-                <w:b w:val="0"/>
-                <w:sz w:val="16"/>
-              </w:rPr>
-            </w:r>
+            <w:r/>
           </w:p>
         </w:tc>
         <w:tc>
@@ -6620,17 +3630,7 @@
             <w:vAlign w:val="center"/>
           </w:tcPr>
           <w:p>
-            <w:r>
-              <w:rPr>
-                <w:sz w:val="16"/>
-              </w:rPr>
-            </w:r>
-            <w:r>
-              <w:rPr>
-                <w:b w:val="0"/>
-                <w:sz w:val="16"/>
-              </w:rPr>
-            </w:r>
+            <w:r/>
           </w:p>
         </w:tc>
         <w:tc>
@@ -6639,17 +3639,7 @@
             <w:vAlign w:val="center"/>
           </w:tcPr>
           <w:p>
-            <w:r>
-              <w:rPr>
-                <w:sz w:val="16"/>
-              </w:rPr>
-            </w:r>
-            <w:r>
-              <w:rPr>
-                <w:b w:val="0"/>
-                <w:sz w:val="16"/>
-              </w:rPr>
-            </w:r>
+            <w:r/>
           </w:p>
         </w:tc>
         <w:tc>
@@ -6658,17 +3648,7 @@
             <w:vAlign w:val="center"/>
           </w:tcPr>
           <w:p>
-            <w:r>
-              <w:rPr>
-                <w:sz w:val="16"/>
-              </w:rPr>
-            </w:r>
-            <w:r>
-              <w:rPr>
-                <w:b w:val="0"/>
-                <w:sz w:val="16"/>
-              </w:rPr>
-            </w:r>
+            <w:r/>
           </w:p>
         </w:tc>
         <w:tc>
@@ -6677,17 +3657,7 @@
             <w:vAlign w:val="center"/>
           </w:tcPr>
           <w:p>
-            <w:r>
-              <w:rPr>
-                <w:sz w:val="16"/>
-              </w:rPr>
-            </w:r>
-            <w:r>
-              <w:rPr>
-                <w:b w:val="0"/>
-                <w:sz w:val="16"/>
-              </w:rPr>
-            </w:r>
+            <w:r/>
           </w:p>
         </w:tc>
       </w:tr>
@@ -6699,15 +3669,6 @@
           </w:tcPr>
           <w:p>
             <w:r>
-              <w:rPr>
-                <w:sz w:val="16"/>
-              </w:rPr>
-            </w:r>
-            <w:r>
-              <w:rPr>
-                <w:b w:val="0"/>
-                <w:sz w:val="16"/>
-              </w:rPr>
               <w:t>Unit 2 - Measurement, Materials &amp; Quality Control</w:t>
             </w:r>
           </w:p>
@@ -6719,15 +3680,6 @@
           </w:tcPr>
           <w:p>
             <w:r>
-              <w:rPr>
-                <w:sz w:val="16"/>
-              </w:rPr>
-            </w:r>
-            <w:r>
-              <w:rPr>
-                <w:b w:val="0"/>
-                <w:sz w:val="16"/>
-              </w:rPr>
               <w:t>15</w:t>
             </w:r>
           </w:p>
@@ -6738,17 +3690,7 @@
             <w:vAlign w:val="center"/>
           </w:tcPr>
           <w:p>
-            <w:r>
-              <w:rPr>
-                <w:sz w:val="16"/>
-              </w:rPr>
-            </w:r>
-            <w:r>
-              <w:rPr>
-                <w:b w:val="0"/>
-                <w:sz w:val="16"/>
-              </w:rPr>
-            </w:r>
+            <w:r/>
           </w:p>
         </w:tc>
         <w:tc>
@@ -6757,17 +3699,7 @@
             <w:vAlign w:val="center"/>
           </w:tcPr>
           <w:p>
-            <w:r>
-              <w:rPr>
-                <w:sz w:val="16"/>
-              </w:rPr>
-            </w:r>
-            <w:r>
-              <w:rPr>
-                <w:b w:val="0"/>
-                <w:sz w:val="16"/>
-              </w:rPr>
-            </w:r>
+            <w:r/>
           </w:p>
         </w:tc>
         <w:tc>
@@ -6776,17 +3708,7 @@
             <w:vAlign w:val="center"/>
           </w:tcPr>
           <w:p>
-            <w:r>
-              <w:rPr>
-                <w:sz w:val="16"/>
-              </w:rPr>
-            </w:r>
-            <w:r>
-              <w:rPr>
-                <w:b w:val="0"/>
-                <w:sz w:val="16"/>
-              </w:rPr>
-            </w:r>
+            <w:r/>
           </w:p>
         </w:tc>
         <w:tc>
@@ -6795,17 +3717,7 @@
             <w:vAlign w:val="center"/>
           </w:tcPr>
           <w:p>
-            <w:r>
-              <w:rPr>
-                <w:sz w:val="16"/>
-              </w:rPr>
-            </w:r>
-            <w:r>
-              <w:rPr>
-                <w:b w:val="0"/>
-                <w:sz w:val="16"/>
-              </w:rPr>
-            </w:r>
+            <w:r/>
           </w:p>
         </w:tc>
         <w:tc>
@@ -6814,17 +3726,7 @@
             <w:vAlign w:val="center"/>
           </w:tcPr>
           <w:p>
-            <w:r>
-              <w:rPr>
-                <w:sz w:val="16"/>
-              </w:rPr>
-            </w:r>
-            <w:r>
-              <w:rPr>
-                <w:b w:val="0"/>
-                <w:sz w:val="16"/>
-              </w:rPr>
-            </w:r>
+            <w:r/>
           </w:p>
         </w:tc>
       </w:tr>
@@ -6836,15 +3738,6 @@
           </w:tcPr>
           <w:p>
             <w:r>
-              <w:rPr>
-                <w:sz w:val="16"/>
-              </w:rPr>
-            </w:r>
-            <w:r>
-              <w:rPr>
-                <w:b w:val="0"/>
-                <w:sz w:val="16"/>
-              </w:rPr>
               <w:t>Unit 3 - CAD, 3D Design &amp; Rapid Prototyping</w:t>
             </w:r>
           </w:p>
@@ -6856,15 +3749,6 @@
           </w:tcPr>
           <w:p>
             <w:r>
-              <w:rPr>
-                <w:sz w:val="16"/>
-              </w:rPr>
-            </w:r>
-            <w:r>
-              <w:rPr>
-                <w:b w:val="0"/>
-                <w:sz w:val="16"/>
-              </w:rPr>
               <w:t>20</w:t>
             </w:r>
           </w:p>
@@ -6875,17 +3759,7 @@
             <w:vAlign w:val="center"/>
           </w:tcPr>
           <w:p>
-            <w:r>
-              <w:rPr>
-                <w:sz w:val="16"/>
-              </w:rPr>
-            </w:r>
-            <w:r>
-              <w:rPr>
-                <w:b w:val="0"/>
-                <w:sz w:val="16"/>
-              </w:rPr>
-            </w:r>
+            <w:r/>
           </w:p>
         </w:tc>
         <w:tc>
@@ -6894,17 +3768,7 @@
             <w:vAlign w:val="center"/>
           </w:tcPr>
           <w:p>
-            <w:r>
-              <w:rPr>
-                <w:sz w:val="16"/>
-              </w:rPr>
-            </w:r>
-            <w:r>
-              <w:rPr>
-                <w:b w:val="0"/>
-                <w:sz w:val="16"/>
-              </w:rPr>
-            </w:r>
+            <w:r/>
           </w:p>
         </w:tc>
         <w:tc>
@@ -6913,17 +3777,7 @@
             <w:vAlign w:val="center"/>
           </w:tcPr>
           <w:p>
-            <w:r>
-              <w:rPr>
-                <w:sz w:val="16"/>
-              </w:rPr>
-            </w:r>
-            <w:r>
-              <w:rPr>
-                <w:b w:val="0"/>
-                <w:sz w:val="16"/>
-              </w:rPr>
-            </w:r>
+            <w:r/>
           </w:p>
         </w:tc>
         <w:tc>
@@ -6932,17 +3786,7 @@
             <w:vAlign w:val="center"/>
           </w:tcPr>
           <w:p>
-            <w:r>
-              <w:rPr>
-                <w:sz w:val="16"/>
-              </w:rPr>
-            </w:r>
-            <w:r>
-              <w:rPr>
-                <w:b w:val="0"/>
-                <w:sz w:val="16"/>
-              </w:rPr>
-            </w:r>
+            <w:r/>
           </w:p>
         </w:tc>
         <w:tc>
@@ -6951,17 +3795,7 @@
             <w:vAlign w:val="center"/>
           </w:tcPr>
           <w:p>
-            <w:r>
-              <w:rPr>
-                <w:sz w:val="16"/>
-              </w:rPr>
-            </w:r>
-            <w:r>
-              <w:rPr>
-                <w:b w:val="0"/>
-                <w:sz w:val="16"/>
-              </w:rPr>
-            </w:r>
+            <w:r/>
           </w:p>
         </w:tc>
       </w:tr>
@@ -6973,15 +3807,6 @@
           </w:tcPr>
           <w:p>
             <w:r>
-              <w:rPr>
-                <w:sz w:val="16"/>
-              </w:rPr>
-            </w:r>
-            <w:r>
-              <w:rPr>
-                <w:b w:val="0"/>
-                <w:sz w:val="16"/>
-              </w:rPr>
               <w:t>Unit 4 - Smart Device / Automation Mini Project</w:t>
             </w:r>
           </w:p>
@@ -6993,15 +3818,6 @@
           </w:tcPr>
           <w:p>
             <w:r>
-              <w:rPr>
-                <w:sz w:val="16"/>
-              </w:rPr>
-            </w:r>
-            <w:r>
-              <w:rPr>
-                <w:b w:val="0"/>
-                <w:sz w:val="16"/>
-              </w:rPr>
               <w:t>20</w:t>
             </w:r>
           </w:p>
@@ -7012,17 +3828,7 @@
             <w:vAlign w:val="center"/>
           </w:tcPr>
           <w:p>
-            <w:r>
-              <w:rPr>
-                <w:sz w:val="16"/>
-              </w:rPr>
-            </w:r>
-            <w:r>
-              <w:rPr>
-                <w:b w:val="0"/>
-                <w:sz w:val="16"/>
-              </w:rPr>
-            </w:r>
+            <w:r/>
           </w:p>
         </w:tc>
         <w:tc>
@@ -7031,17 +3837,7 @@
             <w:vAlign w:val="center"/>
           </w:tcPr>
           <w:p>
-            <w:r>
-              <w:rPr>
-                <w:sz w:val="16"/>
-              </w:rPr>
-            </w:r>
-            <w:r>
-              <w:rPr>
-                <w:b w:val="0"/>
-                <w:sz w:val="16"/>
-              </w:rPr>
-            </w:r>
+            <w:r/>
           </w:p>
         </w:tc>
         <w:tc>
@@ -7050,17 +3846,7 @@
             <w:vAlign w:val="center"/>
           </w:tcPr>
           <w:p>
-            <w:r>
-              <w:rPr>
-                <w:sz w:val="16"/>
-              </w:rPr>
-            </w:r>
-            <w:r>
-              <w:rPr>
-                <w:b w:val="0"/>
-                <w:sz w:val="16"/>
-              </w:rPr>
-            </w:r>
+            <w:r/>
           </w:p>
         </w:tc>
         <w:tc>
@@ -7069,17 +3855,7 @@
             <w:vAlign w:val="center"/>
           </w:tcPr>
           <w:p>
-            <w:r>
-              <w:rPr>
-                <w:sz w:val="16"/>
-              </w:rPr>
-            </w:r>
-            <w:r>
-              <w:rPr>
-                <w:b w:val="0"/>
-                <w:sz w:val="16"/>
-              </w:rPr>
-            </w:r>
+            <w:r/>
           </w:p>
         </w:tc>
         <w:tc>
@@ -7088,17 +3864,7 @@
             <w:vAlign w:val="center"/>
           </w:tcPr>
           <w:p>
-            <w:r>
-              <w:rPr>
-                <w:sz w:val="16"/>
-              </w:rPr>
-            </w:r>
-            <w:r>
-              <w:rPr>
-                <w:b w:val="0"/>
-                <w:sz w:val="16"/>
-              </w:rPr>
-            </w:r>
+            <w:r/>
           </w:p>
         </w:tc>
       </w:tr>
@@ -7110,15 +3876,6 @@
           </w:tcPr>
           <w:p>
             <w:r>
-              <w:rPr>
-                <w:sz w:val="16"/>
-              </w:rPr>
-            </w:r>
-            <w:r>
-              <w:rPr>
-                <w:b w:val="0"/>
-                <w:sz w:val="16"/>
-              </w:rPr>
               <w:t>Unit 5 - Sustainable Design &amp; Skilled Trades Career Pathways</w:t>
             </w:r>
           </w:p>
@@ -7130,15 +3887,6 @@
           </w:tcPr>
           <w:p>
             <w:r>
-              <w:rPr>
-                <w:sz w:val="16"/>
-              </w:rPr>
-            </w:r>
-            <w:r>
-              <w:rPr>
-                <w:b w:val="0"/>
-                <w:sz w:val="16"/>
-              </w:rPr>
               <w:t>15</w:t>
             </w:r>
           </w:p>
@@ -7149,17 +3897,7 @@
             <w:vAlign w:val="center"/>
           </w:tcPr>
           <w:p>
-            <w:r>
-              <w:rPr>
-                <w:sz w:val="16"/>
-              </w:rPr>
-            </w:r>
-            <w:r>
-              <w:rPr>
-                <w:b w:val="0"/>
-                <w:sz w:val="16"/>
-              </w:rPr>
-            </w:r>
+            <w:r/>
           </w:p>
         </w:tc>
         <w:tc>
@@ -7168,17 +3906,7 @@
             <w:vAlign w:val="center"/>
           </w:tcPr>
           <w:p>
-            <w:r>
-              <w:rPr>
-                <w:sz w:val="16"/>
-              </w:rPr>
-            </w:r>
-            <w:r>
-              <w:rPr>
-                <w:b w:val="0"/>
-                <w:sz w:val="16"/>
-              </w:rPr>
-            </w:r>
+            <w:r/>
           </w:p>
         </w:tc>
         <w:tc>
@@ -7187,17 +3915,7 @@
             <w:vAlign w:val="center"/>
           </w:tcPr>
           <w:p>
-            <w:r>
-              <w:rPr>
-                <w:sz w:val="16"/>
-              </w:rPr>
-            </w:r>
-            <w:r>
-              <w:rPr>
-                <w:b w:val="0"/>
-                <w:sz w:val="16"/>
-              </w:rPr>
-            </w:r>
+            <w:r/>
           </w:p>
         </w:tc>
         <w:tc>
@@ -7206,17 +3924,7 @@
             <w:vAlign w:val="center"/>
           </w:tcPr>
           <w:p>
-            <w:r>
-              <w:rPr>
-                <w:sz w:val="16"/>
-              </w:rPr>
-            </w:r>
-            <w:r>
-              <w:rPr>
-                <w:b w:val="0"/>
-                <w:sz w:val="16"/>
-              </w:rPr>
-            </w:r>
+            <w:r/>
           </w:p>
         </w:tc>
         <w:tc>
@@ -7225,17 +3933,7 @@
             <w:vAlign w:val="center"/>
           </w:tcPr>
           <w:p>
-            <w:r>
-              <w:rPr>
-                <w:sz w:val="16"/>
-              </w:rPr>
-            </w:r>
-            <w:r>
-              <w:rPr>
-                <w:b w:val="0"/>
-                <w:sz w:val="16"/>
-              </w:rPr>
-            </w:r>
+            <w:r/>
           </w:p>
         </w:tc>
       </w:tr>
@@ -7247,15 +3945,6 @@
           </w:tcPr>
           <w:p>
             <w:r>
-              <w:rPr>
-                <w:sz w:val="16"/>
-              </w:rPr>
-            </w:r>
-            <w:r>
-              <w:rPr>
-                <w:b w:val="0"/>
-                <w:sz w:val="16"/>
-              </w:rPr>
               <w:t>Unit 6 - Capstone: AI-Assisted Design Challenge</w:t>
             </w:r>
           </w:p>
@@ -7267,15 +3956,6 @@
           </w:tcPr>
           <w:p>
             <w:r>
-              <w:rPr>
-                <w:sz w:val="16"/>
-              </w:rPr>
-            </w:r>
-            <w:r>
-              <w:rPr>
-                <w:b w:val="0"/>
-                <w:sz w:val="16"/>
-              </w:rPr>
               <w:t>25</w:t>
             </w:r>
           </w:p>
@@ -7286,17 +3966,7 @@
             <w:vAlign w:val="center"/>
           </w:tcPr>
           <w:p>
-            <w:r>
-              <w:rPr>
-                <w:sz w:val="16"/>
-              </w:rPr>
-            </w:r>
-            <w:r>
-              <w:rPr>
-                <w:b w:val="0"/>
-                <w:sz w:val="16"/>
-              </w:rPr>
-            </w:r>
+            <w:r/>
           </w:p>
         </w:tc>
         <w:tc>
@@ -7305,17 +3975,7 @@
             <w:vAlign w:val="center"/>
           </w:tcPr>
           <w:p>
-            <w:r>
-              <w:rPr>
-                <w:sz w:val="16"/>
-              </w:rPr>
-            </w:r>
-            <w:r>
-              <w:rPr>
-                <w:b w:val="0"/>
-                <w:sz w:val="16"/>
-              </w:rPr>
-            </w:r>
+            <w:r/>
           </w:p>
         </w:tc>
         <w:tc>
@@ -7324,17 +3984,7 @@
             <w:vAlign w:val="center"/>
           </w:tcPr>
           <w:p>
-            <w:r>
-              <w:rPr>
-                <w:sz w:val="16"/>
-              </w:rPr>
-            </w:r>
-            <w:r>
-              <w:rPr>
-                <w:b w:val="0"/>
-                <w:sz w:val="16"/>
-              </w:rPr>
-            </w:r>
+            <w:r/>
           </w:p>
         </w:tc>
         <w:tc>
@@ -7343,17 +3993,7 @@
             <w:vAlign w:val="center"/>
           </w:tcPr>
           <w:p>
-            <w:r>
-              <w:rPr>
-                <w:sz w:val="16"/>
-              </w:rPr>
-            </w:r>
-            <w:r>
-              <w:rPr>
-                <w:b w:val="0"/>
-                <w:sz w:val="16"/>
-              </w:rPr>
-            </w:r>
+            <w:r/>
           </w:p>
         </w:tc>
         <w:tc>
@@ -7362,17 +4002,7 @@
             <w:vAlign w:val="center"/>
           </w:tcPr>
           <w:p>
-            <w:r>
-              <w:rPr>
-                <w:sz w:val="16"/>
-              </w:rPr>
-            </w:r>
-            <w:r>
-              <w:rPr>
-                <w:b w:val="0"/>
-                <w:sz w:val="16"/>
-              </w:rPr>
-            </w:r>
+            <w:r/>
           </w:p>
         </w:tc>
       </w:tr>
@@ -7413,15 +4043,6 @@
           </w:tcPr>
           <w:p>
             <w:r>
-              <w:rPr>
-                <w:sz w:val="16"/>
-              </w:rPr>
-            </w:r>
-            <w:r>
-              <w:rPr>
-                <w:b/>
-                <w:sz w:val="16"/>
-              </w:rPr>
               <w:t>Date</w:t>
             </w:r>
           </w:p>
@@ -7434,15 +4055,6 @@
           </w:tcPr>
           <w:p>
             <w:r>
-              <w:rPr>
-                <w:sz w:val="16"/>
-              </w:rPr>
-            </w:r>
-            <w:r>
-              <w:rPr>
-                <w:b/>
-                <w:sz w:val="16"/>
-              </w:rPr>
               <w:t>Reviewer</w:t>
             </w:r>
           </w:p>
@@ -7455,15 +4067,6 @@
           </w:tcPr>
           <w:p>
             <w:r>
-              <w:rPr>
-                <w:sz w:val="16"/>
-              </w:rPr>
-            </w:r>
-            <w:r>
-              <w:rPr>
-                <w:b/>
-                <w:sz w:val="16"/>
-              </w:rPr>
               <w:t>Focus Area</w:t>
             </w:r>
           </w:p>
@@ -7476,15 +4079,6 @@
           </w:tcPr>
           <w:p>
             <w:r>
-              <w:rPr>
-                <w:sz w:val="16"/>
-              </w:rPr>
-            </w:r>
-            <w:r>
-              <w:rPr>
-                <w:b/>
-                <w:sz w:val="16"/>
-              </w:rPr>
               <w:t>Evidence Reviewed</w:t>
             </w:r>
           </w:p>
@@ -7497,15 +4091,6 @@
           </w:tcPr>
           <w:p>
             <w:r>
-              <w:rPr>
-                <w:sz w:val="16"/>
-              </w:rPr>
-            </w:r>
-            <w:r>
-              <w:rPr>
-                <w:b/>
-                <w:sz w:val="16"/>
-              </w:rPr>
               <w:t>Feedback / Action Items</w:t>
             </w:r>
           </w:p>
@@ -7518,15 +4103,6 @@
           </w:tcPr>
           <w:p>
             <w:r>
-              <w:rPr>
-                <w:sz w:val="16"/>
-              </w:rPr>
-            </w:r>
-            <w:r>
-              <w:rPr>
-                <w:b/>
-                <w:sz w:val="16"/>
-              </w:rPr>
               <w:t>Follow-up Date</w:t>
             </w:r>
           </w:p>
@@ -7539,17 +4115,7 @@
             <w:vAlign w:val="center"/>
           </w:tcPr>
           <w:p>
-            <w:r>
-              <w:rPr>
-                <w:sz w:val="16"/>
-              </w:rPr>
-            </w:r>
-            <w:r>
-              <w:rPr>
-                <w:b w:val="0"/>
-                <w:sz w:val="16"/>
-              </w:rPr>
-            </w:r>
+            <w:r/>
           </w:p>
         </w:tc>
         <w:tc>
@@ -7558,17 +4124,7 @@
             <w:vAlign w:val="center"/>
           </w:tcPr>
           <w:p>
-            <w:r>
-              <w:rPr>
-                <w:sz w:val="16"/>
-              </w:rPr>
-            </w:r>
-            <w:r>
-              <w:rPr>
-                <w:b w:val="0"/>
-                <w:sz w:val="16"/>
-              </w:rPr>
-            </w:r>
+            <w:r/>
           </w:p>
         </w:tc>
         <w:tc>
@@ -7577,17 +4133,7 @@
             <w:vAlign w:val="center"/>
           </w:tcPr>
           <w:p>
-            <w:r>
-              <w:rPr>
-                <w:sz w:val="16"/>
-              </w:rPr>
-            </w:r>
-            <w:r>
-              <w:rPr>
-                <w:b w:val="0"/>
-                <w:sz w:val="16"/>
-              </w:rPr>
-            </w:r>
+            <w:r/>
           </w:p>
         </w:tc>
         <w:tc>
@@ -7596,17 +4142,7 @@
             <w:vAlign w:val="center"/>
           </w:tcPr>
           <w:p>
-            <w:r>
-              <w:rPr>
-                <w:sz w:val="16"/>
-              </w:rPr>
-            </w:r>
-            <w:r>
-              <w:rPr>
-                <w:b w:val="0"/>
-                <w:sz w:val="16"/>
-              </w:rPr>
-            </w:r>
+            <w:r/>
           </w:p>
         </w:tc>
         <w:tc>
@@ -7615,17 +4151,7 @@
             <w:vAlign w:val="center"/>
           </w:tcPr>
           <w:p>
-            <w:r>
-              <w:rPr>
-                <w:sz w:val="16"/>
-              </w:rPr>
-            </w:r>
-            <w:r>
-              <w:rPr>
-                <w:b w:val="0"/>
-                <w:sz w:val="16"/>
-              </w:rPr>
-            </w:r>
+            <w:r/>
           </w:p>
         </w:tc>
         <w:tc>
@@ -7634,17 +4160,7 @@
             <w:vAlign w:val="center"/>
           </w:tcPr>
           <w:p>
-            <w:r>
-              <w:rPr>
-                <w:sz w:val="16"/>
-              </w:rPr>
-            </w:r>
-            <w:r>
-              <w:rPr>
-                <w:b w:val="0"/>
-                <w:sz w:val="16"/>
-              </w:rPr>
-            </w:r>
+            <w:r/>
           </w:p>
         </w:tc>
       </w:tr>
@@ -7655,17 +4171,7 @@
             <w:vAlign w:val="center"/>
           </w:tcPr>
           <w:p>
-            <w:r>
-              <w:rPr>
-                <w:sz w:val="16"/>
-              </w:rPr>
-            </w:r>
-            <w:r>
-              <w:rPr>
-                <w:b w:val="0"/>
-                <w:sz w:val="16"/>
-              </w:rPr>
-            </w:r>
+            <w:r/>
           </w:p>
         </w:tc>
         <w:tc>
@@ -7674,17 +4180,7 @@
             <w:vAlign w:val="center"/>
           </w:tcPr>
           <w:p>
-            <w:r>
-              <w:rPr>
-                <w:sz w:val="16"/>
-              </w:rPr>
-            </w:r>
-            <w:r>
-              <w:rPr>
-                <w:b w:val="0"/>
-                <w:sz w:val="16"/>
-              </w:rPr>
-            </w:r>
+            <w:r/>
           </w:p>
         </w:tc>
         <w:tc>
@@ -7693,17 +4189,7 @@
             <w:vAlign w:val="center"/>
           </w:tcPr>
           <w:p>
-            <w:r>
-              <w:rPr>
-                <w:sz w:val="16"/>
-              </w:rPr>
-            </w:r>
-            <w:r>
-              <w:rPr>
-                <w:b w:val="0"/>
-                <w:sz w:val="16"/>
-              </w:rPr>
-            </w:r>
+            <w:r/>
           </w:p>
         </w:tc>
         <w:tc>
@@ -7712,17 +4198,7 @@
             <w:vAlign w:val="center"/>
           </w:tcPr>
           <w:p>
-            <w:r>
-              <w:rPr>
-                <w:sz w:val="16"/>
-              </w:rPr>
-            </w:r>
-            <w:r>
-              <w:rPr>
-                <w:b w:val="0"/>
-                <w:sz w:val="16"/>
-              </w:rPr>
-            </w:r>
+            <w:r/>
           </w:p>
         </w:tc>
         <w:tc>
@@ -7731,17 +4207,7 @@
             <w:vAlign w:val="center"/>
           </w:tcPr>
           <w:p>
-            <w:r>
-              <w:rPr>
-                <w:sz w:val="16"/>
-              </w:rPr>
-            </w:r>
-            <w:r>
-              <w:rPr>
-                <w:b w:val="0"/>
-                <w:sz w:val="16"/>
-              </w:rPr>
-            </w:r>
+            <w:r/>
           </w:p>
         </w:tc>
         <w:tc>
@@ -7750,17 +4216,7 @@
             <w:vAlign w:val="center"/>
           </w:tcPr>
           <w:p>
-            <w:r>
-              <w:rPr>
-                <w:sz w:val="16"/>
-              </w:rPr>
-            </w:r>
-            <w:r>
-              <w:rPr>
-                <w:b w:val="0"/>
-                <w:sz w:val="16"/>
-              </w:rPr>
-            </w:r>
+            <w:r/>
           </w:p>
         </w:tc>
       </w:tr>
@@ -7771,17 +4227,7 @@
             <w:vAlign w:val="center"/>
           </w:tcPr>
           <w:p>
-            <w:r>
-              <w:rPr>
-                <w:sz w:val="16"/>
-              </w:rPr>
-            </w:r>
-            <w:r>
-              <w:rPr>
-                <w:b w:val="0"/>
-                <w:sz w:val="16"/>
-              </w:rPr>
-            </w:r>
+            <w:r/>
           </w:p>
         </w:tc>
         <w:tc>
@@ -7790,17 +4236,7 @@
             <w:vAlign w:val="center"/>
           </w:tcPr>
           <w:p>
-            <w:r>
-              <w:rPr>
-                <w:sz w:val="16"/>
-              </w:rPr>
-            </w:r>
-            <w:r>
-              <w:rPr>
-                <w:b w:val="0"/>
-                <w:sz w:val="16"/>
-              </w:rPr>
-            </w:r>
+            <w:r/>
           </w:p>
         </w:tc>
         <w:tc>
@@ -7809,17 +4245,7 @@
             <w:vAlign w:val="center"/>
           </w:tcPr>
           <w:p>
-            <w:r>
-              <w:rPr>
-                <w:sz w:val="16"/>
-              </w:rPr>
-            </w:r>
-            <w:r>
-              <w:rPr>
-                <w:b w:val="0"/>
-                <w:sz w:val="16"/>
-              </w:rPr>
-            </w:r>
+            <w:r/>
           </w:p>
         </w:tc>
         <w:tc>
@@ -7828,17 +4254,7 @@
             <w:vAlign w:val="center"/>
           </w:tcPr>
           <w:p>
-            <w:r>
-              <w:rPr>
-                <w:sz w:val="16"/>
-              </w:rPr>
-            </w:r>
-            <w:r>
-              <w:rPr>
-                <w:b w:val="0"/>
-                <w:sz w:val="16"/>
-              </w:rPr>
-            </w:r>
+            <w:r/>
           </w:p>
         </w:tc>
         <w:tc>
@@ -7847,17 +4263,7 @@
             <w:vAlign w:val="center"/>
           </w:tcPr>
           <w:p>
-            <w:r>
-              <w:rPr>
-                <w:sz w:val="16"/>
-              </w:rPr>
-            </w:r>
-            <w:r>
-              <w:rPr>
-                <w:b w:val="0"/>
-                <w:sz w:val="16"/>
-              </w:rPr>
-            </w:r>
+            <w:r/>
           </w:p>
         </w:tc>
         <w:tc>
@@ -7866,17 +4272,7 @@
             <w:vAlign w:val="center"/>
           </w:tcPr>
           <w:p>
-            <w:r>
-              <w:rPr>
-                <w:sz w:val="16"/>
-              </w:rPr>
-            </w:r>
-            <w:r>
-              <w:rPr>
-                <w:b w:val="0"/>
-                <w:sz w:val="16"/>
-              </w:rPr>
-            </w:r>
+            <w:r/>
           </w:p>
         </w:tc>
       </w:tr>
@@ -7969,15 +4365,6 @@
           </w:tcPr>
           <w:p>
             <w:r>
-              <w:rPr>
-                <w:sz w:val="16"/>
-              </w:rPr>
-            </w:r>
-            <w:r>
-              <w:rPr>
-                <w:b/>
-                <w:sz w:val="16"/>
-              </w:rPr>
               <w:t>Field</w:t>
             </w:r>
           </w:p>
@@ -7990,15 +4377,6 @@
           </w:tcPr>
           <w:p>
             <w:r>
-              <w:rPr>
-                <w:sz w:val="16"/>
-              </w:rPr>
-            </w:r>
-            <w:r>
-              <w:rPr>
-                <w:b/>
-                <w:sz w:val="16"/>
-              </w:rPr>
               <w:t>Sample Entry</w:t>
             </w:r>
           </w:p>
@@ -8012,15 +4390,6 @@
           </w:tcPr>
           <w:p>
             <w:r>
-              <w:rPr>
-                <w:sz w:val="16"/>
-              </w:rPr>
-            </w:r>
-            <w:r>
-              <w:rPr>
-                <w:b w:val="0"/>
-                <w:sz w:val="16"/>
-              </w:rPr>
               <w:t>Date</w:t>
             </w:r>
           </w:p>
@@ -8032,16 +4401,7 @@
           </w:tcPr>
           <w:p>
             <w:r>
-              <w:rPr>
-                <w:sz w:val="16"/>
-              </w:rPr>
-            </w:r>
-            <w:r>
-              <w:rPr>
-                <w:b w:val="0"/>
-                <w:sz w:val="16"/>
-              </w:rPr>
-              <w:t>[Sample] Week 4, Lesson 2</w:t>
+              <w:t>Sample Week 4, Lesson 2</w:t>
             </w:r>
           </w:p>
         </w:tc>
@@ -8054,15 +4414,6 @@
           </w:tcPr>
           <w:p>
             <w:r>
-              <w:rPr>
-                <w:sz w:val="16"/>
-              </w:rPr>
-            </w:r>
-            <w:r>
-              <w:rPr>
-                <w:b w:val="0"/>
-                <w:sz w:val="16"/>
-              </w:rPr>
               <w:t>Unit / Topic</w:t>
             </w:r>
           </w:p>
@@ -8074,15 +4425,6 @@
           </w:tcPr>
           <w:p>
             <w:r>
-              <w:rPr>
-                <w:sz w:val="16"/>
-              </w:rPr>
-            </w:r>
-            <w:r>
-              <w:rPr>
-                <w:b w:val="0"/>
-                <w:sz w:val="16"/>
-              </w:rPr>
               <w:t>Unit 2 - Measurement Lab and Error Analysis</w:t>
             </w:r>
           </w:p>
@@ -8096,15 +4438,6 @@
           </w:tcPr>
           <w:p>
             <w:r>
-              <w:rPr>
-                <w:sz w:val="16"/>
-              </w:rPr>
-            </w:r>
-            <w:r>
-              <w:rPr>
-                <w:b w:val="0"/>
-                <w:sz w:val="16"/>
-              </w:rPr>
               <w:t>Curriculum Expectations</w:t>
             </w:r>
           </w:p>
@@ -8116,15 +4449,6 @@
           </w:tcPr>
           <w:p>
             <w:r>
-              <w:rPr>
-                <w:sz w:val="16"/>
-              </w:rPr>
-            </w:r>
-            <w:r>
-              <w:rPr>
-                <w:b w:val="0"/>
-                <w:sz w:val="16"/>
-              </w:rPr>
               <w:t>A1, A2, A3, A4</w:t>
             </w:r>
           </w:p>
@@ -8138,15 +4462,6 @@
           </w:tcPr>
           <w:p>
             <w:r>
-              <w:rPr>
-                <w:sz w:val="16"/>
-              </w:rPr>
-            </w:r>
-            <w:r>
-              <w:rPr>
-                <w:b w:val="0"/>
-                <w:sz w:val="16"/>
-              </w:rPr>
               <w:t>Activities Completed</w:t>
             </w:r>
           </w:p>
@@ -8158,15 +4473,6 @@
           </w:tcPr>
           <w:p>
             <w:r>
-              <w:rPr>
-                <w:sz w:val="16"/>
-              </w:rPr>
-            </w:r>
-            <w:r>
-              <w:rPr>
-                <w:b w:val="0"/>
-                <w:sz w:val="16"/>
-              </w:rPr>
               <w:t>Teacher demo: caliper use; student measurement trial; spreadsheet data entry; peer check of measurements.</w:t>
             </w:r>
           </w:p>
@@ -8180,15 +4486,6 @@
           </w:tcPr>
           <w:p>
             <w:r>
-              <w:rPr>
-                <w:sz w:val="16"/>
-              </w:rPr>
-            </w:r>
-            <w:r>
-              <w:rPr>
-                <w:b w:val="0"/>
-                <w:sz w:val="16"/>
-              </w:rPr>
               <w:t>Safety Controls</w:t>
             </w:r>
           </w:p>
@@ -8200,15 +4497,6 @@
           </w:tcPr>
           <w:p>
             <w:r>
-              <w:rPr>
-                <w:sz w:val="16"/>
-              </w:rPr>
-            </w:r>
-            <w:r>
-              <w:rPr>
-                <w:b w:val="0"/>
-                <w:sz w:val="16"/>
-              </w:rPr>
               <w:t>PPE reminder; no cutting tools used; calipers handled under teacher supervision; workstations checked.</w:t>
             </w:r>
           </w:p>
@@ -8222,15 +4510,6 @@
           </w:tcPr>
           <w:p>
             <w:r>
-              <w:rPr>
-                <w:sz w:val="16"/>
-              </w:rPr>
-            </w:r>
-            <w:r>
-              <w:rPr>
-                <w:b w:val="0"/>
-                <w:sz w:val="16"/>
-              </w:rPr>
               <w:t>Assessment Evidence</w:t>
             </w:r>
           </w:p>
@@ -8242,15 +4521,6 @@
           </w:tcPr>
           <w:p>
             <w:r>
-              <w:rPr>
-                <w:sz w:val="16"/>
-              </w:rPr>
-            </w:r>
-            <w:r>
-              <w:rPr>
-                <w:b w:val="0"/>
-                <w:sz w:val="16"/>
-              </w:rPr>
               <w:t>Measurement table collected for formative feedback; teacher conference notes for students needing support.</w:t>
             </w:r>
           </w:p>
@@ -8264,15 +4534,6 @@
           </w:tcPr>
           <w:p>
             <w:r>
-              <w:rPr>
-                <w:sz w:val="16"/>
-              </w:rPr>
-            </w:r>
-            <w:r>
-              <w:rPr>
-                <w:b w:val="0"/>
-                <w:sz w:val="16"/>
-              </w:rPr>
               <w:t>AI Use / Controls</w:t>
             </w:r>
           </w:p>
@@ -8284,15 +4545,6 @@
           </w:tcPr>
           <w:p>
             <w:r>
-              <w:rPr>
-                <w:sz w:val="16"/>
-              </w:rPr>
-            </w:r>
-            <w:r>
-              <w:rPr>
-                <w:b w:val="0"/>
-                <w:sz w:val="16"/>
-              </w:rPr>
               <w:t>Students could ask AI to explain average, range, and measurement error, but final calculations and interpretation were verified by the student.</w:t>
             </w:r>
           </w:p>
@@ -8306,15 +4558,6 @@
           </w:tcPr>
           <w:p>
             <w:r>
-              <w:rPr>
-                <w:sz w:val="16"/>
-              </w:rPr>
-            </w:r>
-            <w:r>
-              <w:rPr>
-                <w:b w:val="0"/>
-                <w:sz w:val="16"/>
-              </w:rPr>
               <w:t>Next Steps</w:t>
             </w:r>
           </w:p>
@@ -8326,15 +4569,6 @@
           </w:tcPr>
           <w:p>
             <w:r>
-              <w:rPr>
-                <w:sz w:val="16"/>
-              </w:rPr>
-            </w:r>
-            <w:r>
-              <w:rPr>
-                <w:b w:val="0"/>
-                <w:sz w:val="16"/>
-              </w:rPr>
               <w:t>Complete QC report draft and prepare short discussion on reducing error.</w:t>
             </w:r>
           </w:p>
@@ -8374,15 +4608,6 @@
           </w:tcPr>
           <w:p>
             <w:r>
-              <w:rPr>
-                <w:sz w:val="16"/>
-              </w:rPr>
-            </w:r>
-            <w:r>
-              <w:rPr>
-                <w:b/>
-                <w:sz w:val="16"/>
-              </w:rPr>
               <w:t>Verification Item</w:t>
             </w:r>
           </w:p>
@@ -8395,15 +4620,6 @@
           </w:tcPr>
           <w:p>
             <w:r>
-              <w:rPr>
-                <w:sz w:val="16"/>
-              </w:rPr>
-            </w:r>
-            <w:r>
-              <w:rPr>
-                <w:b/>
-                <w:sz w:val="16"/>
-              </w:rPr>
               <w:t>Yes / No</w:t>
             </w:r>
           </w:p>
@@ -8416,15 +4632,6 @@
           </w:tcPr>
           <w:p>
             <w:r>
-              <w:rPr>
-                <w:sz w:val="16"/>
-              </w:rPr>
-            </w:r>
-            <w:r>
-              <w:rPr>
-                <w:b/>
-                <w:sz w:val="16"/>
-              </w:rPr>
               <w:t>Notes</w:t>
             </w:r>
           </w:p>
@@ -8438,15 +4645,6 @@
           </w:tcPr>
           <w:p>
             <w:r>
-              <w:rPr>
-                <w:sz w:val="16"/>
-              </w:rPr>
-            </w:r>
-            <w:r>
-              <w:rPr>
-                <w:b w:val="0"/>
-                <w:sz w:val="16"/>
-              </w:rPr>
               <w:t>All planned TAS2O units were delivered or appropriately adjusted while maintaining curriculum coverage.</w:t>
             </w:r>
           </w:p>
@@ -8457,17 +4655,7 @@
             <w:vAlign w:val="center"/>
           </w:tcPr>
           <w:p>
-            <w:r>
-              <w:rPr>
-                <w:sz w:val="16"/>
-              </w:rPr>
-            </w:r>
-            <w:r>
-              <w:rPr>
-                <w:b w:val="0"/>
-                <w:sz w:val="16"/>
-              </w:rPr>
-            </w:r>
+            <w:r/>
           </w:p>
         </w:tc>
         <w:tc>
@@ -8476,17 +4664,7 @@
             <w:vAlign w:val="center"/>
           </w:tcPr>
           <w:p>
-            <w:r>
-              <w:rPr>
-                <w:sz w:val="16"/>
-              </w:rPr>
-            </w:r>
-            <w:r>
-              <w:rPr>
-                <w:b w:val="0"/>
-                <w:sz w:val="16"/>
-              </w:rPr>
-            </w:r>
+            <w:r/>
           </w:p>
         </w:tc>
       </w:tr>
@@ -8498,15 +4676,6 @@
           </w:tcPr>
           <w:p>
             <w:r>
-              <w:rPr>
-                <w:sz w:val="16"/>
-              </w:rPr>
-            </w:r>
-            <w:r>
-              <w:rPr>
-                <w:b w:val="0"/>
-                <w:sz w:val="16"/>
-              </w:rPr>
               <w:t>The course met the required 110 instructional hours for a full credit.</w:t>
             </w:r>
           </w:p>
@@ -8517,17 +4686,7 @@
             <w:vAlign w:val="center"/>
           </w:tcPr>
           <w:p>
-            <w:r>
-              <w:rPr>
-                <w:sz w:val="16"/>
-              </w:rPr>
-            </w:r>
-            <w:r>
-              <w:rPr>
-                <w:b w:val="0"/>
-                <w:sz w:val="16"/>
-              </w:rPr>
-            </w:r>
+            <w:r/>
           </w:p>
         </w:tc>
         <w:tc>
@@ -8536,17 +4695,7 @@
             <w:vAlign w:val="center"/>
           </w:tcPr>
           <w:p>
-            <w:r>
-              <w:rPr>
-                <w:sz w:val="16"/>
-              </w:rPr>
-            </w:r>
-            <w:r>
-              <w:rPr>
-                <w:b w:val="0"/>
-                <w:sz w:val="16"/>
-              </w:rPr>
-            </w:r>
+            <w:r/>
           </w:p>
         </w:tc>
       </w:tr>
@@ -8558,15 +4707,6 @@
           </w:tcPr>
           <w:p>
             <w:r>
-              <w:rPr>
-                <w:sz w:val="16"/>
-              </w:rPr>
-            </w:r>
-            <w:r>
-              <w:rPr>
-                <w:b w:val="0"/>
-                <w:sz w:val="16"/>
-              </w:rPr>
               <w:t>Safety training and equipment controls were documented.</w:t>
             </w:r>
           </w:p>
@@ -8577,17 +4717,7 @@
             <w:vAlign w:val="center"/>
           </w:tcPr>
           <w:p>
-            <w:r>
-              <w:rPr>
-                <w:sz w:val="16"/>
-              </w:rPr>
-            </w:r>
-            <w:r>
-              <w:rPr>
-                <w:b w:val="0"/>
-                <w:sz w:val="16"/>
-              </w:rPr>
-            </w:r>
+            <w:r/>
           </w:p>
         </w:tc>
         <w:tc>
@@ -8596,17 +4726,7 @@
             <w:vAlign w:val="center"/>
           </w:tcPr>
           <w:p>
-            <w:r>
-              <w:rPr>
-                <w:sz w:val="16"/>
-              </w:rPr>
-            </w:r>
-            <w:r>
-              <w:rPr>
-                <w:b w:val="0"/>
-                <w:sz w:val="16"/>
-              </w:rPr>
-            </w:r>
+            <w:r/>
           </w:p>
         </w:tc>
       </w:tr>
@@ -8618,15 +4738,6 @@
           </w:tcPr>
           <w:p>
             <w:r>
-              <w:rPr>
-                <w:sz w:val="16"/>
-              </w:rPr>
-            </w:r>
-            <w:r>
-              <w:rPr>
-                <w:b w:val="0"/>
-                <w:sz w:val="16"/>
-              </w:rPr>
               <w:t>Assessment evidence supports the final grades recorded.</w:t>
             </w:r>
           </w:p>
@@ -8637,17 +4748,7 @@
             <w:vAlign w:val="center"/>
           </w:tcPr>
           <w:p>
-            <w:r>
-              <w:rPr>
-                <w:sz w:val="16"/>
-              </w:rPr>
-            </w:r>
-            <w:r>
-              <w:rPr>
-                <w:b w:val="0"/>
-                <w:sz w:val="16"/>
-              </w:rPr>
-            </w:r>
+            <w:r/>
           </w:p>
         </w:tc>
         <w:tc>
@@ -8656,17 +4757,7 @@
             <w:vAlign w:val="center"/>
           </w:tcPr>
           <w:p>
-            <w:r>
-              <w:rPr>
-                <w:sz w:val="16"/>
-              </w:rPr>
-            </w:r>
-            <w:r>
-              <w:rPr>
-                <w:b w:val="0"/>
-                <w:sz w:val="16"/>
-              </w:rPr>
-            </w:r>
+            <w:r/>
           </w:p>
         </w:tc>
       </w:tr>
@@ -8678,15 +4769,6 @@
           </w:tcPr>
           <w:p>
             <w:r>
-              <w:rPr>
-                <w:sz w:val="16"/>
-              </w:rPr>
-            </w:r>
-            <w:r>
-              <w:rPr>
-                <w:b w:val="0"/>
-                <w:sz w:val="16"/>
-              </w:rPr>
               <w:t>AI use was managed according to the course AI policy and student AI logs were reviewed where required.</w:t>
             </w:r>
           </w:p>
@@ -8697,17 +4779,7 @@
             <w:vAlign w:val="center"/>
           </w:tcPr>
           <w:p>
-            <w:r>
-              <w:rPr>
-                <w:sz w:val="16"/>
-              </w:rPr>
-            </w:r>
-            <w:r>
-              <w:rPr>
-                <w:b w:val="0"/>
-                <w:sz w:val="16"/>
-              </w:rPr>
-            </w:r>
+            <w:r/>
           </w:p>
         </w:tc>
         <w:tc>
@@ -8716,17 +4788,7 @@
             <w:vAlign w:val="center"/>
           </w:tcPr>
           <w:p>
-            <w:r>
-              <w:rPr>
-                <w:sz w:val="16"/>
-              </w:rPr>
-            </w:r>
-            <w:r>
-              <w:rPr>
-                <w:b w:val="0"/>
-                <w:sz w:val="16"/>
-              </w:rPr>
-            </w:r>
+            <w:r/>
           </w:p>
         </w:tc>
       </w:tr>
@@ -8738,15 +4800,6 @@
           </w:tcPr>
           <w:p>
             <w:r>
-              <w:rPr>
-                <w:sz w:val="16"/>
-              </w:rPr>
-            </w:r>
-            <w:r>
-              <w:rPr>
-                <w:b w:val="0"/>
-                <w:sz w:val="16"/>
-              </w:rPr>
               <w:t>Student work samples and final evaluation evidence were filed.</w:t>
             </w:r>
           </w:p>
@@ -8757,17 +4810,7 @@
             <w:vAlign w:val="center"/>
           </w:tcPr>
           <w:p>
-            <w:r>
-              <w:rPr>
-                <w:sz w:val="16"/>
-              </w:rPr>
-            </w:r>
-            <w:r>
-              <w:rPr>
-                <w:b w:val="0"/>
-                <w:sz w:val="16"/>
-              </w:rPr>
-            </w:r>
+            <w:r/>
           </w:p>
         </w:tc>
         <w:tc>
@@ -8776,17 +4819,7 @@
             <w:vAlign w:val="center"/>
           </w:tcPr>
           <w:p>
-            <w:r>
-              <w:rPr>
-                <w:sz w:val="16"/>
-              </w:rPr>
-            </w:r>
-            <w:r>
-              <w:rPr>
-                <w:b w:val="0"/>
-                <w:sz w:val="16"/>
-              </w:rPr>
-            </w:r>
+            <w:r/>
           </w:p>
         </w:tc>
       </w:tr>
@@ -8811,12 +4844,7 @@
             <w:shd w:fill="EFEFEF"/>
           </w:tcPr>
           <w:p>
-            <w:r/>
             <w:r>
-              <w:rPr>
-                <w:b/>
-                <w:sz w:val="16"/>
-              </w:rPr>
               <w:t>Teacher Name</w:t>
             </w:r>
           </w:p>
@@ -8827,12 +4855,7 @@
             <w:vAlign w:val="center"/>
           </w:tcPr>
           <w:p>
-            <w:r/>
             <w:r>
-              <w:rPr>
-                <w:b w:val="0"/>
-                <w:sz w:val="16"/>
-              </w:rPr>
               <w:t>Carlos Chen</w:t>
             </w:r>
           </w:p>
@@ -8844,12 +4867,7 @@
             <w:shd w:fill="EFEFEF"/>
           </w:tcPr>
           <w:p>
-            <w:r/>
             <w:r>
-              <w:rPr>
-                <w:b/>
-                <w:sz w:val="16"/>
-              </w:rPr>
               <w:t>Signature / Date</w:t>
             </w:r>
           </w:p>
@@ -8861,12 +4879,6 @@
           </w:tcPr>
           <w:p>
             <w:r/>
-            <w:r>
-              <w:rPr>
-                <w:b w:val="0"/>
-                <w:sz w:val="16"/>
-              </w:rPr>
-            </w:r>
           </w:p>
         </w:tc>
       </w:tr>
@@ -8878,12 +4890,7 @@
             <w:shd w:fill="EFEFEF"/>
           </w:tcPr>
           <w:p>
-            <w:r/>
             <w:r>
-              <w:rPr>
-                <w:b/>
-                <w:sz w:val="16"/>
-              </w:rPr>
               <w:t>Principal / Reviewer</w:t>
             </w:r>
           </w:p>
@@ -8894,13 +4901,8 @@
             <w:vAlign w:val="center"/>
           </w:tcPr>
           <w:p>
-            <w:r/>
             <w:r>
-              <w:rPr>
-                <w:b w:val="0"/>
-                <w:sz w:val="16"/>
-              </w:rPr>
-              <w:t>[Insert Name]</w:t>
+              <w:t>Carlos Chen</w:t>
             </w:r>
           </w:p>
         </w:tc>
@@ -8911,12 +4913,7 @@
             <w:shd w:fill="EFEFEF"/>
           </w:tcPr>
           <w:p>
-            <w:r/>
             <w:r>
-              <w:rPr>
-                <w:b/>
-                <w:sz w:val="16"/>
-              </w:rPr>
               <w:t>Signature / Date</w:t>
             </w:r>
           </w:p>
@@ -8928,12 +4925,6 @@
           </w:tcPr>
           <w:p>
             <w:r/>
-            <w:r>
-              <w:rPr>
-                <w:b w:val="0"/>
-                <w:sz w:val="16"/>
-              </w:rPr>
-            </w:r>
           </w:p>
         </w:tc>
       </w:tr>
@@ -8945,12 +4936,7 @@
             <w:shd w:fill="EFEFEF"/>
           </w:tcPr>
           <w:p>
-            <w:r/>
             <w:r>
-              <w:rPr>
-                <w:b/>
-                <w:sz w:val="16"/>
-              </w:rPr>
               <w:t>Course Completion Date</w:t>
             </w:r>
           </w:p>
@@ -8961,13 +4947,8 @@
             <w:vAlign w:val="center"/>
           </w:tcPr>
           <w:p>
-            <w:r/>
             <w:r>
-              <w:rPr>
-                <w:b w:val="0"/>
-                <w:sz w:val="16"/>
-              </w:rPr>
-              <w:t>[Insert Date]</w:t>
+              <w:t>2026-05-12</w:t>
             </w:r>
           </w:p>
         </w:tc>
@@ -8978,12 +4959,7 @@
             <w:shd w:fill="EFEFEF"/>
           </w:tcPr>
           <w:p>
-            <w:r/>
             <w:r>
-              <w:rPr>
-                <w:b/>
-                <w:sz w:val="16"/>
-              </w:rPr>
               <w:t>Final Evidence Binder Location</w:t>
             </w:r>
           </w:p>
@@ -8994,13 +4970,8 @@
             <w:vAlign w:val="center"/>
           </w:tcPr>
           <w:p>
-            <w:r/>
             <w:r>
-              <w:rPr>
-                <w:b w:val="0"/>
-                <w:sz w:val="16"/>
-              </w:rPr>
-              <w:t>[Insert Location]</w:t>
+              <w:t>Location</w:t>
             </w:r>
           </w:p>
         </w:tc>
@@ -9041,15 +5012,6 @@
           </w:tcPr>
           <w:p>
             <w:r>
-              <w:rPr>
-                <w:sz w:val="16"/>
-              </w:rPr>
-            </w:r>
-            <w:r>
-              <w:rPr>
-                <w:b/>
-                <w:sz w:val="16"/>
-              </w:rPr>
               <w:t>Version</w:t>
             </w:r>
           </w:p>
@@ -9062,15 +5024,6 @@
           </w:tcPr>
           <w:p>
             <w:r>
-              <w:rPr>
-                <w:sz w:val="16"/>
-              </w:rPr>
-            </w:r>
-            <w:r>
-              <w:rPr>
-                <w:b/>
-                <w:sz w:val="16"/>
-              </w:rPr>
               <w:t>Date</w:t>
             </w:r>
           </w:p>
@@ -9083,15 +5036,6 @@
           </w:tcPr>
           <w:p>
             <w:r>
-              <w:rPr>
-                <w:sz w:val="16"/>
-              </w:rPr>
-            </w:r>
-            <w:r>
-              <w:rPr>
-                <w:b/>
-                <w:sz w:val="16"/>
-              </w:rPr>
               <w:t>Prepared / Revised By</w:t>
             </w:r>
           </w:p>
@@ -9104,15 +5048,6 @@
           </w:tcPr>
           <w:p>
             <w:r>
-              <w:rPr>
-                <w:sz w:val="16"/>
-              </w:rPr>
-            </w:r>
-            <w:r>
-              <w:rPr>
-                <w:b/>
-                <w:sz w:val="16"/>
-              </w:rPr>
               <w:t>Description of Change</w:t>
             </w:r>
           </w:p>
@@ -9126,15 +5061,6 @@
           </w:tcPr>
           <w:p>
             <w:r>
-              <w:rPr>
-                <w:sz w:val="16"/>
-              </w:rPr>
-            </w:r>
-            <w:r>
-              <w:rPr>
-                <w:b w:val="0"/>
-                <w:sz w:val="16"/>
-              </w:rPr>
               <w:t>1.0</w:t>
             </w:r>
           </w:p>
@@ -9146,55 +5072,28 @@
           </w:tcPr>
           <w:p>
             <w:r>
-              <w:rPr>
-                <w:sz w:val="16"/>
-              </w:rPr>
+              <w:t>2026-05-12</w:t>
             </w:r>
+          </w:p>
+        </w:tc>
+        <w:tc>
+          <w:tcPr>
+            <w:tcW w:type="dxa" w:w="2304"/>
+            <w:vAlign w:val="center"/>
+          </w:tcPr>
+          <w:p>
             <w:r>
-              <w:rPr>
-                <w:b w:val="0"/>
-                <w:sz w:val="16"/>
-              </w:rPr>
-              <w:t>[Insert Date]</w:t>
+              <w:t>Carlos Chen</w:t>
             </w:r>
           </w:p>
         </w:tc>
         <w:tc>
           <w:tcPr>
-            <w:tcW w:type="dxa" w:w="2304"/>
+            <w:tcW w:type="dxa" w:w="4608"/>
             <w:vAlign w:val="center"/>
           </w:tcPr>
           <w:p>
             <w:r>
-              <w:rPr>
-                <w:sz w:val="16"/>
-              </w:rPr>
-            </w:r>
-            <w:r>
-              <w:rPr>
-                <w:b w:val="0"/>
-                <w:sz w:val="16"/>
-              </w:rPr>
-              <w:t>[Insert Name]</w:t>
-            </w:r>
-          </w:p>
-        </w:tc>
-        <w:tc>
-          <w:tcPr>
-            <w:tcW w:type="dxa" w:w="4608"/>
-            <w:vAlign w:val="center"/>
-          </w:tcPr>
-          <w:p>
-            <w:r>
-              <w:rPr>
-                <w:sz w:val="16"/>
-              </w:rPr>
-            </w:r>
-            <w:r>
-              <w:rPr>
-                <w:b w:val="0"/>
-                <w:sz w:val="16"/>
-              </w:rPr>
               <w:t>Initial TAS2O teacher daily lesson log package.</w:t>
             </w:r>
           </w:p>
@@ -9207,17 +5106,7 @@
             <w:vAlign w:val="center"/>
           </w:tcPr>
           <w:p>
-            <w:r>
-              <w:rPr>
-                <w:sz w:val="16"/>
-              </w:rPr>
-            </w:r>
-            <w:r>
-              <w:rPr>
-                <w:b w:val="0"/>
-                <w:sz w:val="16"/>
-              </w:rPr>
-            </w:r>
+            <w:r/>
           </w:p>
         </w:tc>
         <w:tc>
@@ -9226,17 +5115,7 @@
             <w:vAlign w:val="center"/>
           </w:tcPr>
           <w:p>
-            <w:r>
-              <w:rPr>
-                <w:sz w:val="16"/>
-              </w:rPr>
-            </w:r>
-            <w:r>
-              <w:rPr>
-                <w:b w:val="0"/>
-                <w:sz w:val="16"/>
-              </w:rPr>
-            </w:r>
+            <w:r/>
           </w:p>
         </w:tc>
         <w:tc>
@@ -9245,17 +5124,7 @@
             <w:vAlign w:val="center"/>
           </w:tcPr>
           <w:p>
-            <w:r>
-              <w:rPr>
-                <w:sz w:val="16"/>
-              </w:rPr>
-            </w:r>
-            <w:r>
-              <w:rPr>
-                <w:b w:val="0"/>
-                <w:sz w:val="16"/>
-              </w:rPr>
-            </w:r>
+            <w:r/>
           </w:p>
         </w:tc>
         <w:tc>
@@ -9264,17 +5133,7 @@
             <w:vAlign w:val="center"/>
           </w:tcPr>
           <w:p>
-            <w:r>
-              <w:rPr>
-                <w:sz w:val="16"/>
-              </w:rPr>
-            </w:r>
-            <w:r>
-              <w:rPr>
-                <w:b w:val="0"/>
-                <w:sz w:val="16"/>
-              </w:rPr>
-            </w:r>
+            <w:r/>
           </w:p>
         </w:tc>
       </w:tr>
